--- a/deliverables/hro-onboarding-tester-guide.docx
+++ b/deliverables/hro-onboarding-tester-guide.docx
@@ -12,7 +12,7 @@
     </w:p>
     <w:p>
       <w:pPr>
-        <w:pStyle w:val="Subtitle"/>
+        <w:pStyle w:val="Heading1"/>
       </w:pPr>
       <w:r>
         <w:t>End-to-End Test Case with Synthetic Data</w:t>
@@ -219,8 +219,7 @@
     </w:p>
     <w:p>
       <w:pPr>
-        <w:ind w:left="360" w:right="216"/>
-        <w:shd w:fill="FFF4CC"/>
+        <w:ind w:left="360"/>
       </w:pPr>
       <w:r>
         <w:rPr>
@@ -298,7 +297,6 @@
         <w:tc>
           <w:tcPr>
             <w:tcW w:type="dxa" w:w="5040"/>
-            <w:vAlign w:val="center"/>
             <w:shd w:fill="1F4E79"/>
           </w:tcPr>
           <w:p>
@@ -306,14 +304,14 @@
               <w:rPr>
                 <w:b/>
                 <w:color w:val="FFFFFF"/>
-                <w:sz w:val="17"/>
+                <w:sz w:val="16"/>
               </w:rPr>
             </w:r>
             <w:r>
               <w:rPr>
                 <w:b/>
                 <w:color w:val="FFFFFF"/>
-                <w:sz w:val="17"/>
+                <w:sz w:val="16"/>
               </w:rPr>
               <w:t>Field</w:t>
             </w:r>
@@ -322,7 +320,6 @@
         <w:tc>
           <w:tcPr>
             <w:tcW w:type="dxa" w:w="5040"/>
-            <w:vAlign w:val="center"/>
             <w:shd w:fill="1F4E79"/>
           </w:tcPr>
           <w:p>
@@ -330,14 +327,14 @@
               <w:rPr>
                 <w:b/>
                 <w:color w:val="FFFFFF"/>
-                <w:sz w:val="17"/>
+                <w:sz w:val="16"/>
               </w:rPr>
             </w:r>
             <w:r>
               <w:rPr>
                 <w:b/>
                 <w:color w:val="FFFFFF"/>
-                <w:sz w:val="17"/>
+                <w:sz w:val="16"/>
               </w:rPr>
               <w:t>Synthetic value</w:t>
             </w:r>
@@ -348,17 +345,20 @@
         <w:tc>
           <w:tcPr>
             <w:tcW w:type="dxa" w:w="5040"/>
-            <w:vAlign w:val="center"/>
           </w:tcPr>
           <w:p>
             <w:r>
               <w:rPr>
-                <w:sz w:val="17"/>
-              </w:rPr>
-            </w:r>
-            <w:r>
-              <w:rPr>
-                <w:sz w:val="17"/>
+                <w:b w:val="0"/>
+                <w:color w:val="222222"/>
+                <w:sz w:val="16"/>
+              </w:rPr>
+            </w:r>
+            <w:r>
+              <w:rPr>
+                <w:b w:val="0"/>
+                <w:color w:val="222222"/>
+                <w:sz w:val="16"/>
               </w:rPr>
               <w:t>Worker Name</w:t>
             </w:r>
@@ -367,17 +367,20 @@
         <w:tc>
           <w:tcPr>
             <w:tcW w:type="dxa" w:w="5040"/>
-            <w:vAlign w:val="center"/>
           </w:tcPr>
           <w:p>
             <w:r>
               <w:rPr>
-                <w:sz w:val="17"/>
-              </w:rPr>
-            </w:r>
-            <w:r>
-              <w:rPr>
-                <w:sz w:val="17"/>
+                <w:b w:val="0"/>
+                <w:color w:val="222222"/>
+                <w:sz w:val="16"/>
+              </w:rPr>
+            </w:r>
+            <w:r>
+              <w:rPr>
+                <w:b w:val="0"/>
+                <w:color w:val="222222"/>
+                <w:sz w:val="16"/>
               </w:rPr>
               <w:t>Priya Nair</w:t>
             </w:r>
@@ -388,18 +391,21 @@
         <w:tc>
           <w:tcPr>
             <w:tcW w:type="dxa" w:w="5040"/>
-            <w:vAlign w:val="center"/>
             <w:shd w:fill="EAF2F8"/>
           </w:tcPr>
           <w:p>
             <w:r>
               <w:rPr>
-                <w:sz w:val="17"/>
-              </w:rPr>
-            </w:r>
-            <w:r>
-              <w:rPr>
-                <w:sz w:val="17"/>
+                <w:b w:val="0"/>
+                <w:color w:val="222222"/>
+                <w:sz w:val="16"/>
+              </w:rPr>
+            </w:r>
+            <w:r>
+              <w:rPr>
+                <w:b w:val="0"/>
+                <w:color w:val="222222"/>
+                <w:sz w:val="16"/>
               </w:rPr>
               <w:t>Email</w:t>
             </w:r>
@@ -408,18 +414,21 @@
         <w:tc>
           <w:tcPr>
             <w:tcW w:type="dxa" w:w="5040"/>
-            <w:vAlign w:val="center"/>
             <w:shd w:fill="EAF2F8"/>
           </w:tcPr>
           <w:p>
             <w:r>
               <w:rPr>
-                <w:sz w:val="17"/>
-              </w:rPr>
-            </w:r>
-            <w:r>
-              <w:rPr>
-                <w:sz w:val="17"/>
+                <w:b w:val="0"/>
+                <w:color w:val="222222"/>
+                <w:sz w:val="16"/>
+              </w:rPr>
+            </w:r>
+            <w:r>
+              <w:rPr>
+                <w:b w:val="0"/>
+                <w:color w:val="222222"/>
+                <w:sz w:val="16"/>
               </w:rPr>
               <w:t>Replace with monitored QA inbox</w:t>
             </w:r>
@@ -430,17 +439,20 @@
         <w:tc>
           <w:tcPr>
             <w:tcW w:type="dxa" w:w="5040"/>
-            <w:vAlign w:val="center"/>
           </w:tcPr>
           <w:p>
             <w:r>
               <w:rPr>
-                <w:sz w:val="17"/>
-              </w:rPr>
-            </w:r>
-            <w:r>
-              <w:rPr>
-                <w:sz w:val="17"/>
+                <w:b w:val="0"/>
+                <w:color w:val="222222"/>
+                <w:sz w:val="16"/>
+              </w:rPr>
+            </w:r>
+            <w:r>
+              <w:rPr>
+                <w:b w:val="0"/>
+                <w:color w:val="222222"/>
+                <w:sz w:val="16"/>
               </w:rPr>
               <w:t>Documentation-only email</w:t>
             </w:r>
@@ -449,17 +461,20 @@
         <w:tc>
           <w:tcPr>
             <w:tcW w:type="dxa" w:w="5040"/>
-            <w:vAlign w:val="center"/>
           </w:tcPr>
           <w:p>
             <w:r>
               <w:rPr>
-                <w:sz w:val="17"/>
-              </w:rPr>
-            </w:r>
-            <w:r>
-              <w:rPr>
-                <w:sz w:val="17"/>
+                <w:b w:val="0"/>
+                <w:color w:val="222222"/>
+                <w:sz w:val="16"/>
+              </w:rPr>
+            </w:r>
+            <w:r>
+              <w:rPr>
+                <w:b w:val="0"/>
+                <w:color w:val="222222"/>
+                <w:sz w:val="16"/>
               </w:rPr>
               <w:t>priya.nair.qa@example.com</w:t>
             </w:r>
@@ -470,18 +485,21 @@
         <w:tc>
           <w:tcPr>
             <w:tcW w:type="dxa" w:w="5040"/>
-            <w:vAlign w:val="center"/>
             <w:shd w:fill="EAF2F8"/>
           </w:tcPr>
           <w:p>
             <w:r>
               <w:rPr>
-                <w:sz w:val="17"/>
-              </w:rPr>
-            </w:r>
-            <w:r>
-              <w:rPr>
-                <w:sz w:val="17"/>
+                <w:b w:val="0"/>
+                <w:color w:val="222222"/>
+                <w:sz w:val="16"/>
+              </w:rPr>
+            </w:r>
+            <w:r>
+              <w:rPr>
+                <w:b w:val="0"/>
+                <w:color w:val="222222"/>
+                <w:sz w:val="16"/>
               </w:rPr>
               <w:t>Phone</w:t>
             </w:r>
@@ -490,18 +508,21 @@
         <w:tc>
           <w:tcPr>
             <w:tcW w:type="dxa" w:w="5040"/>
-            <w:vAlign w:val="center"/>
             <w:shd w:fill="EAF2F8"/>
           </w:tcPr>
           <w:p>
             <w:r>
               <w:rPr>
-                <w:sz w:val="17"/>
-              </w:rPr>
-            </w:r>
-            <w:r>
-              <w:rPr>
-                <w:sz w:val="17"/>
+                <w:b w:val="0"/>
+                <w:color w:val="222222"/>
+                <w:sz w:val="16"/>
+              </w:rPr>
+            </w:r>
+            <w:r>
+              <w:rPr>
+                <w:b w:val="0"/>
+                <w:color w:val="222222"/>
+                <w:sz w:val="16"/>
               </w:rPr>
               <w:t>Leave blank</w:t>
             </w:r>
@@ -512,17 +533,20 @@
         <w:tc>
           <w:tcPr>
             <w:tcW w:type="dxa" w:w="5040"/>
-            <w:vAlign w:val="center"/>
           </w:tcPr>
           <w:p>
             <w:r>
               <w:rPr>
-                <w:sz w:val="17"/>
-              </w:rPr>
-            </w:r>
-            <w:r>
-              <w:rPr>
-                <w:sz w:val="17"/>
+                <w:b w:val="0"/>
+                <w:color w:val="222222"/>
+                <w:sz w:val="16"/>
+              </w:rPr>
+            </w:r>
+            <w:r>
+              <w:rPr>
+                <w:b w:val="0"/>
+                <w:color w:val="222222"/>
+                <w:sz w:val="16"/>
               </w:rPr>
               <w:t>Contact Channel</w:t>
             </w:r>
@@ -531,17 +555,20 @@
         <w:tc>
           <w:tcPr>
             <w:tcW w:type="dxa" w:w="5040"/>
-            <w:vAlign w:val="center"/>
           </w:tcPr>
           <w:p>
             <w:r>
               <w:rPr>
-                <w:sz w:val="17"/>
-              </w:rPr>
-            </w:r>
-            <w:r>
-              <w:rPr>
-                <w:sz w:val="17"/>
+                <w:b w:val="0"/>
+                <w:color w:val="222222"/>
+                <w:sz w:val="16"/>
+              </w:rPr>
+            </w:r>
+            <w:r>
+              <w:rPr>
+                <w:b w:val="0"/>
+                <w:color w:val="222222"/>
+                <w:sz w:val="16"/>
               </w:rPr>
               <w:t>Email only</w:t>
             </w:r>
@@ -552,18 +579,21 @@
         <w:tc>
           <w:tcPr>
             <w:tcW w:type="dxa" w:w="5040"/>
-            <w:vAlign w:val="center"/>
             <w:shd w:fill="EAF2F8"/>
           </w:tcPr>
           <w:p>
             <w:r>
               <w:rPr>
-                <w:sz w:val="17"/>
-              </w:rPr>
-            </w:r>
-            <w:r>
-              <w:rPr>
-                <w:sz w:val="17"/>
+                <w:b w:val="0"/>
+                <w:color w:val="222222"/>
+                <w:sz w:val="16"/>
+              </w:rPr>
+            </w:r>
+            <w:r>
+              <w:rPr>
+                <w:b w:val="0"/>
+                <w:color w:val="222222"/>
+                <w:sz w:val="16"/>
               </w:rPr>
               <w:t>Hire Type</w:t>
             </w:r>
@@ -572,18 +602,21 @@
         <w:tc>
           <w:tcPr>
             <w:tcW w:type="dxa" w:w="5040"/>
-            <w:vAlign w:val="center"/>
             <w:shd w:fill="EAF2F8"/>
           </w:tcPr>
           <w:p>
             <w:r>
               <w:rPr>
-                <w:sz w:val="17"/>
-              </w:rPr>
-            </w:r>
-            <w:r>
-              <w:rPr>
-                <w:sz w:val="17"/>
+                <w:b w:val="0"/>
+                <w:color w:val="222222"/>
+                <w:sz w:val="16"/>
+              </w:rPr>
+            </w:r>
+            <w:r>
+              <w:rPr>
+                <w:b w:val="0"/>
+                <w:color w:val="222222"/>
+                <w:sz w:val="16"/>
               </w:rPr>
               <w:t>External FTE</w:t>
             </w:r>
@@ -594,17 +627,20 @@
         <w:tc>
           <w:tcPr>
             <w:tcW w:type="dxa" w:w="5040"/>
-            <w:vAlign w:val="center"/>
           </w:tcPr>
           <w:p>
             <w:r>
               <w:rPr>
-                <w:sz w:val="17"/>
-              </w:rPr>
-            </w:r>
-            <w:r>
-              <w:rPr>
-                <w:sz w:val="17"/>
+                <w:b w:val="0"/>
+                <w:color w:val="222222"/>
+                <w:sz w:val="16"/>
+              </w:rPr>
+            </w:r>
+            <w:r>
+              <w:rPr>
+                <w:b w:val="0"/>
+                <w:color w:val="222222"/>
+                <w:sz w:val="16"/>
               </w:rPr>
               <w:t>Worker Category</w:t>
             </w:r>
@@ -613,17 +649,20 @@
         <w:tc>
           <w:tcPr>
             <w:tcW w:type="dxa" w:w="5040"/>
-            <w:vAlign w:val="center"/>
           </w:tcPr>
           <w:p>
             <w:r>
               <w:rPr>
-                <w:sz w:val="17"/>
-              </w:rPr>
-            </w:r>
-            <w:r>
-              <w:rPr>
-                <w:sz w:val="17"/>
+                <w:b w:val="0"/>
+                <w:color w:val="222222"/>
+                <w:sz w:val="16"/>
+              </w:rPr>
+            </w:r>
+            <w:r>
+              <w:rPr>
+                <w:b w:val="0"/>
+                <w:color w:val="222222"/>
+                <w:sz w:val="16"/>
               </w:rPr>
               <w:t>Employee</w:t>
             </w:r>
@@ -634,18 +673,21 @@
         <w:tc>
           <w:tcPr>
             <w:tcW w:type="dxa" w:w="5040"/>
-            <w:vAlign w:val="center"/>
             <w:shd w:fill="EAF2F8"/>
           </w:tcPr>
           <w:p>
             <w:r>
               <w:rPr>
-                <w:sz w:val="17"/>
-              </w:rPr>
-            </w:r>
-            <w:r>
-              <w:rPr>
-                <w:sz w:val="17"/>
+                <w:b w:val="0"/>
+                <w:color w:val="222222"/>
+                <w:sz w:val="16"/>
+              </w:rPr>
+            </w:r>
+            <w:r>
+              <w:rPr>
+                <w:b w:val="0"/>
+                <w:color w:val="222222"/>
+                <w:sz w:val="16"/>
               </w:rPr>
               <w:t>Worker Band</w:t>
             </w:r>
@@ -654,18 +696,21 @@
         <w:tc>
           <w:tcPr>
             <w:tcW w:type="dxa" w:w="5040"/>
-            <w:vAlign w:val="center"/>
             <w:shd w:fill="EAF2F8"/>
           </w:tcPr>
           <w:p>
             <w:r>
               <w:rPr>
-                <w:sz w:val="17"/>
-              </w:rPr>
-            </w:r>
-            <w:r>
-              <w:rPr>
-                <w:sz w:val="17"/>
+                <w:b w:val="0"/>
+                <w:color w:val="222222"/>
+                <w:sz w:val="16"/>
+              </w:rPr>
+            </w:r>
+            <w:r>
+              <w:rPr>
+                <w:b w:val="0"/>
+                <w:color w:val="222222"/>
+                <w:sz w:val="16"/>
               </w:rPr>
               <w:t>P3</w:t>
             </w:r>
@@ -676,17 +721,20 @@
         <w:tc>
           <w:tcPr>
             <w:tcW w:type="dxa" w:w="5040"/>
-            <w:vAlign w:val="center"/>
           </w:tcPr>
           <w:p>
             <w:r>
               <w:rPr>
-                <w:sz w:val="17"/>
-              </w:rPr>
-            </w:r>
-            <w:r>
-              <w:rPr>
-                <w:sz w:val="17"/>
+                <w:b w:val="0"/>
+                <w:color w:val="222222"/>
+                <w:sz w:val="16"/>
+              </w:rPr>
+            </w:r>
+            <w:r>
+              <w:rPr>
+                <w:b w:val="0"/>
+                <w:color w:val="222222"/>
+                <w:sz w:val="16"/>
               </w:rPr>
               <w:t>Role</w:t>
             </w:r>
@@ -695,17 +743,20 @@
         <w:tc>
           <w:tcPr>
             <w:tcW w:type="dxa" w:w="5040"/>
-            <w:vAlign w:val="center"/>
           </w:tcPr>
           <w:p>
             <w:r>
               <w:rPr>
-                <w:sz w:val="17"/>
-              </w:rPr>
-            </w:r>
-            <w:r>
-              <w:rPr>
-                <w:sz w:val="17"/>
+                <w:b w:val="0"/>
+                <w:color w:val="222222"/>
+                <w:sz w:val="16"/>
+              </w:rPr>
+            </w:r>
+            <w:r>
+              <w:rPr>
+                <w:b w:val="0"/>
+                <w:color w:val="222222"/>
+                <w:sz w:val="16"/>
               </w:rPr>
               <w:t>Senior Data Analyst</w:t>
             </w:r>
@@ -716,18 +767,21 @@
         <w:tc>
           <w:tcPr>
             <w:tcW w:type="dxa" w:w="5040"/>
-            <w:vAlign w:val="center"/>
             <w:shd w:fill="EAF2F8"/>
           </w:tcPr>
           <w:p>
             <w:r>
               <w:rPr>
-                <w:sz w:val="17"/>
-              </w:rPr>
-            </w:r>
-            <w:r>
-              <w:rPr>
-                <w:sz w:val="17"/>
+                <w:b w:val="0"/>
+                <w:color w:val="222222"/>
+                <w:sz w:val="16"/>
+              </w:rPr>
+            </w:r>
+            <w:r>
+              <w:rPr>
+                <w:b w:val="0"/>
+                <w:color w:val="222222"/>
+                <w:sz w:val="16"/>
               </w:rPr>
               <w:t>Department</w:t>
             </w:r>
@@ -736,18 +790,21 @@
         <w:tc>
           <w:tcPr>
             <w:tcW w:type="dxa" w:w="5040"/>
-            <w:vAlign w:val="center"/>
             <w:shd w:fill="EAF2F8"/>
           </w:tcPr>
           <w:p>
             <w:r>
               <w:rPr>
-                <w:sz w:val="17"/>
-              </w:rPr>
-            </w:r>
-            <w:r>
-              <w:rPr>
-                <w:sz w:val="17"/>
+                <w:b w:val="0"/>
+                <w:color w:val="222222"/>
+                <w:sz w:val="16"/>
+              </w:rPr>
+            </w:r>
+            <w:r>
+              <w:rPr>
+                <w:b w:val="0"/>
+                <w:color w:val="222222"/>
+                <w:sz w:val="16"/>
               </w:rPr>
               <w:t>People Analytics</w:t>
             </w:r>
@@ -758,17 +815,20 @@
         <w:tc>
           <w:tcPr>
             <w:tcW w:type="dxa" w:w="5040"/>
-            <w:vAlign w:val="center"/>
           </w:tcPr>
           <w:p>
             <w:r>
               <w:rPr>
-                <w:sz w:val="17"/>
-              </w:rPr>
-            </w:r>
-            <w:r>
-              <w:rPr>
-                <w:sz w:val="17"/>
+                <w:b w:val="0"/>
+                <w:color w:val="222222"/>
+                <w:sz w:val="16"/>
+              </w:rPr>
+            </w:r>
+            <w:r>
+              <w:rPr>
+                <w:b w:val="0"/>
+                <w:color w:val="222222"/>
+                <w:sz w:val="16"/>
               </w:rPr>
               <w:t>Geography</w:t>
             </w:r>
@@ -777,17 +837,20 @@
         <w:tc>
           <w:tcPr>
             <w:tcW w:type="dxa" w:w="5040"/>
-            <w:vAlign w:val="center"/>
           </w:tcPr>
           <w:p>
             <w:r>
               <w:rPr>
-                <w:sz w:val="17"/>
-              </w:rPr>
-            </w:r>
-            <w:r>
-              <w:rPr>
-                <w:sz w:val="17"/>
+                <w:b w:val="0"/>
+                <w:color w:val="222222"/>
+                <w:sz w:val="16"/>
+              </w:rPr>
+            </w:r>
+            <w:r>
+              <w:rPr>
+                <w:b w:val="0"/>
+                <w:color w:val="222222"/>
+                <w:sz w:val="16"/>
               </w:rPr>
               <w:t>India</w:t>
             </w:r>
@@ -798,18 +861,21 @@
         <w:tc>
           <w:tcPr>
             <w:tcW w:type="dxa" w:w="5040"/>
-            <w:vAlign w:val="center"/>
             <w:shd w:fill="EAF2F8"/>
           </w:tcPr>
           <w:p>
             <w:r>
               <w:rPr>
-                <w:sz w:val="17"/>
-              </w:rPr>
-            </w:r>
-            <w:r>
-              <w:rPr>
-                <w:sz w:val="17"/>
+                <w:b w:val="0"/>
+                <w:color w:val="222222"/>
+                <w:sz w:val="16"/>
+              </w:rPr>
+            </w:r>
+            <w:r>
+              <w:rPr>
+                <w:b w:val="0"/>
+                <w:color w:val="222222"/>
+                <w:sz w:val="16"/>
               </w:rPr>
               <w:t>Legal Entity</w:t>
             </w:r>
@@ -818,18 +884,21 @@
         <w:tc>
           <w:tcPr>
             <w:tcW w:type="dxa" w:w="5040"/>
-            <w:vAlign w:val="center"/>
             <w:shd w:fill="EAF2F8"/>
           </w:tcPr>
           <w:p>
             <w:r>
               <w:rPr>
-                <w:sz w:val="17"/>
-              </w:rPr>
-            </w:r>
-            <w:r>
-              <w:rPr>
-                <w:sz w:val="17"/>
+                <w:b w:val="0"/>
+                <w:color w:val="222222"/>
+                <w:sz w:val="16"/>
+              </w:rPr>
+            </w:r>
+            <w:r>
+              <w:rPr>
+                <w:b w:val="0"/>
+                <w:color w:val="222222"/>
+                <w:sz w:val="16"/>
               </w:rPr>
               <w:t>Example HQ India Pvt Ltd</w:t>
             </w:r>
@@ -840,17 +909,20 @@
         <w:tc>
           <w:tcPr>
             <w:tcW w:type="dxa" w:w="5040"/>
-            <w:vAlign w:val="center"/>
           </w:tcPr>
           <w:p>
             <w:r>
               <w:rPr>
-                <w:sz w:val="17"/>
-              </w:rPr>
-            </w:r>
-            <w:r>
-              <w:rPr>
-                <w:sz w:val="17"/>
+                <w:b w:val="0"/>
+                <w:color w:val="222222"/>
+                <w:sz w:val="16"/>
+              </w:rPr>
+            </w:r>
+            <w:r>
+              <w:rPr>
+                <w:b w:val="0"/>
+                <w:color w:val="222222"/>
+                <w:sz w:val="16"/>
               </w:rPr>
               <w:t>Joining Date</w:t>
             </w:r>
@@ -859,17 +931,20 @@
         <w:tc>
           <w:tcPr>
             <w:tcW w:type="dxa" w:w="5040"/>
-            <w:vAlign w:val="center"/>
           </w:tcPr>
           <w:p>
             <w:r>
               <w:rPr>
-                <w:sz w:val="17"/>
-              </w:rPr>
-            </w:r>
-            <w:r>
-              <w:rPr>
-                <w:sz w:val="17"/>
+                <w:b w:val="0"/>
+                <w:color w:val="222222"/>
+                <w:sz w:val="16"/>
+              </w:rPr>
+            </w:r>
+            <w:r>
+              <w:rPr>
+                <w:b w:val="0"/>
+                <w:color w:val="222222"/>
+                <w:sz w:val="16"/>
               </w:rPr>
               <w:t>2026-09-21</w:t>
             </w:r>
@@ -880,18 +955,21 @@
         <w:tc>
           <w:tcPr>
             <w:tcW w:type="dxa" w:w="5040"/>
-            <w:vAlign w:val="center"/>
             <w:shd w:fill="EAF2F8"/>
           </w:tcPr>
           <w:p>
             <w:r>
               <w:rPr>
-                <w:sz w:val="17"/>
-              </w:rPr>
-            </w:r>
-            <w:r>
-              <w:rPr>
-                <w:sz w:val="17"/>
+                <w:b w:val="0"/>
+                <w:color w:val="222222"/>
+                <w:sz w:val="16"/>
+              </w:rPr>
+            </w:r>
+            <w:r>
+              <w:rPr>
+                <w:b w:val="0"/>
+                <w:color w:val="222222"/>
+                <w:sz w:val="16"/>
               </w:rPr>
               <w:t>Manager</w:t>
             </w:r>
@@ -900,18 +978,21 @@
         <w:tc>
           <w:tcPr>
             <w:tcW w:type="dxa" w:w="5040"/>
-            <w:vAlign w:val="center"/>
             <w:shd w:fill="EAF2F8"/>
           </w:tcPr>
           <w:p>
             <w:r>
               <w:rPr>
-                <w:sz w:val="17"/>
-              </w:rPr>
-            </w:r>
-            <w:r>
-              <w:rPr>
-                <w:sz w:val="17"/>
+                <w:b w:val="0"/>
+                <w:color w:val="222222"/>
+                <w:sz w:val="16"/>
+              </w:rPr>
+            </w:r>
+            <w:r>
+              <w:rPr>
+                <w:b w:val="0"/>
+                <w:color w:val="222222"/>
+                <w:sz w:val="16"/>
               </w:rPr>
               <w:t>Arjun Mehta</w:t>
             </w:r>
@@ -922,17 +1003,20 @@
         <w:tc>
           <w:tcPr>
             <w:tcW w:type="dxa" w:w="5040"/>
-            <w:vAlign w:val="center"/>
           </w:tcPr>
           <w:p>
             <w:r>
               <w:rPr>
-                <w:sz w:val="17"/>
-              </w:rPr>
-            </w:r>
-            <w:r>
-              <w:rPr>
-                <w:sz w:val="17"/>
+                <w:b w:val="0"/>
+                <w:color w:val="222222"/>
+                <w:sz w:val="16"/>
+              </w:rPr>
+            </w:r>
+            <w:r>
+              <w:rPr>
+                <w:b w:val="0"/>
+                <w:color w:val="222222"/>
+                <w:sz w:val="16"/>
               </w:rPr>
               <w:t>Recruiter</w:t>
             </w:r>
@@ -941,17 +1025,20 @@
         <w:tc>
           <w:tcPr>
             <w:tcW w:type="dxa" w:w="5040"/>
-            <w:vAlign w:val="center"/>
           </w:tcPr>
           <w:p>
             <w:r>
               <w:rPr>
-                <w:sz w:val="17"/>
-              </w:rPr>
-            </w:r>
-            <w:r>
-              <w:rPr>
-                <w:sz w:val="17"/>
+                <w:b w:val="0"/>
+                <w:color w:val="222222"/>
+                <w:sz w:val="16"/>
+              </w:rPr>
+            </w:r>
+            <w:r>
+              <w:rPr>
+                <w:b w:val="0"/>
+                <w:color w:val="222222"/>
+                <w:sz w:val="16"/>
               </w:rPr>
               <w:t>Neha Kapoor</w:t>
             </w:r>
@@ -962,18 +1049,21 @@
         <w:tc>
           <w:tcPr>
             <w:tcW w:type="dxa" w:w="5040"/>
-            <w:vAlign w:val="center"/>
             <w:shd w:fill="EAF2F8"/>
           </w:tcPr>
           <w:p>
             <w:r>
               <w:rPr>
-                <w:sz w:val="17"/>
-              </w:rPr>
-            </w:r>
-            <w:r>
-              <w:rPr>
-                <w:sz w:val="17"/>
+                <w:b w:val="0"/>
+                <w:color w:val="222222"/>
+                <w:sz w:val="16"/>
+              </w:rPr>
+            </w:r>
+            <w:r>
+              <w:rPr>
+                <w:b w:val="0"/>
+                <w:color w:val="222222"/>
+                <w:sz w:val="16"/>
               </w:rPr>
               <w:t>Urgency</w:t>
             </w:r>
@@ -982,18 +1072,21 @@
         <w:tc>
           <w:tcPr>
             <w:tcW w:type="dxa" w:w="5040"/>
-            <w:vAlign w:val="center"/>
             <w:shd w:fill="EAF2F8"/>
           </w:tcPr>
           <w:p>
             <w:r>
               <w:rPr>
-                <w:sz w:val="17"/>
-              </w:rPr>
-            </w:r>
-            <w:r>
-              <w:rPr>
-                <w:sz w:val="17"/>
+                <w:b w:val="0"/>
+                <w:color w:val="222222"/>
+                <w:sz w:val="16"/>
+              </w:rPr>
+            </w:r>
+            <w:r>
+              <w:rPr>
+                <w:b w:val="0"/>
+                <w:color w:val="222222"/>
+                <w:sz w:val="16"/>
               </w:rPr>
               <w:t>High</w:t>
             </w:r>
@@ -1004,17 +1097,20 @@
         <w:tc>
           <w:tcPr>
             <w:tcW w:type="dxa" w:w="5040"/>
-            <w:vAlign w:val="center"/>
           </w:tcPr>
           <w:p>
             <w:r>
               <w:rPr>
-                <w:sz w:val="17"/>
-              </w:rPr>
-            </w:r>
-            <w:r>
-              <w:rPr>
-                <w:sz w:val="17"/>
+                <w:b w:val="0"/>
+                <w:color w:val="222222"/>
+                <w:sz w:val="16"/>
+              </w:rPr>
+            </w:r>
+            <w:r>
+              <w:rPr>
+                <w:b w:val="0"/>
+                <w:color w:val="222222"/>
+                <w:sz w:val="16"/>
               </w:rPr>
               <w:t>Notes</w:t>
             </w:r>
@@ -1023,17 +1119,20 @@
         <w:tc>
           <w:tcPr>
             <w:tcW w:type="dxa" w:w="5040"/>
-            <w:vAlign w:val="center"/>
           </w:tcPr>
           <w:p>
             <w:r>
               <w:rPr>
-                <w:sz w:val="17"/>
-              </w:rPr>
-            </w:r>
-            <w:r>
-              <w:rPr>
-                <w:sz w:val="17"/>
+                <w:b w:val="0"/>
+                <w:color w:val="222222"/>
+                <w:sz w:val="16"/>
+              </w:rPr>
+            </w:r>
+            <w:r>
+              <w:rPr>
+                <w:b w:val="0"/>
+                <w:color w:val="222222"/>
+                <w:sz w:val="16"/>
               </w:rPr>
               <w:t>Synthetic QA case. Validate automated portal delivery, Day-1 logistics, mandatory checklist gates, candidate document upload, and audit history. No real personal data.</w:t>
             </w:r>
@@ -1979,7 +2078,6 @@
       <w:r>
         <w:rPr>
           <w:rFonts w:ascii="Consolas" w:hAnsi="Consolas"/>
-          <w:color w:val="505050"/>
           <w:sz w:val="18"/>
         </w:rPr>
         <w:t>priya-nair-synthetic-id-proof.pdf</w:t>
@@ -1995,7 +2093,6 @@
       <w:r>
         <w:rPr>
           <w:rFonts w:ascii="Consolas" w:hAnsi="Consolas"/>
-          <w:color w:val="505050"/>
           <w:sz w:val="18"/>
         </w:rPr>
         <w:t>SYNTHETIC QA DOCUMENT — NOT A REAL ID</w:t>
@@ -2220,7 +2317,6 @@
       <w:r>
         <w:rPr>
           <w:rFonts w:ascii="Consolas" w:hAnsi="Consolas"/>
-          <w:color w:val="505050"/>
           <w:sz w:val="18"/>
         </w:rPr>
         <w:t>QA verified prerequisite in test environment.</w:t>
@@ -2371,7 +2467,6 @@
       <w:r>
         <w:rPr>
           <w:rFonts w:ascii="Consolas" w:hAnsi="Consolas"/>
-          <w:color w:val="505050"/>
           <w:sz w:val="18"/>
         </w:rPr>
         <w:t>QA reopening item to validate Day-1 gate enforcement.</w:t>
@@ -2621,7 +2716,6 @@
         <w:tc>
           <w:tcPr>
             <w:tcW w:type="dxa" w:w="2520"/>
-            <w:vAlign w:val="center"/>
             <w:shd w:fill="1F4E79"/>
           </w:tcPr>
           <w:p>
@@ -2629,14 +2723,14 @@
               <w:rPr>
                 <w:b/>
                 <w:color w:val="FFFFFF"/>
-                <w:sz w:val="17"/>
+                <w:sz w:val="16"/>
               </w:rPr>
             </w:r>
             <w:r>
               <w:rPr>
                 <w:b/>
                 <w:color w:val="FFFFFF"/>
-                <w:sz w:val="17"/>
+                <w:sz w:val="16"/>
               </w:rPr>
               <w:t>Verification</w:t>
             </w:r>
@@ -2645,7 +2739,6 @@
         <w:tc>
           <w:tcPr>
             <w:tcW w:type="dxa" w:w="2520"/>
-            <w:vAlign w:val="center"/>
             <w:shd w:fill="1F4E79"/>
           </w:tcPr>
           <w:p>
@@ -2653,14 +2746,14 @@
               <w:rPr>
                 <w:b/>
                 <w:color w:val="FFFFFF"/>
-                <w:sz w:val="17"/>
+                <w:sz w:val="16"/>
               </w:rPr>
             </w:r>
             <w:r>
               <w:rPr>
                 <w:b/>
                 <w:color w:val="FFFFFF"/>
-                <w:sz w:val="17"/>
+                <w:sz w:val="16"/>
               </w:rPr>
               <w:t>Pass</w:t>
             </w:r>
@@ -2669,7 +2762,6 @@
         <w:tc>
           <w:tcPr>
             <w:tcW w:type="dxa" w:w="2520"/>
-            <w:vAlign w:val="center"/>
             <w:shd w:fill="1F4E79"/>
           </w:tcPr>
           <w:p>
@@ -2677,14 +2769,14 @@
               <w:rPr>
                 <w:b/>
                 <w:color w:val="FFFFFF"/>
-                <w:sz w:val="17"/>
+                <w:sz w:val="16"/>
               </w:rPr>
             </w:r>
             <w:r>
               <w:rPr>
                 <w:b/>
                 <w:color w:val="FFFFFF"/>
-                <w:sz w:val="17"/>
+                <w:sz w:val="16"/>
               </w:rPr>
               <w:t>Fail</w:t>
             </w:r>
@@ -2693,7 +2785,6 @@
         <w:tc>
           <w:tcPr>
             <w:tcW w:type="dxa" w:w="2520"/>
-            <w:vAlign w:val="center"/>
             <w:shd w:fill="1F4E79"/>
           </w:tcPr>
           <w:p>
@@ -2701,14 +2792,14 @@
               <w:rPr>
                 <w:b/>
                 <w:color w:val="FFFFFF"/>
-                <w:sz w:val="17"/>
+                <w:sz w:val="16"/>
               </w:rPr>
             </w:r>
             <w:r>
               <w:rPr>
                 <w:b/>
                 <w:color w:val="FFFFFF"/>
-                <w:sz w:val="17"/>
+                <w:sz w:val="16"/>
               </w:rPr>
               <w:t>Notes / evidence</w:t>
             </w:r>
@@ -2719,17 +2810,20 @@
         <w:tc>
           <w:tcPr>
             <w:tcW w:type="dxa" w:w="2520"/>
-            <w:vAlign w:val="center"/>
           </w:tcPr>
           <w:p>
             <w:r>
               <w:rPr>
-                <w:sz w:val="17"/>
-              </w:rPr>
-            </w:r>
-            <w:r>
-              <w:rPr>
-                <w:sz w:val="17"/>
+                <w:b w:val="0"/>
+                <w:color w:val="222222"/>
+                <w:sz w:val="16"/>
+              </w:rPr>
+            </w:r>
+            <w:r>
+              <w:rPr>
+                <w:b w:val="0"/>
+                <w:color w:val="222222"/>
+                <w:sz w:val="16"/>
               </w:rPr>
               <w:t>One onboarding case was created</w:t>
             </w:r>
@@ -2738,17 +2832,20 @@
         <w:tc>
           <w:tcPr>
             <w:tcW w:type="dxa" w:w="2520"/>
-            <w:vAlign w:val="center"/>
           </w:tcPr>
           <w:p>
             <w:r>
               <w:rPr>
-                <w:sz w:val="17"/>
-              </w:rPr>
-            </w:r>
-            <w:r>
-              <w:rPr>
-                <w:sz w:val="17"/>
+                <w:b w:val="0"/>
+                <w:color w:val="222222"/>
+                <w:sz w:val="16"/>
+              </w:rPr>
+            </w:r>
+            <w:r>
+              <w:rPr>
+                <w:b w:val="0"/>
+                <w:color w:val="222222"/>
+                <w:sz w:val="16"/>
               </w:rPr>
               <w:t>☐</w:t>
             </w:r>
@@ -2757,17 +2854,20 @@
         <w:tc>
           <w:tcPr>
             <w:tcW w:type="dxa" w:w="2520"/>
-            <w:vAlign w:val="center"/>
           </w:tcPr>
           <w:p>
             <w:r>
               <w:rPr>
-                <w:sz w:val="17"/>
-              </w:rPr>
-            </w:r>
-            <w:r>
-              <w:rPr>
-                <w:sz w:val="17"/>
+                <w:b w:val="0"/>
+                <w:color w:val="222222"/>
+                <w:sz w:val="16"/>
+              </w:rPr>
+            </w:r>
+            <w:r>
+              <w:rPr>
+                <w:b w:val="0"/>
+                <w:color w:val="222222"/>
+                <w:sz w:val="16"/>
               </w:rPr>
               <w:t>☐</w:t>
             </w:r>
@@ -2776,12 +2876,13 @@
         <w:tc>
           <w:tcPr>
             <w:tcW w:type="dxa" w:w="2520"/>
-            <w:vAlign w:val="center"/>
           </w:tcPr>
           <w:p>
             <w:r>
               <w:rPr>
-                <w:sz w:val="17"/>
+                <w:b w:val="0"/>
+                <w:color w:val="222222"/>
+                <w:sz w:val="16"/>
               </w:rPr>
             </w:r>
           </w:p>
@@ -2791,18 +2892,21 @@
         <w:tc>
           <w:tcPr>
             <w:tcW w:type="dxa" w:w="2520"/>
-            <w:vAlign w:val="center"/>
             <w:shd w:fill="EAF2F8"/>
           </w:tcPr>
           <w:p>
             <w:r>
               <w:rPr>
-                <w:sz w:val="17"/>
-              </w:rPr>
-            </w:r>
-            <w:r>
-              <w:rPr>
-                <w:sz w:val="17"/>
+                <w:b w:val="0"/>
+                <w:color w:val="222222"/>
+                <w:sz w:val="16"/>
+              </w:rPr>
+            </w:r>
+            <w:r>
+              <w:rPr>
+                <w:b w:val="0"/>
+                <w:color w:val="222222"/>
+                <w:sz w:val="16"/>
               </w:rPr>
               <w:t>Worker details match the synthetic profile</w:t>
             </w:r>
@@ -2811,18 +2915,21 @@
         <w:tc>
           <w:tcPr>
             <w:tcW w:type="dxa" w:w="2520"/>
-            <w:vAlign w:val="center"/>
             <w:shd w:fill="EAF2F8"/>
           </w:tcPr>
           <w:p>
             <w:r>
               <w:rPr>
-                <w:sz w:val="17"/>
-              </w:rPr>
-            </w:r>
-            <w:r>
-              <w:rPr>
-                <w:sz w:val="17"/>
+                <w:b w:val="0"/>
+                <w:color w:val="222222"/>
+                <w:sz w:val="16"/>
+              </w:rPr>
+            </w:r>
+            <w:r>
+              <w:rPr>
+                <w:b w:val="0"/>
+                <w:color w:val="222222"/>
+                <w:sz w:val="16"/>
               </w:rPr>
               <w:t>☐</w:t>
             </w:r>
@@ -2831,18 +2938,21 @@
         <w:tc>
           <w:tcPr>
             <w:tcW w:type="dxa" w:w="2520"/>
-            <w:vAlign w:val="center"/>
             <w:shd w:fill="EAF2F8"/>
           </w:tcPr>
           <w:p>
             <w:r>
               <w:rPr>
-                <w:sz w:val="17"/>
-              </w:rPr>
-            </w:r>
-            <w:r>
-              <w:rPr>
-                <w:sz w:val="17"/>
+                <w:b w:val="0"/>
+                <w:color w:val="222222"/>
+                <w:sz w:val="16"/>
+              </w:rPr>
+            </w:r>
+            <w:r>
+              <w:rPr>
+                <w:b w:val="0"/>
+                <w:color w:val="222222"/>
+                <w:sz w:val="16"/>
               </w:rPr>
               <w:t>☐</w:t>
             </w:r>
@@ -2851,13 +2961,14 @@
         <w:tc>
           <w:tcPr>
             <w:tcW w:type="dxa" w:w="2520"/>
-            <w:vAlign w:val="center"/>
             <w:shd w:fill="EAF2F8"/>
           </w:tcPr>
           <w:p>
             <w:r>
               <w:rPr>
-                <w:sz w:val="17"/>
+                <w:b w:val="0"/>
+                <w:color w:val="222222"/>
+                <w:sz w:val="16"/>
               </w:rPr>
             </w:r>
           </w:p>
@@ -2867,17 +2978,20 @@
         <w:tc>
           <w:tcPr>
             <w:tcW w:type="dxa" w:w="2520"/>
-            <w:vAlign w:val="center"/>
           </w:tcPr>
           <w:p>
             <w:r>
               <w:rPr>
-                <w:sz w:val="17"/>
-              </w:rPr>
-            </w:r>
-            <w:r>
-              <w:rPr>
-                <w:sz w:val="17"/>
+                <w:b w:val="0"/>
+                <w:color w:val="222222"/>
+                <w:sz w:val="16"/>
+              </w:rPr>
+            </w:r>
+            <w:r>
+              <w:rPr>
+                <w:b w:val="0"/>
+                <w:color w:val="222222"/>
+                <w:sz w:val="16"/>
               </w:rPr>
               <w:t>Day-1 logistics are populated</w:t>
             </w:r>
@@ -2886,17 +3000,20 @@
         <w:tc>
           <w:tcPr>
             <w:tcW w:type="dxa" w:w="2520"/>
-            <w:vAlign w:val="center"/>
           </w:tcPr>
           <w:p>
             <w:r>
               <w:rPr>
-                <w:sz w:val="17"/>
-              </w:rPr>
-            </w:r>
-            <w:r>
-              <w:rPr>
-                <w:sz w:val="17"/>
+                <w:b w:val="0"/>
+                <w:color w:val="222222"/>
+                <w:sz w:val="16"/>
+              </w:rPr>
+            </w:r>
+            <w:r>
+              <w:rPr>
+                <w:b w:val="0"/>
+                <w:color w:val="222222"/>
+                <w:sz w:val="16"/>
               </w:rPr>
               <w:t>☐</w:t>
             </w:r>
@@ -2905,17 +3022,20 @@
         <w:tc>
           <w:tcPr>
             <w:tcW w:type="dxa" w:w="2520"/>
-            <w:vAlign w:val="center"/>
           </w:tcPr>
           <w:p>
             <w:r>
               <w:rPr>
-                <w:sz w:val="17"/>
-              </w:rPr>
-            </w:r>
-            <w:r>
-              <w:rPr>
-                <w:sz w:val="17"/>
+                <w:b w:val="0"/>
+                <w:color w:val="222222"/>
+                <w:sz w:val="16"/>
+              </w:rPr>
+            </w:r>
+            <w:r>
+              <w:rPr>
+                <w:b w:val="0"/>
+                <w:color w:val="222222"/>
+                <w:sz w:val="16"/>
               </w:rPr>
               <w:t>☐</w:t>
             </w:r>
@@ -2924,12 +3044,13 @@
         <w:tc>
           <w:tcPr>
             <w:tcW w:type="dxa" w:w="2520"/>
-            <w:vAlign w:val="center"/>
           </w:tcPr>
           <w:p>
             <w:r>
               <w:rPr>
-                <w:sz w:val="17"/>
+                <w:b w:val="0"/>
+                <w:color w:val="222222"/>
+                <w:sz w:val="16"/>
               </w:rPr>
             </w:r>
           </w:p>
@@ -2939,18 +3060,21 @@
         <w:tc>
           <w:tcPr>
             <w:tcW w:type="dxa" w:w="2520"/>
-            <w:vAlign w:val="center"/>
             <w:shd w:fill="EAF2F8"/>
           </w:tcPr>
           <w:p>
             <w:r>
               <w:rPr>
-                <w:sz w:val="17"/>
-              </w:rPr>
-            </w:r>
-            <w:r>
-              <w:rPr>
-                <w:sz w:val="17"/>
+                <w:b w:val="0"/>
+                <w:color w:val="222222"/>
+                <w:sz w:val="16"/>
+              </w:rPr>
+            </w:r>
+            <w:r>
+              <w:rPr>
+                <w:b w:val="0"/>
+                <w:color w:val="222222"/>
+                <w:sz w:val="16"/>
               </w:rPr>
               <w:t>One automatic portal email was delivered</w:t>
             </w:r>
@@ -2959,18 +3083,21 @@
         <w:tc>
           <w:tcPr>
             <w:tcW w:type="dxa" w:w="2520"/>
-            <w:vAlign w:val="center"/>
             <w:shd w:fill="EAF2F8"/>
           </w:tcPr>
           <w:p>
             <w:r>
               <w:rPr>
-                <w:sz w:val="17"/>
-              </w:rPr>
-            </w:r>
-            <w:r>
-              <w:rPr>
-                <w:sz w:val="17"/>
+                <w:b w:val="0"/>
+                <w:color w:val="222222"/>
+                <w:sz w:val="16"/>
+              </w:rPr>
+            </w:r>
+            <w:r>
+              <w:rPr>
+                <w:b w:val="0"/>
+                <w:color w:val="222222"/>
+                <w:sz w:val="16"/>
               </w:rPr>
               <w:t>☐</w:t>
             </w:r>
@@ -2979,18 +3106,21 @@
         <w:tc>
           <w:tcPr>
             <w:tcW w:type="dxa" w:w="2520"/>
-            <w:vAlign w:val="center"/>
             <w:shd w:fill="EAF2F8"/>
           </w:tcPr>
           <w:p>
             <w:r>
               <w:rPr>
-                <w:sz w:val="17"/>
-              </w:rPr>
-            </w:r>
-            <w:r>
-              <w:rPr>
-                <w:sz w:val="17"/>
+                <w:b w:val="0"/>
+                <w:color w:val="222222"/>
+                <w:sz w:val="16"/>
+              </w:rPr>
+            </w:r>
+            <w:r>
+              <w:rPr>
+                <w:b w:val="0"/>
+                <w:color w:val="222222"/>
+                <w:sz w:val="16"/>
               </w:rPr>
               <w:t>☐</w:t>
             </w:r>
@@ -2999,13 +3129,14 @@
         <w:tc>
           <w:tcPr>
             <w:tcW w:type="dxa" w:w="2520"/>
-            <w:vAlign w:val="center"/>
             <w:shd w:fill="EAF2F8"/>
           </w:tcPr>
           <w:p>
             <w:r>
               <w:rPr>
-                <w:sz w:val="17"/>
+                <w:b w:val="0"/>
+                <w:color w:val="222222"/>
+                <w:sz w:val="16"/>
               </w:rPr>
             </w:r>
           </w:p>
@@ -3015,17 +3146,20 @@
         <w:tc>
           <w:tcPr>
             <w:tcW w:type="dxa" w:w="2520"/>
-            <w:vAlign w:val="center"/>
           </w:tcPr>
           <w:p>
             <w:r>
               <w:rPr>
-                <w:sz w:val="17"/>
-              </w:rPr>
-            </w:r>
-            <w:r>
-              <w:rPr>
-                <w:sz w:val="17"/>
+                <w:b w:val="0"/>
+                <w:color w:val="222222"/>
+                <w:sz w:val="16"/>
+              </w:rPr>
+            </w:r>
+            <w:r>
+              <w:rPr>
+                <w:b w:val="0"/>
+                <w:color w:val="222222"/>
+                <w:sz w:val="16"/>
               </w:rPr>
               <w:t>No duplicate portal email was generated</w:t>
             </w:r>
@@ -3034,17 +3168,20 @@
         <w:tc>
           <w:tcPr>
             <w:tcW w:type="dxa" w:w="2520"/>
-            <w:vAlign w:val="center"/>
           </w:tcPr>
           <w:p>
             <w:r>
               <w:rPr>
-                <w:sz w:val="17"/>
-              </w:rPr>
-            </w:r>
-            <w:r>
-              <w:rPr>
-                <w:sz w:val="17"/>
+                <w:b w:val="0"/>
+                <w:color w:val="222222"/>
+                <w:sz w:val="16"/>
+              </w:rPr>
+            </w:r>
+            <w:r>
+              <w:rPr>
+                <w:b w:val="0"/>
+                <w:color w:val="222222"/>
+                <w:sz w:val="16"/>
               </w:rPr>
               <w:t>☐</w:t>
             </w:r>
@@ -3053,17 +3190,20 @@
         <w:tc>
           <w:tcPr>
             <w:tcW w:type="dxa" w:w="2520"/>
-            <w:vAlign w:val="center"/>
           </w:tcPr>
           <w:p>
             <w:r>
               <w:rPr>
-                <w:sz w:val="17"/>
-              </w:rPr>
-            </w:r>
-            <w:r>
-              <w:rPr>
-                <w:sz w:val="17"/>
+                <w:b w:val="0"/>
+                <w:color w:val="222222"/>
+                <w:sz w:val="16"/>
+              </w:rPr>
+            </w:r>
+            <w:r>
+              <w:rPr>
+                <w:b w:val="0"/>
+                <w:color w:val="222222"/>
+                <w:sz w:val="16"/>
               </w:rPr>
               <w:t>☐</w:t>
             </w:r>
@@ -3072,12 +3212,13 @@
         <w:tc>
           <w:tcPr>
             <w:tcW w:type="dxa" w:w="2520"/>
-            <w:vAlign w:val="center"/>
           </w:tcPr>
           <w:p>
             <w:r>
               <w:rPr>
-                <w:sz w:val="17"/>
+                <w:b w:val="0"/>
+                <w:color w:val="222222"/>
+                <w:sz w:val="16"/>
               </w:rPr>
             </w:r>
           </w:p>
@@ -3087,18 +3228,21 @@
         <w:tc>
           <w:tcPr>
             <w:tcW w:type="dxa" w:w="2520"/>
-            <w:vAlign w:val="center"/>
             <w:shd w:fill="EAF2F8"/>
           </w:tcPr>
           <w:p>
             <w:r>
               <w:rPr>
-                <w:sz w:val="17"/>
-              </w:rPr>
-            </w:r>
-            <w:r>
-              <w:rPr>
-                <w:sz w:val="17"/>
+                <w:b w:val="0"/>
+                <w:color w:val="222222"/>
+                <w:sz w:val="16"/>
+              </w:rPr>
+            </w:r>
+            <w:r>
+              <w:rPr>
+                <w:b w:val="0"/>
+                <w:color w:val="222222"/>
+                <w:sz w:val="16"/>
               </w:rPr>
               <w:t>Candidate portal shows the correct worker</w:t>
             </w:r>
@@ -3107,18 +3251,21 @@
         <w:tc>
           <w:tcPr>
             <w:tcW w:type="dxa" w:w="2520"/>
-            <w:vAlign w:val="center"/>
             <w:shd w:fill="EAF2F8"/>
           </w:tcPr>
           <w:p>
             <w:r>
               <w:rPr>
-                <w:sz w:val="17"/>
-              </w:rPr>
-            </w:r>
-            <w:r>
-              <w:rPr>
-                <w:sz w:val="17"/>
+                <w:b w:val="0"/>
+                <w:color w:val="222222"/>
+                <w:sz w:val="16"/>
+              </w:rPr>
+            </w:r>
+            <w:r>
+              <w:rPr>
+                <w:b w:val="0"/>
+                <w:color w:val="222222"/>
+                <w:sz w:val="16"/>
               </w:rPr>
               <w:t>☐</w:t>
             </w:r>
@@ -3127,18 +3274,21 @@
         <w:tc>
           <w:tcPr>
             <w:tcW w:type="dxa" w:w="2520"/>
-            <w:vAlign w:val="center"/>
             <w:shd w:fill="EAF2F8"/>
           </w:tcPr>
           <w:p>
             <w:r>
               <w:rPr>
-                <w:sz w:val="17"/>
-              </w:rPr>
-            </w:r>
-            <w:r>
-              <w:rPr>
-                <w:sz w:val="17"/>
+                <w:b w:val="0"/>
+                <w:color w:val="222222"/>
+                <w:sz w:val="16"/>
+              </w:rPr>
+            </w:r>
+            <w:r>
+              <w:rPr>
+                <w:b w:val="0"/>
+                <w:color w:val="222222"/>
+                <w:sz w:val="16"/>
               </w:rPr>
               <w:t>☐</w:t>
             </w:r>
@@ -3147,13 +3297,14 @@
         <w:tc>
           <w:tcPr>
             <w:tcW w:type="dxa" w:w="2520"/>
-            <w:vAlign w:val="center"/>
             <w:shd w:fill="EAF2F8"/>
           </w:tcPr>
           <w:p>
             <w:r>
               <w:rPr>
-                <w:sz w:val="17"/>
+                <w:b w:val="0"/>
+                <w:color w:val="222222"/>
+                <w:sz w:val="16"/>
               </w:rPr>
             </w:r>
           </w:p>
@@ -3163,17 +3314,20 @@
         <w:tc>
           <w:tcPr>
             <w:tcW w:type="dxa" w:w="2520"/>
-            <w:vAlign w:val="center"/>
           </w:tcPr>
           <w:p>
             <w:r>
               <w:rPr>
-                <w:sz w:val="17"/>
-              </w:rPr>
-            </w:r>
-            <w:r>
-              <w:rPr>
-                <w:sz w:val="17"/>
+                <w:b w:val="0"/>
+                <w:color w:val="222222"/>
+                <w:sz w:val="16"/>
+              </w:rPr>
+            </w:r>
+            <w:r>
+              <w:rPr>
+                <w:b w:val="0"/>
+                <w:color w:val="222222"/>
+                <w:sz w:val="16"/>
               </w:rPr>
               <w:t>Candidate portal shows Day-1 logistics</w:t>
             </w:r>
@@ -3182,17 +3336,20 @@
         <w:tc>
           <w:tcPr>
             <w:tcW w:type="dxa" w:w="2520"/>
-            <w:vAlign w:val="center"/>
           </w:tcPr>
           <w:p>
             <w:r>
               <w:rPr>
-                <w:sz w:val="17"/>
-              </w:rPr>
-            </w:r>
-            <w:r>
-              <w:rPr>
-                <w:sz w:val="17"/>
+                <w:b w:val="0"/>
+                <w:color w:val="222222"/>
+                <w:sz w:val="16"/>
+              </w:rPr>
+            </w:r>
+            <w:r>
+              <w:rPr>
+                <w:b w:val="0"/>
+                <w:color w:val="222222"/>
+                <w:sz w:val="16"/>
               </w:rPr>
               <w:t>☐</w:t>
             </w:r>
@@ -3201,17 +3358,20 @@
         <w:tc>
           <w:tcPr>
             <w:tcW w:type="dxa" w:w="2520"/>
-            <w:vAlign w:val="center"/>
           </w:tcPr>
           <w:p>
             <w:r>
               <w:rPr>
-                <w:sz w:val="17"/>
-              </w:rPr>
-            </w:r>
-            <w:r>
-              <w:rPr>
-                <w:sz w:val="17"/>
+                <w:b w:val="0"/>
+                <w:color w:val="222222"/>
+                <w:sz w:val="16"/>
+              </w:rPr>
+            </w:r>
+            <w:r>
+              <w:rPr>
+                <w:b w:val="0"/>
+                <w:color w:val="222222"/>
+                <w:sz w:val="16"/>
               </w:rPr>
               <w:t>☐</w:t>
             </w:r>
@@ -3220,12 +3380,13 @@
         <w:tc>
           <w:tcPr>
             <w:tcW w:type="dxa" w:w="2520"/>
-            <w:vAlign w:val="center"/>
           </w:tcPr>
           <w:p>
             <w:r>
               <w:rPr>
-                <w:sz w:val="17"/>
+                <w:b w:val="0"/>
+                <w:color w:val="222222"/>
+                <w:sz w:val="16"/>
               </w:rPr>
             </w:r>
           </w:p>
@@ -3235,18 +3396,21 @@
         <w:tc>
           <w:tcPr>
             <w:tcW w:type="dxa" w:w="2520"/>
-            <w:vAlign w:val="center"/>
             <w:shd w:fill="EAF2F8"/>
           </w:tcPr>
           <w:p>
             <w:r>
               <w:rPr>
-                <w:sz w:val="17"/>
-              </w:rPr>
-            </w:r>
-            <w:r>
-              <w:rPr>
-                <w:sz w:val="17"/>
+                <w:b w:val="0"/>
+                <w:color w:val="222222"/>
+                <w:sz w:val="16"/>
+              </w:rPr>
+            </w:r>
+            <w:r>
+              <w:rPr>
+                <w:b w:val="0"/>
+                <w:color w:val="222222"/>
+                <w:sz w:val="16"/>
               </w:rPr>
               <w:t>Synthetic document upload succeeds</w:t>
             </w:r>
@@ -3255,18 +3419,21 @@
         <w:tc>
           <w:tcPr>
             <w:tcW w:type="dxa" w:w="2520"/>
-            <w:vAlign w:val="center"/>
             <w:shd w:fill="EAF2F8"/>
           </w:tcPr>
           <w:p>
             <w:r>
               <w:rPr>
-                <w:sz w:val="17"/>
-              </w:rPr>
-            </w:r>
-            <w:r>
-              <w:rPr>
-                <w:sz w:val="17"/>
+                <w:b w:val="0"/>
+                <w:color w:val="222222"/>
+                <w:sz w:val="16"/>
+              </w:rPr>
+            </w:r>
+            <w:r>
+              <w:rPr>
+                <w:b w:val="0"/>
+                <w:color w:val="222222"/>
+                <w:sz w:val="16"/>
               </w:rPr>
               <w:t>☐</w:t>
             </w:r>
@@ -3275,18 +3442,21 @@
         <w:tc>
           <w:tcPr>
             <w:tcW w:type="dxa" w:w="2520"/>
-            <w:vAlign w:val="center"/>
             <w:shd w:fill="EAF2F8"/>
           </w:tcPr>
           <w:p>
             <w:r>
               <w:rPr>
-                <w:sz w:val="17"/>
-              </w:rPr>
-            </w:r>
-            <w:r>
-              <w:rPr>
-                <w:sz w:val="17"/>
+                <w:b w:val="0"/>
+                <w:color w:val="222222"/>
+                <w:sz w:val="16"/>
+              </w:rPr>
+            </w:r>
+            <w:r>
+              <w:rPr>
+                <w:b w:val="0"/>
+                <w:color w:val="222222"/>
+                <w:sz w:val="16"/>
               </w:rPr>
               <w:t>☐</w:t>
             </w:r>
@@ -3295,13 +3465,14 @@
         <w:tc>
           <w:tcPr>
             <w:tcW w:type="dxa" w:w="2520"/>
-            <w:vAlign w:val="center"/>
             <w:shd w:fill="EAF2F8"/>
           </w:tcPr>
           <w:p>
             <w:r>
               <w:rPr>
-                <w:sz w:val="17"/>
+                <w:b w:val="0"/>
+                <w:color w:val="222222"/>
+                <w:sz w:val="16"/>
               </w:rPr>
             </w:r>
           </w:p>
@@ -3311,17 +3482,20 @@
         <w:tc>
           <w:tcPr>
             <w:tcW w:type="dxa" w:w="2520"/>
-            <w:vAlign w:val="center"/>
           </w:tcPr>
           <w:p>
             <w:r>
               <w:rPr>
-                <w:sz w:val="17"/>
-              </w:rPr>
-            </w:r>
-            <w:r>
-              <w:rPr>
-                <w:sz w:val="17"/>
+                <w:b w:val="0"/>
+                <w:color w:val="222222"/>
+                <w:sz w:val="16"/>
+              </w:rPr>
+            </w:r>
+            <w:r>
+              <w:rPr>
+                <w:b w:val="0"/>
+                <w:color w:val="222222"/>
+                <w:sz w:val="16"/>
               </w:rPr>
               <w:t>Document appears in the correct HR case</w:t>
             </w:r>
@@ -3330,17 +3504,20 @@
         <w:tc>
           <w:tcPr>
             <w:tcW w:type="dxa" w:w="2520"/>
-            <w:vAlign w:val="center"/>
           </w:tcPr>
           <w:p>
             <w:r>
               <w:rPr>
-                <w:sz w:val="17"/>
-              </w:rPr>
-            </w:r>
-            <w:r>
-              <w:rPr>
-                <w:sz w:val="17"/>
+                <w:b w:val="0"/>
+                <w:color w:val="222222"/>
+                <w:sz w:val="16"/>
+              </w:rPr>
+            </w:r>
+            <w:r>
+              <w:rPr>
+                <w:b w:val="0"/>
+                <w:color w:val="222222"/>
+                <w:sz w:val="16"/>
               </w:rPr>
               <w:t>☐</w:t>
             </w:r>
@@ -3349,17 +3526,20 @@
         <w:tc>
           <w:tcPr>
             <w:tcW w:type="dxa" w:w="2520"/>
-            <w:vAlign w:val="center"/>
           </w:tcPr>
           <w:p>
             <w:r>
               <w:rPr>
-                <w:sz w:val="17"/>
-              </w:rPr>
-            </w:r>
-            <w:r>
-              <w:rPr>
-                <w:sz w:val="17"/>
+                <w:b w:val="0"/>
+                <w:color w:val="222222"/>
+                <w:sz w:val="16"/>
+              </w:rPr>
+            </w:r>
+            <w:r>
+              <w:rPr>
+                <w:b w:val="0"/>
+                <w:color w:val="222222"/>
+                <w:sz w:val="16"/>
               </w:rPr>
               <w:t>☐</w:t>
             </w:r>
@@ -3368,12 +3548,13 @@
         <w:tc>
           <w:tcPr>
             <w:tcW w:type="dxa" w:w="2520"/>
-            <w:vAlign w:val="center"/>
           </w:tcPr>
           <w:p>
             <w:r>
               <w:rPr>
-                <w:sz w:val="17"/>
+                <w:b w:val="0"/>
+                <w:color w:val="222222"/>
+                <w:sz w:val="16"/>
               </w:rPr>
             </w:r>
           </w:p>
@@ -3383,18 +3564,21 @@
         <w:tc>
           <w:tcPr>
             <w:tcW w:type="dxa" w:w="2520"/>
-            <w:vAlign w:val="center"/>
             <w:shd w:fill="EAF2F8"/>
           </w:tcPr>
           <w:p>
             <w:r>
               <w:rPr>
-                <w:sz w:val="17"/>
-              </w:rPr>
-            </w:r>
-            <w:r>
-              <w:rPr>
-                <w:sz w:val="17"/>
+                <w:b w:val="0"/>
+                <w:color w:val="222222"/>
+                <w:sz w:val="16"/>
+              </w:rPr>
+            </w:r>
+            <w:r>
+              <w:rPr>
+                <w:b w:val="0"/>
+                <w:color w:val="222222"/>
+                <w:sz w:val="16"/>
               </w:rPr>
               <w:t>Mandatory checklist gate blocks when incomplete</w:t>
             </w:r>
@@ -3403,18 +3587,21 @@
         <w:tc>
           <w:tcPr>
             <w:tcW w:type="dxa" w:w="2520"/>
-            <w:vAlign w:val="center"/>
             <w:shd w:fill="EAF2F8"/>
           </w:tcPr>
           <w:p>
             <w:r>
               <w:rPr>
-                <w:sz w:val="17"/>
-              </w:rPr>
-            </w:r>
-            <w:r>
-              <w:rPr>
-                <w:sz w:val="17"/>
+                <w:b w:val="0"/>
+                <w:color w:val="222222"/>
+                <w:sz w:val="16"/>
+              </w:rPr>
+            </w:r>
+            <w:r>
+              <w:rPr>
+                <w:b w:val="0"/>
+                <w:color w:val="222222"/>
+                <w:sz w:val="16"/>
               </w:rPr>
               <w:t>☐</w:t>
             </w:r>
@@ -3423,18 +3610,21 @@
         <w:tc>
           <w:tcPr>
             <w:tcW w:type="dxa" w:w="2520"/>
-            <w:vAlign w:val="center"/>
             <w:shd w:fill="EAF2F8"/>
           </w:tcPr>
           <w:p>
             <w:r>
               <w:rPr>
-                <w:sz w:val="17"/>
-              </w:rPr>
-            </w:r>
-            <w:r>
-              <w:rPr>
-                <w:sz w:val="17"/>
+                <w:b w:val="0"/>
+                <w:color w:val="222222"/>
+                <w:sz w:val="16"/>
+              </w:rPr>
+            </w:r>
+            <w:r>
+              <w:rPr>
+                <w:b w:val="0"/>
+                <w:color w:val="222222"/>
+                <w:sz w:val="16"/>
               </w:rPr>
               <w:t>☐</w:t>
             </w:r>
@@ -3443,13 +3633,14 @@
         <w:tc>
           <w:tcPr>
             <w:tcW w:type="dxa" w:w="2520"/>
-            <w:vAlign w:val="center"/>
             <w:shd w:fill="EAF2F8"/>
           </w:tcPr>
           <w:p>
             <w:r>
               <w:rPr>
-                <w:sz w:val="17"/>
+                <w:b w:val="0"/>
+                <w:color w:val="222222"/>
+                <w:sz w:val="16"/>
               </w:rPr>
             </w:r>
           </w:p>
@@ -3459,17 +3650,20 @@
         <w:tc>
           <w:tcPr>
             <w:tcW w:type="dxa" w:w="2520"/>
-            <w:vAlign w:val="center"/>
           </w:tcPr>
           <w:p>
             <w:r>
               <w:rPr>
-                <w:sz w:val="17"/>
-              </w:rPr>
-            </w:r>
-            <w:r>
-              <w:rPr>
-                <w:sz w:val="17"/>
+                <w:b w:val="0"/>
+                <w:color w:val="222222"/>
+                <w:sz w:val="16"/>
+              </w:rPr>
+            </w:r>
+            <w:r>
+              <w:rPr>
+                <w:b w:val="0"/>
+                <w:color w:val="222222"/>
+                <w:sz w:val="16"/>
               </w:rPr>
               <w:t>Completing mandatory items allows valid progression</w:t>
             </w:r>
@@ -3478,17 +3672,20 @@
         <w:tc>
           <w:tcPr>
             <w:tcW w:type="dxa" w:w="2520"/>
-            <w:vAlign w:val="center"/>
           </w:tcPr>
           <w:p>
             <w:r>
               <w:rPr>
-                <w:sz w:val="17"/>
-              </w:rPr>
-            </w:r>
-            <w:r>
-              <w:rPr>
-                <w:sz w:val="17"/>
+                <w:b w:val="0"/>
+                <w:color w:val="222222"/>
+                <w:sz w:val="16"/>
+              </w:rPr>
+            </w:r>
+            <w:r>
+              <w:rPr>
+                <w:b w:val="0"/>
+                <w:color w:val="222222"/>
+                <w:sz w:val="16"/>
               </w:rPr>
               <w:t>☐</w:t>
             </w:r>
@@ -3497,17 +3694,20 @@
         <w:tc>
           <w:tcPr>
             <w:tcW w:type="dxa" w:w="2520"/>
-            <w:vAlign w:val="center"/>
           </w:tcPr>
           <w:p>
             <w:r>
               <w:rPr>
-                <w:sz w:val="17"/>
-              </w:rPr>
-            </w:r>
-            <w:r>
-              <w:rPr>
-                <w:sz w:val="17"/>
+                <w:b w:val="0"/>
+                <w:color w:val="222222"/>
+                <w:sz w:val="16"/>
+              </w:rPr>
+            </w:r>
+            <w:r>
+              <w:rPr>
+                <w:b w:val="0"/>
+                <w:color w:val="222222"/>
+                <w:sz w:val="16"/>
               </w:rPr>
               <w:t>☐</w:t>
             </w:r>
@@ -3516,12 +3716,13 @@
         <w:tc>
           <w:tcPr>
             <w:tcW w:type="dxa" w:w="2520"/>
-            <w:vAlign w:val="center"/>
           </w:tcPr>
           <w:p>
             <w:r>
               <w:rPr>
-                <w:sz w:val="17"/>
+                <w:b w:val="0"/>
+                <w:color w:val="222222"/>
+                <w:sz w:val="16"/>
               </w:rPr>
             </w:r>
           </w:p>
@@ -3531,18 +3732,21 @@
         <w:tc>
           <w:tcPr>
             <w:tcW w:type="dxa" w:w="2520"/>
-            <w:vAlign w:val="center"/>
             <w:shd w:fill="EAF2F8"/>
           </w:tcPr>
           <w:p>
             <w:r>
               <w:rPr>
-                <w:sz w:val="17"/>
-              </w:rPr>
-            </w:r>
-            <w:r>
-              <w:rPr>
-                <w:sz w:val="17"/>
+                <w:b w:val="0"/>
+                <w:color w:val="222222"/>
+                <w:sz w:val="16"/>
+              </w:rPr>
+            </w:r>
+            <w:r>
+              <w:rPr>
+                <w:b w:val="0"/>
+                <w:color w:val="222222"/>
+                <w:sz w:val="16"/>
               </w:rPr>
               <w:t>Reopening a mandatory item re-enforces the gate</w:t>
             </w:r>
@@ -3551,18 +3755,21 @@
         <w:tc>
           <w:tcPr>
             <w:tcW w:type="dxa" w:w="2520"/>
-            <w:vAlign w:val="center"/>
             <w:shd w:fill="EAF2F8"/>
           </w:tcPr>
           <w:p>
             <w:r>
               <w:rPr>
-                <w:sz w:val="17"/>
-              </w:rPr>
-            </w:r>
-            <w:r>
-              <w:rPr>
-                <w:sz w:val="17"/>
+                <w:b w:val="0"/>
+                <w:color w:val="222222"/>
+                <w:sz w:val="16"/>
+              </w:rPr>
+            </w:r>
+            <w:r>
+              <w:rPr>
+                <w:b w:val="0"/>
+                <w:color w:val="222222"/>
+                <w:sz w:val="16"/>
               </w:rPr>
               <w:t>☐</w:t>
             </w:r>
@@ -3571,18 +3778,21 @@
         <w:tc>
           <w:tcPr>
             <w:tcW w:type="dxa" w:w="2520"/>
-            <w:vAlign w:val="center"/>
             <w:shd w:fill="EAF2F8"/>
           </w:tcPr>
           <w:p>
             <w:r>
               <w:rPr>
-                <w:sz w:val="17"/>
-              </w:rPr>
-            </w:r>
-            <w:r>
-              <w:rPr>
-                <w:sz w:val="17"/>
+                <w:b w:val="0"/>
+                <w:color w:val="222222"/>
+                <w:sz w:val="16"/>
+              </w:rPr>
+            </w:r>
+            <w:r>
+              <w:rPr>
+                <w:b w:val="0"/>
+                <w:color w:val="222222"/>
+                <w:sz w:val="16"/>
               </w:rPr>
               <w:t>☐</w:t>
             </w:r>
@@ -3591,13 +3801,14 @@
         <w:tc>
           <w:tcPr>
             <w:tcW w:type="dxa" w:w="2520"/>
-            <w:vAlign w:val="center"/>
             <w:shd w:fill="EAF2F8"/>
           </w:tcPr>
           <w:p>
             <w:r>
               <w:rPr>
-                <w:sz w:val="17"/>
+                <w:b w:val="0"/>
+                <w:color w:val="222222"/>
+                <w:sz w:val="16"/>
               </w:rPr>
             </w:r>
           </w:p>
@@ -3607,17 +3818,20 @@
         <w:tc>
           <w:tcPr>
             <w:tcW w:type="dxa" w:w="2520"/>
-            <w:vAlign w:val="center"/>
           </w:tcPr>
           <w:p>
             <w:r>
               <w:rPr>
-                <w:sz w:val="17"/>
-              </w:rPr>
-            </w:r>
-            <w:r>
-              <w:rPr>
-                <w:sz w:val="17"/>
+                <w:b w:val="0"/>
+                <w:color w:val="222222"/>
+                <w:sz w:val="16"/>
+              </w:rPr>
+            </w:r>
+            <w:r>
+              <w:rPr>
+                <w:b w:val="0"/>
+                <w:color w:val="222222"/>
+                <w:sz w:val="16"/>
               </w:rPr>
               <w:t>Checklist changes do not resend portal email</w:t>
             </w:r>
@@ -3626,17 +3840,20 @@
         <w:tc>
           <w:tcPr>
             <w:tcW w:type="dxa" w:w="2520"/>
-            <w:vAlign w:val="center"/>
           </w:tcPr>
           <w:p>
             <w:r>
               <w:rPr>
-                <w:sz w:val="17"/>
-              </w:rPr>
-            </w:r>
-            <w:r>
-              <w:rPr>
-                <w:sz w:val="17"/>
+                <w:b w:val="0"/>
+                <w:color w:val="222222"/>
+                <w:sz w:val="16"/>
+              </w:rPr>
+            </w:r>
+            <w:r>
+              <w:rPr>
+                <w:b w:val="0"/>
+                <w:color w:val="222222"/>
+                <w:sz w:val="16"/>
               </w:rPr>
               <w:t>☐</w:t>
             </w:r>
@@ -3645,17 +3862,20 @@
         <w:tc>
           <w:tcPr>
             <w:tcW w:type="dxa" w:w="2520"/>
-            <w:vAlign w:val="center"/>
           </w:tcPr>
           <w:p>
             <w:r>
               <w:rPr>
-                <w:sz w:val="17"/>
-              </w:rPr>
-            </w:r>
-            <w:r>
-              <w:rPr>
-                <w:sz w:val="17"/>
+                <w:b w:val="0"/>
+                <w:color w:val="222222"/>
+                <w:sz w:val="16"/>
+              </w:rPr>
+            </w:r>
+            <w:r>
+              <w:rPr>
+                <w:b w:val="0"/>
+                <w:color w:val="222222"/>
+                <w:sz w:val="16"/>
               </w:rPr>
               <w:t>☐</w:t>
             </w:r>
@@ -3664,12 +3884,13 @@
         <w:tc>
           <w:tcPr>
             <w:tcW w:type="dxa" w:w="2520"/>
-            <w:vAlign w:val="center"/>
           </w:tcPr>
           <w:p>
             <w:r>
               <w:rPr>
-                <w:sz w:val="17"/>
+                <w:b w:val="0"/>
+                <w:color w:val="222222"/>
+                <w:sz w:val="16"/>
               </w:rPr>
             </w:r>
           </w:p>
@@ -3679,18 +3900,21 @@
         <w:tc>
           <w:tcPr>
             <w:tcW w:type="dxa" w:w="2520"/>
-            <w:vAlign w:val="center"/>
             <w:shd w:fill="EAF2F8"/>
           </w:tcPr>
           <w:p>
             <w:r>
               <w:rPr>
-                <w:sz w:val="17"/>
-              </w:rPr>
-            </w:r>
-            <w:r>
-              <w:rPr>
-                <w:sz w:val="17"/>
+                <w:b w:val="0"/>
+                <w:color w:val="222222"/>
+                <w:sz w:val="16"/>
+              </w:rPr>
+            </w:r>
+            <w:r>
+              <w:rPr>
+                <w:b w:val="0"/>
+                <w:color w:val="222222"/>
+                <w:sz w:val="16"/>
               </w:rPr>
               <w:t>Communications history is redacted</w:t>
             </w:r>
@@ -3699,18 +3923,21 @@
         <w:tc>
           <w:tcPr>
             <w:tcW w:type="dxa" w:w="2520"/>
-            <w:vAlign w:val="center"/>
             <w:shd w:fill="EAF2F8"/>
           </w:tcPr>
           <w:p>
             <w:r>
               <w:rPr>
-                <w:sz w:val="17"/>
-              </w:rPr>
-            </w:r>
-            <w:r>
-              <w:rPr>
-                <w:sz w:val="17"/>
+                <w:b w:val="0"/>
+                <w:color w:val="222222"/>
+                <w:sz w:val="16"/>
+              </w:rPr>
+            </w:r>
+            <w:r>
+              <w:rPr>
+                <w:b w:val="0"/>
+                <w:color w:val="222222"/>
+                <w:sz w:val="16"/>
               </w:rPr>
               <w:t>☐</w:t>
             </w:r>
@@ -3719,18 +3946,21 @@
         <w:tc>
           <w:tcPr>
             <w:tcW w:type="dxa" w:w="2520"/>
-            <w:vAlign w:val="center"/>
             <w:shd w:fill="EAF2F8"/>
           </w:tcPr>
           <w:p>
             <w:r>
               <w:rPr>
-                <w:sz w:val="17"/>
-              </w:rPr>
-            </w:r>
-            <w:r>
-              <w:rPr>
-                <w:sz w:val="17"/>
+                <w:b w:val="0"/>
+                <w:color w:val="222222"/>
+                <w:sz w:val="16"/>
+              </w:rPr>
+            </w:r>
+            <w:r>
+              <w:rPr>
+                <w:b w:val="0"/>
+                <w:color w:val="222222"/>
+                <w:sz w:val="16"/>
               </w:rPr>
               <w:t>☐</w:t>
             </w:r>
@@ -3739,13 +3969,14 @@
         <w:tc>
           <w:tcPr>
             <w:tcW w:type="dxa" w:w="2520"/>
-            <w:vAlign w:val="center"/>
             <w:shd w:fill="EAF2F8"/>
           </w:tcPr>
           <w:p>
             <w:r>
               <w:rPr>
-                <w:sz w:val="17"/>
+                <w:b w:val="0"/>
+                <w:color w:val="222222"/>
+                <w:sz w:val="16"/>
               </w:rPr>
             </w:r>
           </w:p>
@@ -3755,17 +3986,20 @@
         <w:tc>
           <w:tcPr>
             <w:tcW w:type="dxa" w:w="2520"/>
-            <w:vAlign w:val="center"/>
           </w:tcPr>
           <w:p>
             <w:r>
               <w:rPr>
-                <w:sz w:val="17"/>
-              </w:rPr>
-            </w:r>
-            <w:r>
-              <w:rPr>
-                <w:sz w:val="17"/>
+                <w:b w:val="0"/>
+                <w:color w:val="222222"/>
+                <w:sz w:val="16"/>
+              </w:rPr>
+            </w:r>
+            <w:r>
+              <w:rPr>
+                <w:b w:val="0"/>
+                <w:color w:val="222222"/>
+                <w:sz w:val="16"/>
               </w:rPr>
               <w:t>Activity and audit evidence are present</w:t>
             </w:r>
@@ -3774,17 +4008,20 @@
         <w:tc>
           <w:tcPr>
             <w:tcW w:type="dxa" w:w="2520"/>
-            <w:vAlign w:val="center"/>
           </w:tcPr>
           <w:p>
             <w:r>
               <w:rPr>
-                <w:sz w:val="17"/>
-              </w:rPr>
-            </w:r>
-            <w:r>
-              <w:rPr>
-                <w:sz w:val="17"/>
+                <w:b w:val="0"/>
+                <w:color w:val="222222"/>
+                <w:sz w:val="16"/>
+              </w:rPr>
+            </w:r>
+            <w:r>
+              <w:rPr>
+                <w:b w:val="0"/>
+                <w:color w:val="222222"/>
+                <w:sz w:val="16"/>
               </w:rPr>
               <w:t>☐</w:t>
             </w:r>
@@ -3793,17 +4030,20 @@
         <w:tc>
           <w:tcPr>
             <w:tcW w:type="dxa" w:w="2520"/>
-            <w:vAlign w:val="center"/>
           </w:tcPr>
           <w:p>
             <w:r>
               <w:rPr>
-                <w:sz w:val="17"/>
-              </w:rPr>
-            </w:r>
-            <w:r>
-              <w:rPr>
-                <w:sz w:val="17"/>
+                <w:b w:val="0"/>
+                <w:color w:val="222222"/>
+                <w:sz w:val="16"/>
+              </w:rPr>
+            </w:r>
+            <w:r>
+              <w:rPr>
+                <w:b w:val="0"/>
+                <w:color w:val="222222"/>
+                <w:sz w:val="16"/>
               </w:rPr>
               <w:t>☐</w:t>
             </w:r>
@@ -3812,12 +4052,13 @@
         <w:tc>
           <w:tcPr>
             <w:tcW w:type="dxa" w:w="2520"/>
-            <w:vAlign w:val="center"/>
           </w:tcPr>
           <w:p>
             <w:r>
               <w:rPr>
-                <w:sz w:val="17"/>
+                <w:b w:val="0"/>
+                <w:color w:val="222222"/>
+                <w:sz w:val="16"/>
               </w:rPr>
             </w:r>
           </w:p>
@@ -3827,18 +4068,21 @@
         <w:tc>
           <w:tcPr>
             <w:tcW w:type="dxa" w:w="2520"/>
-            <w:vAlign w:val="center"/>
             <w:shd w:fill="EAF2F8"/>
           </w:tcPr>
           <w:p>
             <w:r>
               <w:rPr>
-                <w:sz w:val="17"/>
-              </w:rPr>
-            </w:r>
-            <w:r>
-              <w:rPr>
-                <w:sz w:val="17"/>
+                <w:b w:val="0"/>
+                <w:color w:val="222222"/>
+                <w:sz w:val="16"/>
+              </w:rPr>
+            </w:r>
+            <w:r>
+              <w:rPr>
+                <w:b w:val="0"/>
+                <w:color w:val="222222"/>
+                <w:sz w:val="16"/>
               </w:rPr>
               <w:t>No cross-case or cross-tenant data is visible</w:t>
             </w:r>
@@ -3847,18 +4091,21 @@
         <w:tc>
           <w:tcPr>
             <w:tcW w:type="dxa" w:w="2520"/>
-            <w:vAlign w:val="center"/>
             <w:shd w:fill="EAF2F8"/>
           </w:tcPr>
           <w:p>
             <w:r>
               <w:rPr>
-                <w:sz w:val="17"/>
-              </w:rPr>
-            </w:r>
-            <w:r>
-              <w:rPr>
-                <w:sz w:val="17"/>
+                <w:b w:val="0"/>
+                <w:color w:val="222222"/>
+                <w:sz w:val="16"/>
+              </w:rPr>
+            </w:r>
+            <w:r>
+              <w:rPr>
+                <w:b w:val="0"/>
+                <w:color w:val="222222"/>
+                <w:sz w:val="16"/>
               </w:rPr>
               <w:t>☐</w:t>
             </w:r>
@@ -3867,18 +4114,21 @@
         <w:tc>
           <w:tcPr>
             <w:tcW w:type="dxa" w:w="2520"/>
-            <w:vAlign w:val="center"/>
             <w:shd w:fill="EAF2F8"/>
           </w:tcPr>
           <w:p>
             <w:r>
               <w:rPr>
-                <w:sz w:val="17"/>
-              </w:rPr>
-            </w:r>
-            <w:r>
-              <w:rPr>
-                <w:sz w:val="17"/>
+                <w:b w:val="0"/>
+                <w:color w:val="222222"/>
+                <w:sz w:val="16"/>
+              </w:rPr>
+            </w:r>
+            <w:r>
+              <w:rPr>
+                <w:b w:val="0"/>
+                <w:color w:val="222222"/>
+                <w:sz w:val="16"/>
               </w:rPr>
               <w:t>☐</w:t>
             </w:r>
@@ -3887,13 +4137,14 @@
         <w:tc>
           <w:tcPr>
             <w:tcW w:type="dxa" w:w="2520"/>
-            <w:vAlign w:val="center"/>
             <w:shd w:fill="EAF2F8"/>
           </w:tcPr>
           <w:p>
             <w:r>
               <w:rPr>
-                <w:sz w:val="17"/>
+                <w:b w:val="0"/>
+                <w:color w:val="222222"/>
+                <w:sz w:val="16"/>
               </w:rPr>
             </w:r>
           </w:p>
@@ -3926,7 +4177,6 @@
       <w:r>
         <w:rPr>
           <w:rFonts w:ascii="Consolas" w:hAnsi="Consolas"/>
-          <w:color w:val="505050"/>
           <w:sz w:val="18"/>
         </w:rPr>
         <w:t>[Onboarding QA] &lt;short description&gt;</w:t>
@@ -4253,6 +4503,4467 @@
       </w:r>
       <w:r>
         <w:t xml:space="preserve"> The optional item is visibly incomplete but does not incorrectly trigger a mandatory gate.</w:t>
+      </w:r>
+    </w:p>
+    <w:p>
+      <w:pPr>
+        <w:pStyle w:val="Heading1"/>
+      </w:pPr>
+      <w:r>
+        <w:t>9. Configuration scenario — change the Day-1 checklist and flow</w:t>
+      </w:r>
+    </w:p>
+    <w:p>
+      <w:r>
+        <w:rPr>
+          <w:b/>
+        </w:rPr>
+        <w:t>Scenario ID:</w:t>
+      </w:r>
+      <w:r>
+        <w:t xml:space="preserve"> HRO-CONFIG-DAY1-001</w:t>
+      </w:r>
+    </w:p>
+    <w:p>
+      <w:r>
+        <w:rPr>
+          <w:b/>
+        </w:rPr>
+        <w:t>Purpose:</w:t>
+      </w:r>
+      <w:r>
+        <w:t xml:space="preserve"> Prove that an authorized administrator can configure checklist items and enforcement stages, that new cases receive the correct snapshot, and that mandatory items change workflow progression.</w:t>
+      </w:r>
+    </w:p>
+    <w:p>
+      <w:pPr>
+        <w:pStyle w:val="Heading2"/>
+      </w:pPr>
+      <w:r>
+        <w:t>Important behavior</w:t>
+      </w:r>
+    </w:p>
+    <w:p>
+      <w:pPr>
+        <w:pStyle w:val="ListBullet"/>
+      </w:pPr>
+      <w:r>
+        <w:t xml:space="preserve">Checklist configuration requires an organization </w:t>
+      </w:r>
+      <w:r>
+        <w:rPr>
+          <w:b/>
+        </w:rPr>
+        <w:t>owner or administrator</w:t>
+      </w:r>
+      <w:r>
+        <w:t>.</w:t>
+      </w:r>
+    </w:p>
+    <w:p>
+      <w:pPr>
+        <w:pStyle w:val="ListBullet"/>
+      </w:pPr>
+      <w:r>
+        <w:t>The current timeline choices are workflow gates, not calendar offsets:</w:t>
+      </w:r>
+    </w:p>
+    <w:p>
+      <w:pPr>
+        <w:pStyle w:val="ListBullet"/>
+      </w:pPr>
+      <w:r>
+        <w:rPr>
+          <w:b/>
+        </w:rPr>
+        <w:t>Before Workstreams</w:t>
+      </w:r>
+    </w:p>
+    <w:p>
+      <w:pPr>
+        <w:pStyle w:val="ListBullet"/>
+      </w:pPr>
+      <w:r>
+        <w:rPr>
+          <w:b/>
+        </w:rPr>
+        <w:t>Before Comms</w:t>
+      </w:r>
+    </w:p>
+    <w:p>
+      <w:pPr>
+        <w:pStyle w:val="ListBullet"/>
+      </w:pPr>
+      <w:r>
+        <w:rPr>
+          <w:b/>
+        </w:rPr>
+        <w:t>Before Day-1</w:t>
+      </w:r>
+    </w:p>
+    <w:p>
+      <w:pPr>
+        <w:pStyle w:val="ListBullet"/>
+      </w:pPr>
+      <w:r>
+        <w:t>Only enabled, mandatory items block the applicable gate.</w:t>
+      </w:r>
+    </w:p>
+    <w:p>
+      <w:pPr>
+        <w:pStyle w:val="ListBullet"/>
+      </w:pPr>
+      <w:r>
+        <w:t>Optional items do not block progression.</w:t>
+      </w:r>
+    </w:p>
+    <w:p>
+      <w:pPr>
+        <w:pStyle w:val="ListBullet"/>
+      </w:pPr>
+      <w:r>
+        <w:t>Configuration is snapshotted when a case is created. Existing cases do not change automatically.</w:t>
+      </w:r>
+    </w:p>
+    <w:p>
+      <w:pPr>
+        <w:pStyle w:val="ListBullet"/>
+      </w:pPr>
+      <w:r>
+        <w:t xml:space="preserve">Updating an active case requires the deliberate </w:t>
+      </w:r>
+      <w:r>
+        <w:rPr>
+          <w:b/>
+        </w:rPr>
+        <w:t>Manage Case Checklist</w:t>
+      </w:r>
+      <w:r>
+        <w:t xml:space="preserve"> flow and may force a fresh review.</w:t>
+      </w:r>
+    </w:p>
+    <w:p>
+      <w:pPr>
+        <w:pStyle w:val="Heading2"/>
+      </w:pPr>
+      <w:r>
+        <w:t>Configuration test data</w:t>
+      </w:r>
+    </w:p>
+    <w:p>
+      <w:r>
+        <w:t>Add these three synthetic items to the organization default checklist:</w:t>
+      </w:r>
+    </w:p>
+    <w:tbl>
+      <w:tblPr>
+        <w:tblStyle w:val="TableGrid"/>
+        <w:tblW w:type="auto" w:w="0"/>
+        <w:jc w:val="center"/>
+        <w:tblLook w:firstColumn="1" w:firstRow="1" w:lastColumn="0" w:lastRow="0" w:noHBand="0" w:noVBand="1" w:val="04A0"/>
+      </w:tblPr>
+      <w:tblGrid>
+        <w:gridCol w:w="1440"/>
+        <w:gridCol w:w="1440"/>
+        <w:gridCol w:w="1440"/>
+        <w:gridCol w:w="1440"/>
+        <w:gridCol w:w="1440"/>
+        <w:gridCol w:w="1440"/>
+        <w:gridCol w:w="1440"/>
+      </w:tblGrid>
+      <w:tr>
+        <w:tc>
+          <w:tcPr>
+            <w:tcW w:type="dxa" w:w="1440"/>
+            <w:shd w:fill="1F4E79"/>
+          </w:tcPr>
+          <w:p>
+            <w:r>
+              <w:rPr>
+                <w:b/>
+                <w:color w:val="FFFFFF"/>
+                <w:sz w:val="16"/>
+              </w:rPr>
+            </w:r>
+            <w:r>
+              <w:rPr>
+                <w:b/>
+                <w:color w:val="FFFFFF"/>
+                <w:sz w:val="16"/>
+              </w:rPr>
+              <w:t>Order</w:t>
+            </w:r>
+          </w:p>
+        </w:tc>
+        <w:tc>
+          <w:tcPr>
+            <w:tcW w:type="dxa" w:w="1440"/>
+            <w:shd w:fill="1F4E79"/>
+          </w:tcPr>
+          <w:p>
+            <w:r>
+              <w:rPr>
+                <w:b/>
+                <w:color w:val="FFFFFF"/>
+                <w:sz w:val="16"/>
+              </w:rPr>
+            </w:r>
+            <w:r>
+              <w:rPr>
+                <w:b/>
+                <w:color w:val="FFFFFF"/>
+                <w:sz w:val="16"/>
+              </w:rPr>
+              <w:t>Item label</w:t>
+            </w:r>
+          </w:p>
+        </w:tc>
+        <w:tc>
+          <w:tcPr>
+            <w:tcW w:type="dxa" w:w="1440"/>
+            <w:shd w:fill="1F4E79"/>
+          </w:tcPr>
+          <w:p>
+            <w:r>
+              <w:rPr>
+                <w:b/>
+                <w:color w:val="FFFFFF"/>
+                <w:sz w:val="16"/>
+              </w:rPr>
+            </w:r>
+            <w:r>
+              <w:rPr>
+                <w:b/>
+                <w:color w:val="FFFFFF"/>
+                <w:sz w:val="16"/>
+              </w:rPr>
+              <w:t>Stable ID</w:t>
+            </w:r>
+          </w:p>
+        </w:tc>
+        <w:tc>
+          <w:tcPr>
+            <w:tcW w:type="dxa" w:w="1440"/>
+            <w:shd w:fill="1F4E79"/>
+          </w:tcPr>
+          <w:p>
+            <w:r>
+              <w:rPr>
+                <w:b/>
+                <w:color w:val="FFFFFF"/>
+                <w:sz w:val="16"/>
+              </w:rPr>
+            </w:r>
+            <w:r>
+              <w:rPr>
+                <w:b/>
+                <w:color w:val="FFFFFF"/>
+                <w:sz w:val="16"/>
+              </w:rPr>
+              <w:t>Status</w:t>
+            </w:r>
+          </w:p>
+        </w:tc>
+        <w:tc>
+          <w:tcPr>
+            <w:tcW w:type="dxa" w:w="1440"/>
+            <w:shd w:fill="1F4E79"/>
+          </w:tcPr>
+          <w:p>
+            <w:r>
+              <w:rPr>
+                <w:b/>
+                <w:color w:val="FFFFFF"/>
+                <w:sz w:val="16"/>
+              </w:rPr>
+            </w:r>
+            <w:r>
+              <w:rPr>
+                <w:b/>
+                <w:color w:val="FFFFFF"/>
+                <w:sz w:val="16"/>
+              </w:rPr>
+              <w:t>Requirement</w:t>
+            </w:r>
+          </w:p>
+        </w:tc>
+        <w:tc>
+          <w:tcPr>
+            <w:tcW w:type="dxa" w:w="1440"/>
+            <w:shd w:fill="1F4E79"/>
+          </w:tcPr>
+          <w:p>
+            <w:r>
+              <w:rPr>
+                <w:b/>
+                <w:color w:val="FFFFFF"/>
+                <w:sz w:val="16"/>
+              </w:rPr>
+            </w:r>
+            <w:r>
+              <w:rPr>
+                <w:b/>
+                <w:color w:val="FFFFFF"/>
+                <w:sz w:val="16"/>
+              </w:rPr>
+              <w:t>Enforcement stage</w:t>
+            </w:r>
+          </w:p>
+        </w:tc>
+        <w:tc>
+          <w:tcPr>
+            <w:tcW w:type="dxa" w:w="1440"/>
+            <w:shd w:fill="1F4E79"/>
+          </w:tcPr>
+          <w:p>
+            <w:r>
+              <w:rPr>
+                <w:b/>
+                <w:color w:val="FFFFFF"/>
+                <w:sz w:val="16"/>
+              </w:rPr>
+            </w:r>
+            <w:r>
+              <w:rPr>
+                <w:b/>
+                <w:color w:val="FFFFFF"/>
+                <w:sz w:val="16"/>
+              </w:rPr>
+              <w:t>Intended effect</w:t>
+            </w:r>
+          </w:p>
+        </w:tc>
+      </w:tr>
+      <w:tr>
+        <w:tc>
+          <w:tcPr>
+            <w:tcW w:type="dxa" w:w="1440"/>
+          </w:tcPr>
+          <w:p>
+            <w:r>
+              <w:rPr>
+                <w:b w:val="0"/>
+                <w:color w:val="222222"/>
+                <w:sz w:val="16"/>
+              </w:rPr>
+            </w:r>
+            <w:r>
+              <w:rPr>
+                <w:b w:val="0"/>
+                <w:color w:val="222222"/>
+                <w:sz w:val="16"/>
+              </w:rPr>
+              <w:t>Next available</w:t>
+            </w:r>
+          </w:p>
+        </w:tc>
+        <w:tc>
+          <w:tcPr>
+            <w:tcW w:type="dxa" w:w="1440"/>
+          </w:tcPr>
+          <w:p>
+            <w:r>
+              <w:rPr>
+                <w:b w:val="0"/>
+                <w:color w:val="222222"/>
+                <w:sz w:val="16"/>
+              </w:rPr>
+            </w:r>
+            <w:r>
+              <w:rPr>
+                <w:b w:val="0"/>
+                <w:color w:val="222222"/>
+                <w:sz w:val="16"/>
+              </w:rPr>
+              <w:t>Confirm employee profile</w:t>
+            </w:r>
+          </w:p>
+        </w:tc>
+        <w:tc>
+          <w:tcPr>
+            <w:tcW w:type="dxa" w:w="1440"/>
+          </w:tcPr>
+          <w:p>
+            <w:r>
+              <w:rPr>
+                <w:b w:val="0"/>
+                <w:color w:val="222222"/>
+                <w:sz w:val="16"/>
+              </w:rPr>
+            </w:r>
+            <w:r>
+              <w:rPr>
+                <w:b w:val="0"/>
+                <w:color w:val="222222"/>
+                <w:sz w:val="16"/>
+              </w:rPr>
+              <w:t>qa-confirm-profile</w:t>
+            </w:r>
+          </w:p>
+        </w:tc>
+        <w:tc>
+          <w:tcPr>
+            <w:tcW w:type="dxa" w:w="1440"/>
+          </w:tcPr>
+          <w:p>
+            <w:r>
+              <w:rPr>
+                <w:b w:val="0"/>
+                <w:color w:val="222222"/>
+                <w:sz w:val="16"/>
+              </w:rPr>
+            </w:r>
+            <w:r>
+              <w:rPr>
+                <w:b w:val="0"/>
+                <w:color w:val="222222"/>
+                <w:sz w:val="16"/>
+              </w:rPr>
+              <w:t>Enabled</w:t>
+            </w:r>
+          </w:p>
+        </w:tc>
+        <w:tc>
+          <w:tcPr>
+            <w:tcW w:type="dxa" w:w="1440"/>
+          </w:tcPr>
+          <w:p>
+            <w:r>
+              <w:rPr>
+                <w:b w:val="0"/>
+                <w:color w:val="222222"/>
+                <w:sz w:val="16"/>
+              </w:rPr>
+            </w:r>
+            <w:r>
+              <w:rPr>
+                <w:b w:val="0"/>
+                <w:color w:val="222222"/>
+                <w:sz w:val="16"/>
+              </w:rPr>
+              <w:t>Mandatory</w:t>
+            </w:r>
+          </w:p>
+        </w:tc>
+        <w:tc>
+          <w:tcPr>
+            <w:tcW w:type="dxa" w:w="1440"/>
+          </w:tcPr>
+          <w:p>
+            <w:r>
+              <w:rPr>
+                <w:b w:val="0"/>
+                <w:color w:val="222222"/>
+                <w:sz w:val="16"/>
+              </w:rPr>
+            </w:r>
+            <w:r>
+              <w:rPr>
+                <w:b w:val="0"/>
+                <w:color w:val="222222"/>
+                <w:sz w:val="16"/>
+              </w:rPr>
+              <w:t>Before Workstreams</w:t>
+            </w:r>
+          </w:p>
+        </w:tc>
+        <w:tc>
+          <w:tcPr>
+            <w:tcW w:type="dxa" w:w="1440"/>
+          </w:tcPr>
+          <w:p>
+            <w:r>
+              <w:rPr>
+                <w:b w:val="0"/>
+                <w:color w:val="222222"/>
+                <w:sz w:val="16"/>
+              </w:rPr>
+            </w:r>
+            <w:r>
+              <w:rPr>
+                <w:b w:val="0"/>
+                <w:color w:val="222222"/>
+                <w:sz w:val="16"/>
+              </w:rPr>
+              <w:t>Workstreams must not start until completed</w:t>
+            </w:r>
+          </w:p>
+        </w:tc>
+      </w:tr>
+      <w:tr>
+        <w:tc>
+          <w:tcPr>
+            <w:tcW w:type="dxa" w:w="1440"/>
+            <w:shd w:fill="EAF2F8"/>
+          </w:tcPr>
+          <w:p>
+            <w:r>
+              <w:rPr>
+                <w:b w:val="0"/>
+                <w:color w:val="222222"/>
+                <w:sz w:val="16"/>
+              </w:rPr>
+            </w:r>
+            <w:r>
+              <w:rPr>
+                <w:b w:val="0"/>
+                <w:color w:val="222222"/>
+                <w:sz w:val="16"/>
+              </w:rPr>
+              <w:t>Next available</w:t>
+            </w:r>
+          </w:p>
+        </w:tc>
+        <w:tc>
+          <w:tcPr>
+            <w:tcW w:type="dxa" w:w="1440"/>
+            <w:shd w:fill="EAF2F8"/>
+          </w:tcPr>
+          <w:p>
+            <w:r>
+              <w:rPr>
+                <w:b w:val="0"/>
+                <w:color w:val="222222"/>
+                <w:sz w:val="16"/>
+              </w:rPr>
+            </w:r>
+            <w:r>
+              <w:rPr>
+                <w:b w:val="0"/>
+                <w:color w:val="222222"/>
+                <w:sz w:val="16"/>
+              </w:rPr>
+              <w:t>Confirm welcome pack</w:t>
+            </w:r>
+          </w:p>
+        </w:tc>
+        <w:tc>
+          <w:tcPr>
+            <w:tcW w:type="dxa" w:w="1440"/>
+            <w:shd w:fill="EAF2F8"/>
+          </w:tcPr>
+          <w:p>
+            <w:r>
+              <w:rPr>
+                <w:b w:val="0"/>
+                <w:color w:val="222222"/>
+                <w:sz w:val="16"/>
+              </w:rPr>
+            </w:r>
+            <w:r>
+              <w:rPr>
+                <w:b w:val="0"/>
+                <w:color w:val="222222"/>
+                <w:sz w:val="16"/>
+              </w:rPr>
+              <w:t>qa-confirm-welcome-pack</w:t>
+            </w:r>
+          </w:p>
+        </w:tc>
+        <w:tc>
+          <w:tcPr>
+            <w:tcW w:type="dxa" w:w="1440"/>
+            <w:shd w:fill="EAF2F8"/>
+          </w:tcPr>
+          <w:p>
+            <w:r>
+              <w:rPr>
+                <w:b w:val="0"/>
+                <w:color w:val="222222"/>
+                <w:sz w:val="16"/>
+              </w:rPr>
+            </w:r>
+            <w:r>
+              <w:rPr>
+                <w:b w:val="0"/>
+                <w:color w:val="222222"/>
+                <w:sz w:val="16"/>
+              </w:rPr>
+              <w:t>Enabled</w:t>
+            </w:r>
+          </w:p>
+        </w:tc>
+        <w:tc>
+          <w:tcPr>
+            <w:tcW w:type="dxa" w:w="1440"/>
+            <w:shd w:fill="EAF2F8"/>
+          </w:tcPr>
+          <w:p>
+            <w:r>
+              <w:rPr>
+                <w:b w:val="0"/>
+                <w:color w:val="222222"/>
+                <w:sz w:val="16"/>
+              </w:rPr>
+            </w:r>
+            <w:r>
+              <w:rPr>
+                <w:b w:val="0"/>
+                <w:color w:val="222222"/>
+                <w:sz w:val="16"/>
+              </w:rPr>
+              <w:t>Mandatory</w:t>
+            </w:r>
+          </w:p>
+        </w:tc>
+        <w:tc>
+          <w:tcPr>
+            <w:tcW w:type="dxa" w:w="1440"/>
+            <w:shd w:fill="EAF2F8"/>
+          </w:tcPr>
+          <w:p>
+            <w:r>
+              <w:rPr>
+                <w:b w:val="0"/>
+                <w:color w:val="222222"/>
+                <w:sz w:val="16"/>
+              </w:rPr>
+            </w:r>
+            <w:r>
+              <w:rPr>
+                <w:b w:val="0"/>
+                <w:color w:val="222222"/>
+                <w:sz w:val="16"/>
+              </w:rPr>
+              <w:t>Before Comms</w:t>
+            </w:r>
+          </w:p>
+        </w:tc>
+        <w:tc>
+          <w:tcPr>
+            <w:tcW w:type="dxa" w:w="1440"/>
+            <w:shd w:fill="EAF2F8"/>
+          </w:tcPr>
+          <w:p>
+            <w:r>
+              <w:rPr>
+                <w:b w:val="0"/>
+                <w:color w:val="222222"/>
+                <w:sz w:val="16"/>
+              </w:rPr>
+            </w:r>
+            <w:r>
+              <w:rPr>
+                <w:b w:val="0"/>
+                <w:color w:val="222222"/>
+                <w:sz w:val="16"/>
+              </w:rPr>
+              <w:t>Candidate communications must wait until completed</w:t>
+            </w:r>
+          </w:p>
+        </w:tc>
+      </w:tr>
+      <w:tr>
+        <w:tc>
+          <w:tcPr>
+            <w:tcW w:type="dxa" w:w="1440"/>
+          </w:tcPr>
+          <w:p>
+            <w:r>
+              <w:rPr>
+                <w:b w:val="0"/>
+                <w:color w:val="222222"/>
+                <w:sz w:val="16"/>
+              </w:rPr>
+            </w:r>
+            <w:r>
+              <w:rPr>
+                <w:b w:val="0"/>
+                <w:color w:val="222222"/>
+                <w:sz w:val="16"/>
+              </w:rPr>
+              <w:t>Next available</w:t>
+            </w:r>
+          </w:p>
+        </w:tc>
+        <w:tc>
+          <w:tcPr>
+            <w:tcW w:type="dxa" w:w="1440"/>
+          </w:tcPr>
+          <w:p>
+            <w:r>
+              <w:rPr>
+                <w:b w:val="0"/>
+                <w:color w:val="222222"/>
+                <w:sz w:val="16"/>
+              </w:rPr>
+            </w:r>
+            <w:r>
+              <w:rPr>
+                <w:b w:val="0"/>
+                <w:color w:val="222222"/>
+                <w:sz w:val="16"/>
+              </w:rPr>
+              <w:t>Schedule buddy coffee</w:t>
+            </w:r>
+          </w:p>
+        </w:tc>
+        <w:tc>
+          <w:tcPr>
+            <w:tcW w:type="dxa" w:w="1440"/>
+          </w:tcPr>
+          <w:p>
+            <w:r>
+              <w:rPr>
+                <w:b w:val="0"/>
+                <w:color w:val="222222"/>
+                <w:sz w:val="16"/>
+              </w:rPr>
+            </w:r>
+            <w:r>
+              <w:rPr>
+                <w:b w:val="0"/>
+                <w:color w:val="222222"/>
+                <w:sz w:val="16"/>
+              </w:rPr>
+              <w:t>qa-schedule-buddy-coffee</w:t>
+            </w:r>
+          </w:p>
+        </w:tc>
+        <w:tc>
+          <w:tcPr>
+            <w:tcW w:type="dxa" w:w="1440"/>
+          </w:tcPr>
+          <w:p>
+            <w:r>
+              <w:rPr>
+                <w:b w:val="0"/>
+                <w:color w:val="222222"/>
+                <w:sz w:val="16"/>
+              </w:rPr>
+            </w:r>
+            <w:r>
+              <w:rPr>
+                <w:b w:val="0"/>
+                <w:color w:val="222222"/>
+                <w:sz w:val="16"/>
+              </w:rPr>
+              <w:t>Enabled</w:t>
+            </w:r>
+          </w:p>
+        </w:tc>
+        <w:tc>
+          <w:tcPr>
+            <w:tcW w:type="dxa" w:w="1440"/>
+          </w:tcPr>
+          <w:p>
+            <w:r>
+              <w:rPr>
+                <w:b w:val="0"/>
+                <w:color w:val="222222"/>
+                <w:sz w:val="16"/>
+              </w:rPr>
+            </w:r>
+            <w:r>
+              <w:rPr>
+                <w:b w:val="0"/>
+                <w:color w:val="222222"/>
+                <w:sz w:val="16"/>
+              </w:rPr>
+              <w:t>Optional</w:t>
+            </w:r>
+          </w:p>
+        </w:tc>
+        <w:tc>
+          <w:tcPr>
+            <w:tcW w:type="dxa" w:w="1440"/>
+          </w:tcPr>
+          <w:p>
+            <w:r>
+              <w:rPr>
+                <w:b w:val="0"/>
+                <w:color w:val="222222"/>
+                <w:sz w:val="16"/>
+              </w:rPr>
+            </w:r>
+            <w:r>
+              <w:rPr>
+                <w:b w:val="0"/>
+                <w:color w:val="222222"/>
+                <w:sz w:val="16"/>
+              </w:rPr>
+              <w:t>Before Day-1</w:t>
+            </w:r>
+          </w:p>
+        </w:tc>
+        <w:tc>
+          <w:tcPr>
+            <w:tcW w:type="dxa" w:w="1440"/>
+          </w:tcPr>
+          <w:p>
+            <w:r>
+              <w:rPr>
+                <w:b w:val="0"/>
+                <w:color w:val="222222"/>
+                <w:sz w:val="16"/>
+              </w:rPr>
+            </w:r>
+            <w:r>
+              <w:rPr>
+                <w:b w:val="0"/>
+                <w:color w:val="222222"/>
+                <w:sz w:val="16"/>
+              </w:rPr>
+              <w:t>Visible for tracking but must not block</w:t>
+            </w:r>
+          </w:p>
+        </w:tc>
+      </w:tr>
+    </w:tbl>
+    <w:p/>
+    <w:p>
+      <w:pPr>
+        <w:ind w:left="360"/>
+      </w:pPr>
+      <w:r>
+        <w:rPr>
+          <w:i/>
+          <w:color w:val="5A4614"/>
+        </w:rPr>
+        <w:t>Use the next contiguous order numbers shown by the screen. Checklist order must begin at zero and remain contiguous.</w:t>
+      </w:r>
+    </w:p>
+    <w:p>
+      <w:pPr>
+        <w:pStyle w:val="Heading2"/>
+      </w:pPr>
+      <w:r>
+        <w:t>Step A — open checklist settings</w:t>
+      </w:r>
+    </w:p>
+    <w:p>
+      <w:pPr>
+        <w:pStyle w:val="ListNumber"/>
+      </w:pPr>
+      <w:r>
+        <w:t>Sign in as an organization owner or administrator.</w:t>
+      </w:r>
+    </w:p>
+    <w:p>
+      <w:pPr>
+        <w:pStyle w:val="ListNumber"/>
+      </w:pPr>
+      <w:r>
+        <w:t xml:space="preserve">Select </w:t>
+      </w:r>
+      <w:r>
+        <w:rPr>
+          <w:b/>
+        </w:rPr>
+        <w:t>Settings</w:t>
+      </w:r>
+      <w:r>
+        <w:t>.</w:t>
+      </w:r>
+    </w:p>
+    <w:p>
+      <w:pPr>
+        <w:pStyle w:val="ListNumber"/>
+      </w:pPr>
+      <w:r>
+        <w:t>Locate the organization’s Day-1 checklist settings.</w:t>
+      </w:r>
+    </w:p>
+    <w:p>
+      <w:pPr>
+        <w:pStyle w:val="ListNumber"/>
+      </w:pPr>
+      <w:r>
+        <w:t>Record the current checklist version and take a screenshot.</w:t>
+      </w:r>
+    </w:p>
+    <w:p>
+      <w:r>
+        <w:rPr>
+          <w:b/>
+        </w:rPr>
+        <w:t>Expected result</w:t>
+      </w:r>
+    </w:p>
+    <w:p>
+      <w:pPr>
+        <w:pStyle w:val="ListBullet"/>
+      </w:pPr>
+      <w:r>
+        <w:t>Checklist administration controls are visible.</w:t>
+      </w:r>
+    </w:p>
+    <w:p>
+      <w:pPr>
+        <w:pStyle w:val="ListBullet"/>
+      </w:pPr>
+      <w:r>
+        <w:t>Existing items show label, stable ID, enabled status, mandatory/optional requirement, enforcement stage, and order.</w:t>
+      </w:r>
+    </w:p>
+    <w:p>
+      <w:pPr>
+        <w:pStyle w:val="Heading2"/>
+      </w:pPr>
+      <w:r>
+        <w:t>Step B — add and save the synthetic items</w:t>
+      </w:r>
+    </w:p>
+    <w:p>
+      <w:pPr>
+        <w:pStyle w:val="ListNumber"/>
+      </w:pPr>
+      <w:r>
+        <w:t xml:space="preserve">Add the three items from </w:t>
+      </w:r>
+      <w:r>
+        <w:rPr>
+          <w:b/>
+        </w:rPr>
+        <w:t>Configuration test data</w:t>
+      </w:r>
+      <w:r>
+        <w:t>.</w:t>
+      </w:r>
+    </w:p>
+    <w:p>
+      <w:pPr>
+        <w:pStyle w:val="ListNumber"/>
+      </w:pPr>
+      <w:r>
+        <w:t>Ensure every stable ID is lowercase and unique.</w:t>
+      </w:r>
+    </w:p>
+    <w:p>
+      <w:pPr>
+        <w:pStyle w:val="ListNumber"/>
+      </w:pPr>
+      <w:r>
+        <w:t>Use contiguous order numbers.</w:t>
+      </w:r>
+    </w:p>
+    <w:p>
+      <w:pPr>
+        <w:pStyle w:val="ListNumber"/>
+      </w:pPr>
+      <w:r>
+        <w:t>Save the checklist.</w:t>
+      </w:r>
+    </w:p>
+    <w:p>
+      <w:r>
+        <w:rPr>
+          <w:b/>
+        </w:rPr>
+        <w:t>Expected result</w:t>
+      </w:r>
+    </w:p>
+    <w:p>
+      <w:pPr>
+        <w:pStyle w:val="ListBullet"/>
+      </w:pPr>
+      <w:r>
+        <w:t>The save succeeds.</w:t>
+      </w:r>
+    </w:p>
+    <w:p>
+      <w:pPr>
+        <w:pStyle w:val="ListBullet"/>
+      </w:pPr>
+      <w:r>
+        <w:t xml:space="preserve">A message similar to </w:t>
+      </w:r>
+      <w:r>
+        <w:rPr>
+          <w:b/>
+        </w:rPr>
+        <w:t>Checklist updated to version N</w:t>
+      </w:r>
+      <w:r>
+        <w:t xml:space="preserve"> appears.</w:t>
+      </w:r>
+    </w:p>
+    <w:p>
+      <w:pPr>
+        <w:pStyle w:val="ListBullet"/>
+      </w:pPr>
+      <w:r>
+        <w:t>The new version is greater than the version recorded in Step A.</w:t>
+      </w:r>
+    </w:p>
+    <w:p>
+      <w:r>
+        <w:rPr>
+          <w:b/>
+        </w:rPr>
+        <w:t>Validation checks</w:t>
+      </w:r>
+    </w:p>
+    <w:p>
+      <w:pPr>
+        <w:pStyle w:val="ListBullet"/>
+      </w:pPr>
+      <w:r>
+        <w:t>A duplicate stable ID must be rejected.</w:t>
+      </w:r>
+    </w:p>
+    <w:p>
+      <w:pPr>
+        <w:pStyle w:val="ListBullet"/>
+      </w:pPr>
+      <w:r>
+        <w:t>Duplicate or non-contiguous order values must be rejected.</w:t>
+      </w:r>
+    </w:p>
+    <w:p>
+      <w:pPr>
+        <w:pStyle w:val="ListBullet"/>
+      </w:pPr>
+      <w:r>
+        <w:t>An empty label must be rejected.</w:t>
+      </w:r>
+    </w:p>
+    <w:p>
+      <w:pPr>
+        <w:pStyle w:val="ListBullet"/>
+      </w:pPr>
+      <w:r>
+        <w:t>An enabled mandatory workstream-owned item must not be configured to block before workstreams.</w:t>
+      </w:r>
+    </w:p>
+    <w:p>
+      <w:r>
+        <w:t>Correct any deliberately introduced invalid value before continuing.</w:t>
+      </w:r>
+    </w:p>
+    <w:p>
+      <w:pPr>
+        <w:pStyle w:val="Heading2"/>
+      </w:pPr>
+      <w:r>
+        <w:t>Step C — create a case that receives the new configuration</w:t>
+      </w:r>
+    </w:p>
+    <w:p>
+      <w:r>
+        <w:t>Create a second synthetic case:</w:t>
+      </w:r>
+    </w:p>
+    <w:tbl>
+      <w:tblPr>
+        <w:tblStyle w:val="TableGrid"/>
+        <w:tblW w:type="auto" w:w="0"/>
+        <w:jc w:val="center"/>
+        <w:tblLook w:firstColumn="1" w:firstRow="1" w:lastColumn="0" w:lastRow="0" w:noHBand="0" w:noVBand="1" w:val="04A0"/>
+      </w:tblPr>
+      <w:tblGrid>
+        <w:gridCol w:w="5040"/>
+        <w:gridCol w:w="5040"/>
+      </w:tblGrid>
+      <w:tr>
+        <w:tc>
+          <w:tcPr>
+            <w:tcW w:type="dxa" w:w="5040"/>
+            <w:shd w:fill="1F4E79"/>
+          </w:tcPr>
+          <w:p>
+            <w:r>
+              <w:rPr>
+                <w:b/>
+                <w:color w:val="FFFFFF"/>
+                <w:sz w:val="16"/>
+              </w:rPr>
+            </w:r>
+            <w:r>
+              <w:rPr>
+                <w:b/>
+                <w:color w:val="FFFFFF"/>
+                <w:sz w:val="16"/>
+              </w:rPr>
+              <w:t>Field</w:t>
+            </w:r>
+          </w:p>
+        </w:tc>
+        <w:tc>
+          <w:tcPr>
+            <w:tcW w:type="dxa" w:w="5040"/>
+            <w:shd w:fill="1F4E79"/>
+          </w:tcPr>
+          <w:p>
+            <w:r>
+              <w:rPr>
+                <w:b/>
+                <w:color w:val="FFFFFF"/>
+                <w:sz w:val="16"/>
+              </w:rPr>
+            </w:r>
+            <w:r>
+              <w:rPr>
+                <w:b/>
+                <w:color w:val="FFFFFF"/>
+                <w:sz w:val="16"/>
+              </w:rPr>
+              <w:t>Value</w:t>
+            </w:r>
+          </w:p>
+        </w:tc>
+      </w:tr>
+      <w:tr>
+        <w:tc>
+          <w:tcPr>
+            <w:tcW w:type="dxa" w:w="5040"/>
+          </w:tcPr>
+          <w:p>
+            <w:r>
+              <w:rPr>
+                <w:b w:val="0"/>
+                <w:color w:val="222222"/>
+                <w:sz w:val="16"/>
+              </w:rPr>
+            </w:r>
+            <w:r>
+              <w:rPr>
+                <w:b w:val="0"/>
+                <w:color w:val="222222"/>
+                <w:sz w:val="16"/>
+              </w:rPr>
+              <w:t>Worker Name</w:t>
+            </w:r>
+          </w:p>
+        </w:tc>
+        <w:tc>
+          <w:tcPr>
+            <w:tcW w:type="dxa" w:w="5040"/>
+          </w:tcPr>
+          <w:p>
+            <w:r>
+              <w:rPr>
+                <w:b w:val="0"/>
+                <w:color w:val="222222"/>
+                <w:sz w:val="16"/>
+              </w:rPr>
+            </w:r>
+            <w:r>
+              <w:rPr>
+                <w:b w:val="0"/>
+                <w:color w:val="222222"/>
+                <w:sz w:val="16"/>
+              </w:rPr>
+              <w:t>Daniel Okafor</w:t>
+            </w:r>
+          </w:p>
+        </w:tc>
+      </w:tr>
+      <w:tr>
+        <w:tc>
+          <w:tcPr>
+            <w:tcW w:type="dxa" w:w="5040"/>
+            <w:shd w:fill="EAF2F8"/>
+          </w:tcPr>
+          <w:p>
+            <w:r>
+              <w:rPr>
+                <w:b w:val="0"/>
+                <w:color w:val="222222"/>
+                <w:sz w:val="16"/>
+              </w:rPr>
+            </w:r>
+            <w:r>
+              <w:rPr>
+                <w:b w:val="0"/>
+                <w:color w:val="222222"/>
+                <w:sz w:val="16"/>
+              </w:rPr>
+              <w:t>Email</w:t>
+            </w:r>
+          </w:p>
+        </w:tc>
+        <w:tc>
+          <w:tcPr>
+            <w:tcW w:type="dxa" w:w="5040"/>
+            <w:shd w:fill="EAF2F8"/>
+          </w:tcPr>
+          <w:p>
+            <w:r>
+              <w:rPr>
+                <w:b w:val="0"/>
+                <w:color w:val="222222"/>
+                <w:sz w:val="16"/>
+              </w:rPr>
+            </w:r>
+            <w:r>
+              <w:rPr>
+                <w:b w:val="0"/>
+                <w:color w:val="222222"/>
+                <w:sz w:val="16"/>
+              </w:rPr>
+              <w:t>Approved monitored QA inbox</w:t>
+            </w:r>
+          </w:p>
+        </w:tc>
+      </w:tr>
+      <w:tr>
+        <w:tc>
+          <w:tcPr>
+            <w:tcW w:type="dxa" w:w="5040"/>
+          </w:tcPr>
+          <w:p>
+            <w:r>
+              <w:rPr>
+                <w:b w:val="0"/>
+                <w:color w:val="222222"/>
+                <w:sz w:val="16"/>
+              </w:rPr>
+            </w:r>
+            <w:r>
+              <w:rPr>
+                <w:b w:val="0"/>
+                <w:color w:val="222222"/>
+                <w:sz w:val="16"/>
+              </w:rPr>
+              <w:t>Contact Channel</w:t>
+            </w:r>
+          </w:p>
+        </w:tc>
+        <w:tc>
+          <w:tcPr>
+            <w:tcW w:type="dxa" w:w="5040"/>
+          </w:tcPr>
+          <w:p>
+            <w:r>
+              <w:rPr>
+                <w:b w:val="0"/>
+                <w:color w:val="222222"/>
+                <w:sz w:val="16"/>
+              </w:rPr>
+            </w:r>
+            <w:r>
+              <w:rPr>
+                <w:b w:val="0"/>
+                <w:color w:val="222222"/>
+                <w:sz w:val="16"/>
+              </w:rPr>
+              <w:t>Email only</w:t>
+            </w:r>
+          </w:p>
+        </w:tc>
+      </w:tr>
+      <w:tr>
+        <w:tc>
+          <w:tcPr>
+            <w:tcW w:type="dxa" w:w="5040"/>
+            <w:shd w:fill="EAF2F8"/>
+          </w:tcPr>
+          <w:p>
+            <w:r>
+              <w:rPr>
+                <w:b w:val="0"/>
+                <w:color w:val="222222"/>
+                <w:sz w:val="16"/>
+              </w:rPr>
+            </w:r>
+            <w:r>
+              <w:rPr>
+                <w:b w:val="0"/>
+                <w:color w:val="222222"/>
+                <w:sz w:val="16"/>
+              </w:rPr>
+              <w:t>Hire Type</w:t>
+            </w:r>
+          </w:p>
+        </w:tc>
+        <w:tc>
+          <w:tcPr>
+            <w:tcW w:type="dxa" w:w="5040"/>
+            <w:shd w:fill="EAF2F8"/>
+          </w:tcPr>
+          <w:p>
+            <w:r>
+              <w:rPr>
+                <w:b w:val="0"/>
+                <w:color w:val="222222"/>
+                <w:sz w:val="16"/>
+              </w:rPr>
+            </w:r>
+            <w:r>
+              <w:rPr>
+                <w:b w:val="0"/>
+                <w:color w:val="222222"/>
+                <w:sz w:val="16"/>
+              </w:rPr>
+              <w:t>External FTE</w:t>
+            </w:r>
+          </w:p>
+        </w:tc>
+      </w:tr>
+      <w:tr>
+        <w:tc>
+          <w:tcPr>
+            <w:tcW w:type="dxa" w:w="5040"/>
+          </w:tcPr>
+          <w:p>
+            <w:r>
+              <w:rPr>
+                <w:b w:val="0"/>
+                <w:color w:val="222222"/>
+                <w:sz w:val="16"/>
+              </w:rPr>
+            </w:r>
+            <w:r>
+              <w:rPr>
+                <w:b w:val="0"/>
+                <w:color w:val="222222"/>
+                <w:sz w:val="16"/>
+              </w:rPr>
+              <w:t>Worker Category</w:t>
+            </w:r>
+          </w:p>
+        </w:tc>
+        <w:tc>
+          <w:tcPr>
+            <w:tcW w:type="dxa" w:w="5040"/>
+          </w:tcPr>
+          <w:p>
+            <w:r>
+              <w:rPr>
+                <w:b w:val="0"/>
+                <w:color w:val="222222"/>
+                <w:sz w:val="16"/>
+              </w:rPr>
+            </w:r>
+            <w:r>
+              <w:rPr>
+                <w:b w:val="0"/>
+                <w:color w:val="222222"/>
+                <w:sz w:val="16"/>
+              </w:rPr>
+              <w:t>Employee</w:t>
+            </w:r>
+          </w:p>
+        </w:tc>
+      </w:tr>
+      <w:tr>
+        <w:tc>
+          <w:tcPr>
+            <w:tcW w:type="dxa" w:w="5040"/>
+            <w:shd w:fill="EAF2F8"/>
+          </w:tcPr>
+          <w:p>
+            <w:r>
+              <w:rPr>
+                <w:b w:val="0"/>
+                <w:color w:val="222222"/>
+                <w:sz w:val="16"/>
+              </w:rPr>
+            </w:r>
+            <w:r>
+              <w:rPr>
+                <w:b w:val="0"/>
+                <w:color w:val="222222"/>
+                <w:sz w:val="16"/>
+              </w:rPr>
+              <w:t>Worker Band</w:t>
+            </w:r>
+          </w:p>
+        </w:tc>
+        <w:tc>
+          <w:tcPr>
+            <w:tcW w:type="dxa" w:w="5040"/>
+            <w:shd w:fill="EAF2F8"/>
+          </w:tcPr>
+          <w:p>
+            <w:r>
+              <w:rPr>
+                <w:b w:val="0"/>
+                <w:color w:val="222222"/>
+                <w:sz w:val="16"/>
+              </w:rPr>
+            </w:r>
+            <w:r>
+              <w:rPr>
+                <w:b w:val="0"/>
+                <w:color w:val="222222"/>
+                <w:sz w:val="16"/>
+              </w:rPr>
+              <w:t>P2</w:t>
+            </w:r>
+          </w:p>
+        </w:tc>
+      </w:tr>
+      <w:tr>
+        <w:tc>
+          <w:tcPr>
+            <w:tcW w:type="dxa" w:w="5040"/>
+          </w:tcPr>
+          <w:p>
+            <w:r>
+              <w:rPr>
+                <w:b w:val="0"/>
+                <w:color w:val="222222"/>
+                <w:sz w:val="16"/>
+              </w:rPr>
+            </w:r>
+            <w:r>
+              <w:rPr>
+                <w:b w:val="0"/>
+                <w:color w:val="222222"/>
+                <w:sz w:val="16"/>
+              </w:rPr>
+              <w:t>Role</w:t>
+            </w:r>
+          </w:p>
+        </w:tc>
+        <w:tc>
+          <w:tcPr>
+            <w:tcW w:type="dxa" w:w="5040"/>
+          </w:tcPr>
+          <w:p>
+            <w:r>
+              <w:rPr>
+                <w:b w:val="0"/>
+                <w:color w:val="222222"/>
+                <w:sz w:val="16"/>
+              </w:rPr>
+            </w:r>
+            <w:r>
+              <w:rPr>
+                <w:b w:val="0"/>
+                <w:color w:val="222222"/>
+                <w:sz w:val="16"/>
+              </w:rPr>
+              <w:t>Service Delivery Analyst</w:t>
+            </w:r>
+          </w:p>
+        </w:tc>
+      </w:tr>
+      <w:tr>
+        <w:tc>
+          <w:tcPr>
+            <w:tcW w:type="dxa" w:w="5040"/>
+            <w:shd w:fill="EAF2F8"/>
+          </w:tcPr>
+          <w:p>
+            <w:r>
+              <w:rPr>
+                <w:b w:val="0"/>
+                <w:color w:val="222222"/>
+                <w:sz w:val="16"/>
+              </w:rPr>
+            </w:r>
+            <w:r>
+              <w:rPr>
+                <w:b w:val="0"/>
+                <w:color w:val="222222"/>
+                <w:sz w:val="16"/>
+              </w:rPr>
+              <w:t>Department</w:t>
+            </w:r>
+          </w:p>
+        </w:tc>
+        <w:tc>
+          <w:tcPr>
+            <w:tcW w:type="dxa" w:w="5040"/>
+            <w:shd w:fill="EAF2F8"/>
+          </w:tcPr>
+          <w:p>
+            <w:r>
+              <w:rPr>
+                <w:b w:val="0"/>
+                <w:color w:val="222222"/>
+                <w:sz w:val="16"/>
+              </w:rPr>
+            </w:r>
+            <w:r>
+              <w:rPr>
+                <w:b w:val="0"/>
+                <w:color w:val="222222"/>
+                <w:sz w:val="16"/>
+              </w:rPr>
+              <w:t>Operations</w:t>
+            </w:r>
+          </w:p>
+        </w:tc>
+      </w:tr>
+      <w:tr>
+        <w:tc>
+          <w:tcPr>
+            <w:tcW w:type="dxa" w:w="5040"/>
+          </w:tcPr>
+          <w:p>
+            <w:r>
+              <w:rPr>
+                <w:b w:val="0"/>
+                <w:color w:val="222222"/>
+                <w:sz w:val="16"/>
+              </w:rPr>
+            </w:r>
+            <w:r>
+              <w:rPr>
+                <w:b w:val="0"/>
+                <w:color w:val="222222"/>
+                <w:sz w:val="16"/>
+              </w:rPr>
+              <w:t>Geography</w:t>
+            </w:r>
+          </w:p>
+        </w:tc>
+        <w:tc>
+          <w:tcPr>
+            <w:tcW w:type="dxa" w:w="5040"/>
+          </w:tcPr>
+          <w:p>
+            <w:r>
+              <w:rPr>
+                <w:b w:val="0"/>
+                <w:color w:val="222222"/>
+                <w:sz w:val="16"/>
+              </w:rPr>
+            </w:r>
+            <w:r>
+              <w:rPr>
+                <w:b w:val="0"/>
+                <w:color w:val="222222"/>
+                <w:sz w:val="16"/>
+              </w:rPr>
+              <w:t>India</w:t>
+            </w:r>
+          </w:p>
+        </w:tc>
+      </w:tr>
+      <w:tr>
+        <w:tc>
+          <w:tcPr>
+            <w:tcW w:type="dxa" w:w="5040"/>
+            <w:shd w:fill="EAF2F8"/>
+          </w:tcPr>
+          <w:p>
+            <w:r>
+              <w:rPr>
+                <w:b w:val="0"/>
+                <w:color w:val="222222"/>
+                <w:sz w:val="16"/>
+              </w:rPr>
+            </w:r>
+            <w:r>
+              <w:rPr>
+                <w:b w:val="0"/>
+                <w:color w:val="222222"/>
+                <w:sz w:val="16"/>
+              </w:rPr>
+              <w:t>Legal Entity</w:t>
+            </w:r>
+          </w:p>
+        </w:tc>
+        <w:tc>
+          <w:tcPr>
+            <w:tcW w:type="dxa" w:w="5040"/>
+            <w:shd w:fill="EAF2F8"/>
+          </w:tcPr>
+          <w:p>
+            <w:r>
+              <w:rPr>
+                <w:b w:val="0"/>
+                <w:color w:val="222222"/>
+                <w:sz w:val="16"/>
+              </w:rPr>
+            </w:r>
+            <w:r>
+              <w:rPr>
+                <w:b w:val="0"/>
+                <w:color w:val="222222"/>
+                <w:sz w:val="16"/>
+              </w:rPr>
+              <w:t>Example HQ India Pvt Ltd</w:t>
+            </w:r>
+          </w:p>
+        </w:tc>
+      </w:tr>
+      <w:tr>
+        <w:tc>
+          <w:tcPr>
+            <w:tcW w:type="dxa" w:w="5040"/>
+          </w:tcPr>
+          <w:p>
+            <w:r>
+              <w:rPr>
+                <w:b w:val="0"/>
+                <w:color w:val="222222"/>
+                <w:sz w:val="16"/>
+              </w:rPr>
+            </w:r>
+            <w:r>
+              <w:rPr>
+                <w:b w:val="0"/>
+                <w:color w:val="222222"/>
+                <w:sz w:val="16"/>
+              </w:rPr>
+              <w:t>Joining Date</w:t>
+            </w:r>
+          </w:p>
+        </w:tc>
+        <w:tc>
+          <w:tcPr>
+            <w:tcW w:type="dxa" w:w="5040"/>
+          </w:tcPr>
+          <w:p>
+            <w:r>
+              <w:rPr>
+                <w:b w:val="0"/>
+                <w:color w:val="222222"/>
+                <w:sz w:val="16"/>
+              </w:rPr>
+            </w:r>
+            <w:r>
+              <w:rPr>
+                <w:b w:val="0"/>
+                <w:color w:val="222222"/>
+                <w:sz w:val="16"/>
+              </w:rPr>
+              <w:t>2026-09-28</w:t>
+            </w:r>
+          </w:p>
+        </w:tc>
+      </w:tr>
+      <w:tr>
+        <w:tc>
+          <w:tcPr>
+            <w:tcW w:type="dxa" w:w="5040"/>
+            <w:shd w:fill="EAF2F8"/>
+          </w:tcPr>
+          <w:p>
+            <w:r>
+              <w:rPr>
+                <w:b w:val="0"/>
+                <w:color w:val="222222"/>
+                <w:sz w:val="16"/>
+              </w:rPr>
+            </w:r>
+            <w:r>
+              <w:rPr>
+                <w:b w:val="0"/>
+                <w:color w:val="222222"/>
+                <w:sz w:val="16"/>
+              </w:rPr>
+              <w:t>Manager</w:t>
+            </w:r>
+          </w:p>
+        </w:tc>
+        <w:tc>
+          <w:tcPr>
+            <w:tcW w:type="dxa" w:w="5040"/>
+            <w:shd w:fill="EAF2F8"/>
+          </w:tcPr>
+          <w:p>
+            <w:r>
+              <w:rPr>
+                <w:b w:val="0"/>
+                <w:color w:val="222222"/>
+                <w:sz w:val="16"/>
+              </w:rPr>
+            </w:r>
+            <w:r>
+              <w:rPr>
+                <w:b w:val="0"/>
+                <w:color w:val="222222"/>
+                <w:sz w:val="16"/>
+              </w:rPr>
+              <w:t>Maya Iyer</w:t>
+            </w:r>
+          </w:p>
+        </w:tc>
+      </w:tr>
+      <w:tr>
+        <w:tc>
+          <w:tcPr>
+            <w:tcW w:type="dxa" w:w="5040"/>
+          </w:tcPr>
+          <w:p>
+            <w:r>
+              <w:rPr>
+                <w:b w:val="0"/>
+                <w:color w:val="222222"/>
+                <w:sz w:val="16"/>
+              </w:rPr>
+            </w:r>
+            <w:r>
+              <w:rPr>
+                <w:b w:val="0"/>
+                <w:color w:val="222222"/>
+                <w:sz w:val="16"/>
+              </w:rPr>
+              <w:t>Recruiter</w:t>
+            </w:r>
+          </w:p>
+        </w:tc>
+        <w:tc>
+          <w:tcPr>
+            <w:tcW w:type="dxa" w:w="5040"/>
+          </w:tcPr>
+          <w:p>
+            <w:r>
+              <w:rPr>
+                <w:b w:val="0"/>
+                <w:color w:val="222222"/>
+                <w:sz w:val="16"/>
+              </w:rPr>
+            </w:r>
+            <w:r>
+              <w:rPr>
+                <w:b w:val="0"/>
+                <w:color w:val="222222"/>
+                <w:sz w:val="16"/>
+              </w:rPr>
+              <w:t>Neha Kapoor</w:t>
+            </w:r>
+          </w:p>
+        </w:tc>
+      </w:tr>
+      <w:tr>
+        <w:tc>
+          <w:tcPr>
+            <w:tcW w:type="dxa" w:w="5040"/>
+            <w:shd w:fill="EAF2F8"/>
+          </w:tcPr>
+          <w:p>
+            <w:r>
+              <w:rPr>
+                <w:b w:val="0"/>
+                <w:color w:val="222222"/>
+                <w:sz w:val="16"/>
+              </w:rPr>
+            </w:r>
+            <w:r>
+              <w:rPr>
+                <w:b w:val="0"/>
+                <w:color w:val="222222"/>
+                <w:sz w:val="16"/>
+              </w:rPr>
+              <w:t>Urgency</w:t>
+            </w:r>
+          </w:p>
+        </w:tc>
+        <w:tc>
+          <w:tcPr>
+            <w:tcW w:type="dxa" w:w="5040"/>
+            <w:shd w:fill="EAF2F8"/>
+          </w:tcPr>
+          <w:p>
+            <w:r>
+              <w:rPr>
+                <w:b w:val="0"/>
+                <w:color w:val="222222"/>
+                <w:sz w:val="16"/>
+              </w:rPr>
+            </w:r>
+            <w:r>
+              <w:rPr>
+                <w:b w:val="0"/>
+                <w:color w:val="222222"/>
+                <w:sz w:val="16"/>
+              </w:rPr>
+              <w:t>Normal</w:t>
+            </w:r>
+          </w:p>
+        </w:tc>
+      </w:tr>
+      <w:tr>
+        <w:tc>
+          <w:tcPr>
+            <w:tcW w:type="dxa" w:w="5040"/>
+          </w:tcPr>
+          <w:p>
+            <w:r>
+              <w:rPr>
+                <w:b w:val="0"/>
+                <w:color w:val="222222"/>
+                <w:sz w:val="16"/>
+              </w:rPr>
+            </w:r>
+            <w:r>
+              <w:rPr>
+                <w:b w:val="0"/>
+                <w:color w:val="222222"/>
+                <w:sz w:val="16"/>
+              </w:rPr>
+              <w:t>Notes</w:t>
+            </w:r>
+          </w:p>
+        </w:tc>
+        <w:tc>
+          <w:tcPr>
+            <w:tcW w:type="dxa" w:w="5040"/>
+          </w:tcPr>
+          <w:p>
+            <w:r>
+              <w:rPr>
+                <w:b w:val="0"/>
+                <w:color w:val="222222"/>
+                <w:sz w:val="16"/>
+              </w:rPr>
+            </w:r>
+            <w:r>
+              <w:rPr>
+                <w:b w:val="0"/>
+                <w:color w:val="222222"/>
+                <w:sz w:val="16"/>
+              </w:rPr>
+              <w:t>Synthetic checklist configuration test. No real personal data.</w:t>
+            </w:r>
+          </w:p>
+        </w:tc>
+      </w:tr>
+    </w:tbl>
+    <w:p/>
+    <w:p>
+      <w:r>
+        <w:rPr>
+          <w:b/>
+        </w:rPr>
+        <w:t>Expected result</w:t>
+      </w:r>
+    </w:p>
+    <w:p>
+      <w:pPr>
+        <w:pStyle w:val="ListBullet"/>
+      </w:pPr>
+      <w:r>
+        <w:t>The new Daniel Okafor case contains all three synthetic checklist items.</w:t>
+      </w:r>
+    </w:p>
+    <w:p>
+      <w:pPr>
+        <w:pStyle w:val="ListBullet"/>
+      </w:pPr>
+      <w:r>
+        <w:t>The earlier Priya Nair case remains unchanged because it retained its original checklist snapshot.</w:t>
+      </w:r>
+    </w:p>
+    <w:p>
+      <w:pPr>
+        <w:pStyle w:val="Heading2"/>
+      </w:pPr>
+      <w:r>
+        <w:t>Step D — verify the Before Workstreams gate</w:t>
+      </w:r>
+    </w:p>
+    <w:p>
+      <w:pPr>
+        <w:pStyle w:val="ListNumber"/>
+      </w:pPr>
+      <w:r>
+        <w:t>Open the Daniel Okafor case.</w:t>
+      </w:r>
+    </w:p>
+    <w:p>
+      <w:pPr>
+        <w:pStyle w:val="ListNumber"/>
+      </w:pPr>
+      <w:r>
+        <w:t xml:space="preserve">Leave </w:t>
+      </w:r>
+      <w:r>
+        <w:rPr>
+          <w:b/>
+        </w:rPr>
+        <w:t>Confirm employee profile</w:t>
+      </w:r>
+      <w:r>
+        <w:t xml:space="preserve"> incomplete.</w:t>
+      </w:r>
+    </w:p>
+    <w:p>
+      <w:pPr>
+        <w:pStyle w:val="ListNumber"/>
+      </w:pPr>
+      <w:r>
+        <w:t>Observe the case status, activity, next milestone, and specialist workstreams.</w:t>
+      </w:r>
+    </w:p>
+    <w:p>
+      <w:r>
+        <w:rPr>
+          <w:b/>
+        </w:rPr>
+        <w:t>Expected result</w:t>
+      </w:r>
+    </w:p>
+    <w:p>
+      <w:pPr>
+        <w:pStyle w:val="ListBullet"/>
+      </w:pPr>
+      <w:r>
+        <w:t>The case shows that onboarding is paused or blocked by the mandatory item.</w:t>
+      </w:r>
+    </w:p>
+    <w:p>
+      <w:pPr>
+        <w:pStyle w:val="ListBullet"/>
+      </w:pPr>
+      <w:r>
+        <w:t>Workstreams do not progress past the configured gate.</w:t>
+      </w:r>
+    </w:p>
+    <w:p>
+      <w:pPr>
+        <w:pStyle w:val="ListBullet"/>
+      </w:pPr>
+      <w:r>
+        <w:t>The optional buddy-coffee item is not reported as the blocking reason.</w:t>
+      </w:r>
+    </w:p>
+    <w:p>
+      <w:r>
+        <w:t>Then:</w:t>
+      </w:r>
+    </w:p>
+    <w:p>
+      <w:pPr>
+        <w:pStyle w:val="ListNumber"/>
+      </w:pPr>
+      <w:r>
+        <w:t xml:space="preserve">Add the note </w:t>
+      </w:r>
+      <w:r>
+        <w:rPr>
+          <w:rFonts w:ascii="Consolas" w:hAnsi="Consolas"/>
+          <w:sz w:val="18"/>
+        </w:rPr>
+        <w:t>QA completed employee profile prerequisite.</w:t>
+      </w:r>
+    </w:p>
+    <w:p>
+      <w:pPr>
+        <w:pStyle w:val="ListNumber"/>
+      </w:pPr>
+      <w:r>
+        <w:t xml:space="preserve">Select </w:t>
+      </w:r>
+      <w:r>
+        <w:rPr>
+          <w:b/>
+        </w:rPr>
+        <w:t>Complete</w:t>
+      </w:r>
+      <w:r>
+        <w:t xml:space="preserve"> for </w:t>
+      </w:r>
+      <w:r>
+        <w:rPr>
+          <w:b/>
+        </w:rPr>
+        <w:t>Confirm employee profile</w:t>
+      </w:r>
+      <w:r>
+        <w:t>.</w:t>
+      </w:r>
+    </w:p>
+    <w:p>
+      <w:pPr>
+        <w:pStyle w:val="ListNumber"/>
+      </w:pPr>
+      <w:r>
+        <w:t>Refresh the case.</w:t>
+      </w:r>
+    </w:p>
+    <w:p>
+      <w:r>
+        <w:rPr>
+          <w:b/>
+        </w:rPr>
+        <w:t>Expected result</w:t>
+      </w:r>
+    </w:p>
+    <w:p>
+      <w:pPr>
+        <w:pStyle w:val="ListBullet"/>
+      </w:pPr>
+      <w:r>
+        <w:t>The workstream gate clears.</w:t>
+      </w:r>
+    </w:p>
+    <w:p>
+      <w:pPr>
+        <w:pStyle w:val="ListBullet"/>
+      </w:pPr>
+      <w:r>
+        <w:t>The workflow advances to its next valid stage.</w:t>
+      </w:r>
+    </w:p>
+    <w:p>
+      <w:pPr>
+        <w:pStyle w:val="ListBullet"/>
+      </w:pPr>
+      <w:r>
+        <w:t>The completion and note are recorded in Activity or Audit.</w:t>
+      </w:r>
+    </w:p>
+    <w:p>
+      <w:pPr>
+        <w:pStyle w:val="Heading2"/>
+      </w:pPr>
+      <w:r>
+        <w:t>Step E — verify the Before Comms gate</w:t>
+      </w:r>
+    </w:p>
+    <w:p>
+      <w:pPr>
+        <w:pStyle w:val="ListNumber"/>
+      </w:pPr>
+      <w:r>
+        <w:t xml:space="preserve">Leave </w:t>
+      </w:r>
+      <w:r>
+        <w:rPr>
+          <w:b/>
+        </w:rPr>
+        <w:t>Confirm welcome pack</w:t>
+      </w:r>
+      <w:r>
+        <w:t xml:space="preserve"> incomplete.</w:t>
+      </w:r>
+    </w:p>
+    <w:p>
+      <w:pPr>
+        <w:pStyle w:val="ListNumber"/>
+      </w:pPr>
+      <w:r>
+        <w:t>Monitor the QA inbox and the case Communications tab.</w:t>
+      </w:r>
+    </w:p>
+    <w:p>
+      <w:r>
+        <w:rPr>
+          <w:b/>
+        </w:rPr>
+        <w:t>Expected result</w:t>
+      </w:r>
+    </w:p>
+    <w:p>
+      <w:pPr>
+        <w:pStyle w:val="ListBullet"/>
+      </w:pPr>
+      <w:r>
+        <w:t>Candidate communication waits at the Before Comms gate.</w:t>
+      </w:r>
+    </w:p>
+    <w:p>
+      <w:pPr>
+        <w:pStyle w:val="ListBullet"/>
+      </w:pPr>
+      <w:r>
+        <w:t>The case identifies the mandatory welcome-pack item as incomplete.</w:t>
+      </w:r>
+    </w:p>
+    <w:p>
+      <w:r>
+        <w:t>Then:</w:t>
+      </w:r>
+    </w:p>
+    <w:p>
+      <w:pPr>
+        <w:pStyle w:val="ListNumber"/>
+      </w:pPr>
+      <w:r>
+        <w:t xml:space="preserve">Add the note </w:t>
+      </w:r>
+      <w:r>
+        <w:rPr>
+          <w:rFonts w:ascii="Consolas" w:hAnsi="Consolas"/>
+          <w:sz w:val="18"/>
+        </w:rPr>
+        <w:t>QA approved the synthetic welcome pack.</w:t>
+      </w:r>
+    </w:p>
+    <w:p>
+      <w:pPr>
+        <w:pStyle w:val="ListNumber"/>
+      </w:pPr>
+      <w:r>
+        <w:t xml:space="preserve">Complete </w:t>
+      </w:r>
+      <w:r>
+        <w:rPr>
+          <w:b/>
+        </w:rPr>
+        <w:t>Confirm welcome pack</w:t>
+      </w:r>
+      <w:r>
+        <w:t>.</w:t>
+      </w:r>
+    </w:p>
+    <w:p>
+      <w:pPr>
+        <w:pStyle w:val="ListNumber"/>
+      </w:pPr>
+      <w:r>
+        <w:t>Refresh the case and monitor the QA inbox.</w:t>
+      </w:r>
+    </w:p>
+    <w:p>
+      <w:r>
+        <w:rPr>
+          <w:b/>
+        </w:rPr>
+        <w:t>Expected result</w:t>
+      </w:r>
+    </w:p>
+    <w:p>
+      <w:pPr>
+        <w:pStyle w:val="ListBullet"/>
+      </w:pPr>
+      <w:r>
+        <w:t>Communication processing resumes.</w:t>
+      </w:r>
+    </w:p>
+    <w:p>
+      <w:pPr>
+        <w:pStyle w:val="ListBullet"/>
+      </w:pPr>
+      <w:r>
+        <w:t>The authorized onboarding/portal email is delivered exactly once.</w:t>
+      </w:r>
+    </w:p>
+    <w:p>
+      <w:pPr>
+        <w:pStyle w:val="ListBullet"/>
+      </w:pPr>
+      <w:r>
+        <w:t>The completion action is audited.</w:t>
+      </w:r>
+    </w:p>
+    <w:p>
+      <w:pPr>
+        <w:pStyle w:val="Heading2"/>
+      </w:pPr>
+      <w:r>
+        <w:t>Step F — verify that an optional item does not block</w:t>
+      </w:r>
+    </w:p>
+    <w:p>
+      <w:pPr>
+        <w:pStyle w:val="ListNumber"/>
+      </w:pPr>
+      <w:r>
+        <w:t xml:space="preserve">Leave </w:t>
+      </w:r>
+      <w:r>
+        <w:rPr>
+          <w:b/>
+        </w:rPr>
+        <w:t>Schedule buddy coffee</w:t>
+      </w:r>
+      <w:r>
+        <w:t xml:space="preserve"> incomplete.</w:t>
+      </w:r>
+    </w:p>
+    <w:p>
+      <w:pPr>
+        <w:pStyle w:val="ListNumber"/>
+      </w:pPr>
+      <w:r>
+        <w:t>Complete all other mandatory prerequisites.</w:t>
+      </w:r>
+    </w:p>
+    <w:p>
+      <w:pPr>
+        <w:pStyle w:val="ListNumber"/>
+      </w:pPr>
+      <w:r>
+        <w:t>Observe the case’s progression toward Day-1 review.</w:t>
+      </w:r>
+    </w:p>
+    <w:p>
+      <w:r>
+        <w:rPr>
+          <w:b/>
+        </w:rPr>
+        <w:t>Expected result</w:t>
+      </w:r>
+    </w:p>
+    <w:p>
+      <w:pPr>
+        <w:pStyle w:val="ListBullet"/>
+      </w:pPr>
+      <w:r>
+        <w:t>The optional item remains visible and incomplete.</w:t>
+      </w:r>
+    </w:p>
+    <w:p>
+      <w:pPr>
+        <w:pStyle w:val="ListBullet"/>
+      </w:pPr>
+      <w:r>
+        <w:t>It does not pause or block the case.</w:t>
+      </w:r>
+    </w:p>
+    <w:p>
+      <w:pPr>
+        <w:pStyle w:val="ListBullet"/>
+      </w:pPr>
+      <w:r>
+        <w:t>The case can reach the Day-1 review when all mandatory items are satisfied.</w:t>
+      </w:r>
+    </w:p>
+    <w:p>
+      <w:pPr>
+        <w:pStyle w:val="Heading2"/>
+      </w:pPr>
+      <w:r>
+        <w:t>Step G — verify existing-case snapshot protection</w:t>
+      </w:r>
+    </w:p>
+    <w:p>
+      <w:pPr>
+        <w:pStyle w:val="ListNumber"/>
+      </w:pPr>
+      <w:r>
+        <w:t>Return to the earlier Priya Nair case.</w:t>
+      </w:r>
+    </w:p>
+    <w:p>
+      <w:pPr>
+        <w:pStyle w:val="ListNumber"/>
+      </w:pPr>
+      <w:r>
+        <w:t>Review its checklist.</w:t>
+      </w:r>
+    </w:p>
+    <w:p>
+      <w:r>
+        <w:rPr>
+          <w:b/>
+        </w:rPr>
+        <w:t>Expected result</w:t>
+      </w:r>
+    </w:p>
+    <w:p>
+      <w:pPr>
+        <w:pStyle w:val="ListBullet"/>
+      </w:pPr>
+      <w:r>
+        <w:t>The three newly configured items have not appeared automatically.</w:t>
+      </w:r>
+    </w:p>
+    <w:p>
+      <w:pPr>
+        <w:pStyle w:val="ListBullet"/>
+      </w:pPr>
+      <w:r>
+        <w:t>Existing completion states and case-specific configuration remain unchanged.</w:t>
+      </w:r>
+    </w:p>
+    <w:p>
+      <w:r>
+        <w:t>If authorized to test active-case replacement:</w:t>
+      </w:r>
+    </w:p>
+    <w:p>
+      <w:pPr>
+        <w:pStyle w:val="ListNumber"/>
+      </w:pPr>
+      <w:r>
+        <w:t xml:space="preserve">Select </w:t>
+      </w:r>
+      <w:r>
+        <w:rPr>
+          <w:b/>
+        </w:rPr>
+        <w:t>Manage Case Checklist</w:t>
+      </w:r>
+      <w:r>
+        <w:t>.</w:t>
+      </w:r>
+    </w:p>
+    <w:p>
+      <w:pPr>
+        <w:pStyle w:val="ListNumber"/>
+      </w:pPr>
+      <w:r>
+        <w:t>Review the proposed recalculation or replacement.</w:t>
+      </w:r>
+    </w:p>
+    <w:p>
+      <w:pPr>
+        <w:pStyle w:val="ListNumber"/>
+      </w:pPr>
+      <w:r>
+        <w:t>Enter a reason explaining that this is a synthetic QA test.</w:t>
+      </w:r>
+    </w:p>
+    <w:p>
+      <w:pPr>
+        <w:pStyle w:val="ListNumber"/>
+      </w:pPr>
+      <w:r>
+        <w:t>Apply the change only in an approved non-production environment.</w:t>
+      </w:r>
+    </w:p>
+    <w:p>
+      <w:r>
+        <w:rPr>
+          <w:b/>
+        </w:rPr>
+        <w:t>Expected result</w:t>
+      </w:r>
+    </w:p>
+    <w:p>
+      <w:pPr>
+        <w:pStyle w:val="ListBullet"/>
+      </w:pPr>
+      <w:r>
+        <w:t>The action is deliberate rather than automatic.</w:t>
+      </w:r>
+    </w:p>
+    <w:p>
+      <w:pPr>
+        <w:pStyle w:val="ListBullet"/>
+      </w:pPr>
+      <w:r>
+        <w:t>Matching item statuses are preserved where possible.</w:t>
+      </w:r>
+    </w:p>
+    <w:p>
+      <w:pPr>
+        <w:pStyle w:val="ListBullet"/>
+      </w:pPr>
+      <w:r>
+        <w:t>The replacement and reason are audited.</w:t>
+      </w:r>
+    </w:p>
+    <w:p>
+      <w:pPr>
+        <w:pStyle w:val="ListBullet"/>
+      </w:pPr>
+      <w:r>
+        <w:t>The case may return to re-review when new mandatory blockers are introduced.</w:t>
+      </w:r>
+    </w:p>
+    <w:p>
+      <w:pPr>
+        <w:pStyle w:val="Heading2"/>
+      </w:pPr>
+      <w:r>
+        <w:t>Step H — test a targeted checklist profile</w:t>
+      </w:r>
+    </w:p>
+    <w:p>
+      <w:pPr>
+        <w:pStyle w:val="ListNumber"/>
+      </w:pPr>
+      <w:r>
+        <w:t xml:space="preserve">In </w:t>
+      </w:r>
+      <w:r>
+        <w:rPr>
+          <w:b/>
+        </w:rPr>
+        <w:t>Settings</w:t>
+      </w:r>
+      <w:r>
+        <w:t xml:space="preserve">, locate </w:t>
+      </w:r>
+      <w:r>
+        <w:rPr>
+          <w:b/>
+        </w:rPr>
+        <w:t>Targeted Checklist Profiles</w:t>
+      </w:r>
+      <w:r>
+        <w:t>.</w:t>
+      </w:r>
+    </w:p>
+    <w:p>
+      <w:pPr>
+        <w:pStyle w:val="ListNumber"/>
+      </w:pPr>
+      <w:r>
+        <w:t xml:space="preserve">Select </w:t>
+      </w:r>
+      <w:r>
+        <w:rPr>
+          <w:b/>
+        </w:rPr>
+        <w:t>Create Profile</w:t>
+      </w:r>
+      <w:r>
+        <w:t>.</w:t>
+      </w:r>
+    </w:p>
+    <w:p>
+      <w:pPr>
+        <w:pStyle w:val="ListNumber"/>
+      </w:pPr>
+      <w:r>
+        <w:t>Enter:</w:t>
+      </w:r>
+    </w:p>
+    <w:tbl>
+      <w:tblPr>
+        <w:tblStyle w:val="TableGrid"/>
+        <w:tblW w:type="auto" w:w="0"/>
+        <w:jc w:val="center"/>
+        <w:tblLook w:firstColumn="1" w:firstRow="1" w:lastColumn="0" w:lastRow="0" w:noHBand="0" w:noVBand="1" w:val="04A0"/>
+      </w:tblPr>
+      <w:tblGrid>
+        <w:gridCol w:w="5040"/>
+        <w:gridCol w:w="5040"/>
+      </w:tblGrid>
+      <w:tr>
+        <w:tc>
+          <w:tcPr>
+            <w:tcW w:type="dxa" w:w="5040"/>
+            <w:shd w:fill="1F4E79"/>
+          </w:tcPr>
+          <w:p>
+            <w:r>
+              <w:rPr>
+                <w:b/>
+                <w:color w:val="FFFFFF"/>
+                <w:sz w:val="16"/>
+              </w:rPr>
+            </w:r>
+            <w:r>
+              <w:rPr>
+                <w:b/>
+                <w:color w:val="FFFFFF"/>
+                <w:sz w:val="16"/>
+              </w:rPr>
+              <w:t>Field</w:t>
+            </w:r>
+          </w:p>
+        </w:tc>
+        <w:tc>
+          <w:tcPr>
+            <w:tcW w:type="dxa" w:w="5040"/>
+            <w:shd w:fill="1F4E79"/>
+          </w:tcPr>
+          <w:p>
+            <w:r>
+              <w:rPr>
+                <w:b/>
+                <w:color w:val="FFFFFF"/>
+                <w:sz w:val="16"/>
+              </w:rPr>
+            </w:r>
+            <w:r>
+              <w:rPr>
+                <w:b/>
+                <w:color w:val="FFFFFF"/>
+                <w:sz w:val="16"/>
+              </w:rPr>
+              <w:t>Value</w:t>
+            </w:r>
+          </w:p>
+        </w:tc>
+      </w:tr>
+      <w:tr>
+        <w:tc>
+          <w:tcPr>
+            <w:tcW w:type="dxa" w:w="5040"/>
+          </w:tcPr>
+          <w:p>
+            <w:r>
+              <w:rPr>
+                <w:b w:val="0"/>
+                <w:color w:val="222222"/>
+                <w:sz w:val="16"/>
+              </w:rPr>
+            </w:r>
+            <w:r>
+              <w:rPr>
+                <w:b w:val="0"/>
+                <w:color w:val="222222"/>
+                <w:sz w:val="16"/>
+              </w:rPr>
+              <w:t>Profile Name</w:t>
+            </w:r>
+          </w:p>
+        </w:tc>
+        <w:tc>
+          <w:tcPr>
+            <w:tcW w:type="dxa" w:w="5040"/>
+          </w:tcPr>
+          <w:p>
+            <w:r>
+              <w:rPr>
+                <w:b w:val="0"/>
+                <w:color w:val="222222"/>
+                <w:sz w:val="16"/>
+              </w:rPr>
+            </w:r>
+            <w:r>
+              <w:rPr>
+                <w:b w:val="0"/>
+                <w:color w:val="222222"/>
+                <w:sz w:val="16"/>
+              </w:rPr>
+              <w:t>QA P2 Operations Profile</w:t>
+            </w:r>
+          </w:p>
+        </w:tc>
+      </w:tr>
+      <w:tr>
+        <w:tc>
+          <w:tcPr>
+            <w:tcW w:type="dxa" w:w="5040"/>
+            <w:shd w:fill="EAF2F8"/>
+          </w:tcPr>
+          <w:p>
+            <w:r>
+              <w:rPr>
+                <w:b w:val="0"/>
+                <w:color w:val="222222"/>
+                <w:sz w:val="16"/>
+              </w:rPr>
+            </w:r>
+            <w:r>
+              <w:rPr>
+                <w:b w:val="0"/>
+                <w:color w:val="222222"/>
+                <w:sz w:val="16"/>
+              </w:rPr>
+              <w:t>Priority</w:t>
+            </w:r>
+          </w:p>
+        </w:tc>
+        <w:tc>
+          <w:tcPr>
+            <w:tcW w:type="dxa" w:w="5040"/>
+            <w:shd w:fill="EAF2F8"/>
+          </w:tcPr>
+          <w:p>
+            <w:r>
+              <w:rPr>
+                <w:b w:val="0"/>
+                <w:color w:val="222222"/>
+                <w:sz w:val="16"/>
+              </w:rPr>
+            </w:r>
+            <w:r>
+              <w:rPr>
+                <w:b w:val="0"/>
+                <w:color w:val="222222"/>
+                <w:sz w:val="16"/>
+              </w:rPr>
+              <w:t>50</w:t>
+            </w:r>
+          </w:p>
+        </w:tc>
+      </w:tr>
+      <w:tr>
+        <w:tc>
+          <w:tcPr>
+            <w:tcW w:type="dxa" w:w="5040"/>
+          </w:tcPr>
+          <w:p>
+            <w:r>
+              <w:rPr>
+                <w:b w:val="0"/>
+                <w:color w:val="222222"/>
+                <w:sz w:val="16"/>
+              </w:rPr>
+            </w:r>
+            <w:r>
+              <w:rPr>
+                <w:b w:val="0"/>
+                <w:color w:val="222222"/>
+                <w:sz w:val="16"/>
+              </w:rPr>
+              <w:t>Band Match</w:t>
+            </w:r>
+          </w:p>
+        </w:tc>
+        <w:tc>
+          <w:tcPr>
+            <w:tcW w:type="dxa" w:w="5040"/>
+          </w:tcPr>
+          <w:p>
+            <w:r>
+              <w:rPr>
+                <w:b w:val="0"/>
+                <w:color w:val="222222"/>
+                <w:sz w:val="16"/>
+              </w:rPr>
+            </w:r>
+            <w:r>
+              <w:rPr>
+                <w:b w:val="0"/>
+                <w:color w:val="222222"/>
+                <w:sz w:val="16"/>
+              </w:rPr>
+              <w:t>P2</w:t>
+            </w:r>
+          </w:p>
+        </w:tc>
+      </w:tr>
+      <w:tr>
+        <w:tc>
+          <w:tcPr>
+            <w:tcW w:type="dxa" w:w="5040"/>
+            <w:shd w:fill="EAF2F8"/>
+          </w:tcPr>
+          <w:p>
+            <w:r>
+              <w:rPr>
+                <w:b w:val="0"/>
+                <w:color w:val="222222"/>
+                <w:sz w:val="16"/>
+              </w:rPr>
+            </w:r>
+            <w:r>
+              <w:rPr>
+                <w:b w:val="0"/>
+                <w:color w:val="222222"/>
+                <w:sz w:val="16"/>
+              </w:rPr>
+              <w:t>Role Match</w:t>
+            </w:r>
+          </w:p>
+        </w:tc>
+        <w:tc>
+          <w:tcPr>
+            <w:tcW w:type="dxa" w:w="5040"/>
+            <w:shd w:fill="EAF2F8"/>
+          </w:tcPr>
+          <w:p>
+            <w:r>
+              <w:rPr>
+                <w:b w:val="0"/>
+                <w:color w:val="222222"/>
+                <w:sz w:val="16"/>
+              </w:rPr>
+            </w:r>
+            <w:r>
+              <w:rPr>
+                <w:b w:val="0"/>
+                <w:color w:val="222222"/>
+                <w:sz w:val="16"/>
+              </w:rPr>
+              <w:t>Service Delivery Analyst</w:t>
+            </w:r>
+          </w:p>
+        </w:tc>
+      </w:tr>
+      <w:tr>
+        <w:tc>
+          <w:tcPr>
+            <w:tcW w:type="dxa" w:w="5040"/>
+          </w:tcPr>
+          <w:p>
+            <w:r>
+              <w:rPr>
+                <w:b w:val="0"/>
+                <w:color w:val="222222"/>
+                <w:sz w:val="16"/>
+              </w:rPr>
+            </w:r>
+            <w:r>
+              <w:rPr>
+                <w:b w:val="0"/>
+                <w:color w:val="222222"/>
+                <w:sz w:val="16"/>
+              </w:rPr>
+              <w:t>Employment Type Match</w:t>
+            </w:r>
+          </w:p>
+        </w:tc>
+        <w:tc>
+          <w:tcPr>
+            <w:tcW w:type="dxa" w:w="5040"/>
+          </w:tcPr>
+          <w:p>
+            <w:r>
+              <w:rPr>
+                <w:b w:val="0"/>
+                <w:color w:val="222222"/>
+                <w:sz w:val="16"/>
+              </w:rPr>
+            </w:r>
+            <w:r>
+              <w:rPr>
+                <w:b w:val="0"/>
+                <w:color w:val="222222"/>
+                <w:sz w:val="16"/>
+              </w:rPr>
+              <w:t>External FTE, if offered by the current selector</w:t>
+            </w:r>
+          </w:p>
+        </w:tc>
+      </w:tr>
+      <w:tr>
+        <w:tc>
+          <w:tcPr>
+            <w:tcW w:type="dxa" w:w="5040"/>
+            <w:shd w:fill="EAF2F8"/>
+          </w:tcPr>
+          <w:p>
+            <w:r>
+              <w:rPr>
+                <w:b w:val="0"/>
+                <w:color w:val="222222"/>
+                <w:sz w:val="16"/>
+              </w:rPr>
+            </w:r>
+            <w:r>
+              <w:rPr>
+                <w:b w:val="0"/>
+                <w:color w:val="222222"/>
+                <w:sz w:val="16"/>
+              </w:rPr>
+              <w:t>Location Match</w:t>
+            </w:r>
+          </w:p>
+        </w:tc>
+        <w:tc>
+          <w:tcPr>
+            <w:tcW w:type="dxa" w:w="5040"/>
+            <w:shd w:fill="EAF2F8"/>
+          </w:tcPr>
+          <w:p>
+            <w:r>
+              <w:rPr>
+                <w:b w:val="0"/>
+                <w:color w:val="222222"/>
+                <w:sz w:val="16"/>
+              </w:rPr>
+            </w:r>
+            <w:r>
+              <w:rPr>
+                <w:b w:val="0"/>
+                <w:color w:val="222222"/>
+                <w:sz w:val="16"/>
+              </w:rPr>
+              <w:t>India</w:t>
+            </w:r>
+          </w:p>
+        </w:tc>
+      </w:tr>
+      <w:tr>
+        <w:tc>
+          <w:tcPr>
+            <w:tcW w:type="dxa" w:w="5040"/>
+          </w:tcPr>
+          <w:p>
+            <w:r>
+              <w:rPr>
+                <w:b w:val="0"/>
+                <w:color w:val="222222"/>
+                <w:sz w:val="16"/>
+              </w:rPr>
+            </w:r>
+            <w:r>
+              <w:rPr>
+                <w:b w:val="0"/>
+                <w:color w:val="222222"/>
+                <w:sz w:val="16"/>
+              </w:rPr>
+              <w:t>Profile Enabled</w:t>
+            </w:r>
+          </w:p>
+        </w:tc>
+        <w:tc>
+          <w:tcPr>
+            <w:tcW w:type="dxa" w:w="5040"/>
+          </w:tcPr>
+          <w:p>
+            <w:r>
+              <w:rPr>
+                <w:b w:val="0"/>
+                <w:color w:val="222222"/>
+                <w:sz w:val="16"/>
+              </w:rPr>
+            </w:r>
+            <w:r>
+              <w:rPr>
+                <w:b w:val="0"/>
+                <w:color w:val="222222"/>
+                <w:sz w:val="16"/>
+              </w:rPr>
+              <w:t>Yes</w:t>
+            </w:r>
+          </w:p>
+        </w:tc>
+      </w:tr>
+    </w:tbl>
+    <w:p/>
+    <w:p>
+      <w:pPr>
+        <w:pStyle w:val="ListNumber"/>
+      </w:pPr>
+      <w:r>
+        <w:t>Add an item override:</w:t>
+      </w:r>
+    </w:p>
+    <w:tbl>
+      <w:tblPr>
+        <w:tblStyle w:val="TableGrid"/>
+        <w:tblW w:type="auto" w:w="0"/>
+        <w:jc w:val="center"/>
+        <w:tblLook w:firstColumn="1" w:firstRow="1" w:lastColumn="0" w:lastRow="0" w:noHBand="0" w:noVBand="1" w:val="04A0"/>
+      </w:tblPr>
+      <w:tblGrid>
+        <w:gridCol w:w="5040"/>
+        <w:gridCol w:w="5040"/>
+      </w:tblGrid>
+      <w:tr>
+        <w:tc>
+          <w:tcPr>
+            <w:tcW w:type="dxa" w:w="5040"/>
+            <w:shd w:fill="1F4E79"/>
+          </w:tcPr>
+          <w:p>
+            <w:r>
+              <w:rPr>
+                <w:b/>
+                <w:color w:val="FFFFFF"/>
+                <w:sz w:val="16"/>
+              </w:rPr>
+            </w:r>
+            <w:r>
+              <w:rPr>
+                <w:b/>
+                <w:color w:val="FFFFFF"/>
+                <w:sz w:val="16"/>
+              </w:rPr>
+              <w:t>Field</w:t>
+            </w:r>
+          </w:p>
+        </w:tc>
+        <w:tc>
+          <w:tcPr>
+            <w:tcW w:type="dxa" w:w="5040"/>
+            <w:shd w:fill="1F4E79"/>
+          </w:tcPr>
+          <w:p>
+            <w:r>
+              <w:rPr>
+                <w:b/>
+                <w:color w:val="FFFFFF"/>
+                <w:sz w:val="16"/>
+              </w:rPr>
+            </w:r>
+            <w:r>
+              <w:rPr>
+                <w:b/>
+                <w:color w:val="FFFFFF"/>
+                <w:sz w:val="16"/>
+              </w:rPr>
+              <w:t>Value</w:t>
+            </w:r>
+          </w:p>
+        </w:tc>
+      </w:tr>
+      <w:tr>
+        <w:tc>
+          <w:tcPr>
+            <w:tcW w:type="dxa" w:w="5040"/>
+          </w:tcPr>
+          <w:p>
+            <w:r>
+              <w:rPr>
+                <w:b w:val="0"/>
+                <w:color w:val="222222"/>
+                <w:sz w:val="16"/>
+              </w:rPr>
+            </w:r>
+            <w:r>
+              <w:rPr>
+                <w:b w:val="0"/>
+                <w:color w:val="222222"/>
+                <w:sz w:val="16"/>
+              </w:rPr>
+              <w:t>Target Item ID</w:t>
+            </w:r>
+          </w:p>
+        </w:tc>
+        <w:tc>
+          <w:tcPr>
+            <w:tcW w:type="dxa" w:w="5040"/>
+          </w:tcPr>
+          <w:p>
+            <w:r>
+              <w:rPr>
+                <w:b w:val="0"/>
+                <w:color w:val="222222"/>
+                <w:sz w:val="16"/>
+              </w:rPr>
+            </w:r>
+            <w:r>
+              <w:rPr>
+                <w:b w:val="0"/>
+                <w:color w:val="222222"/>
+                <w:sz w:val="16"/>
+              </w:rPr>
+              <w:t>qa-operations-induction</w:t>
+            </w:r>
+          </w:p>
+        </w:tc>
+      </w:tr>
+      <w:tr>
+        <w:tc>
+          <w:tcPr>
+            <w:tcW w:type="dxa" w:w="5040"/>
+            <w:shd w:fill="EAF2F8"/>
+          </w:tcPr>
+          <w:p>
+            <w:r>
+              <w:rPr>
+                <w:b w:val="0"/>
+                <w:color w:val="222222"/>
+                <w:sz w:val="16"/>
+              </w:rPr>
+            </w:r>
+            <w:r>
+              <w:rPr>
+                <w:b w:val="0"/>
+                <w:color w:val="222222"/>
+                <w:sz w:val="16"/>
+              </w:rPr>
+              <w:t>Override Label</w:t>
+            </w:r>
+          </w:p>
+        </w:tc>
+        <w:tc>
+          <w:tcPr>
+            <w:tcW w:type="dxa" w:w="5040"/>
+            <w:shd w:fill="EAF2F8"/>
+          </w:tcPr>
+          <w:p>
+            <w:r>
+              <w:rPr>
+                <w:b w:val="0"/>
+                <w:color w:val="222222"/>
+                <w:sz w:val="16"/>
+              </w:rPr>
+            </w:r>
+            <w:r>
+              <w:rPr>
+                <w:b w:val="0"/>
+                <w:color w:val="222222"/>
+                <w:sz w:val="16"/>
+              </w:rPr>
+              <w:t>Complete Operations induction</w:t>
+            </w:r>
+          </w:p>
+        </w:tc>
+      </w:tr>
+      <w:tr>
+        <w:tc>
+          <w:tcPr>
+            <w:tcW w:type="dxa" w:w="5040"/>
+          </w:tcPr>
+          <w:p>
+            <w:r>
+              <w:rPr>
+                <w:b w:val="0"/>
+                <w:color w:val="222222"/>
+                <w:sz w:val="16"/>
+              </w:rPr>
+            </w:r>
+            <w:r>
+              <w:rPr>
+                <w:b w:val="0"/>
+                <w:color w:val="222222"/>
+                <w:sz w:val="16"/>
+              </w:rPr>
+              <w:t>Status</w:t>
+            </w:r>
+          </w:p>
+        </w:tc>
+        <w:tc>
+          <w:tcPr>
+            <w:tcW w:type="dxa" w:w="5040"/>
+          </w:tcPr>
+          <w:p>
+            <w:r>
+              <w:rPr>
+                <w:b w:val="0"/>
+                <w:color w:val="222222"/>
+                <w:sz w:val="16"/>
+              </w:rPr>
+            </w:r>
+            <w:r>
+              <w:rPr>
+                <w:b w:val="0"/>
+                <w:color w:val="222222"/>
+                <w:sz w:val="16"/>
+              </w:rPr>
+              <w:t>Included</w:t>
+            </w:r>
+          </w:p>
+        </w:tc>
+      </w:tr>
+      <w:tr>
+        <w:tc>
+          <w:tcPr>
+            <w:tcW w:type="dxa" w:w="5040"/>
+            <w:shd w:fill="EAF2F8"/>
+          </w:tcPr>
+          <w:p>
+            <w:r>
+              <w:rPr>
+                <w:b w:val="0"/>
+                <w:color w:val="222222"/>
+                <w:sz w:val="16"/>
+              </w:rPr>
+            </w:r>
+            <w:r>
+              <w:rPr>
+                <w:b w:val="0"/>
+                <w:color w:val="222222"/>
+                <w:sz w:val="16"/>
+              </w:rPr>
+              <w:t>Requirement</w:t>
+            </w:r>
+          </w:p>
+        </w:tc>
+        <w:tc>
+          <w:tcPr>
+            <w:tcW w:type="dxa" w:w="5040"/>
+            <w:shd w:fill="EAF2F8"/>
+          </w:tcPr>
+          <w:p>
+            <w:r>
+              <w:rPr>
+                <w:b w:val="0"/>
+                <w:color w:val="222222"/>
+                <w:sz w:val="16"/>
+              </w:rPr>
+            </w:r>
+            <w:r>
+              <w:rPr>
+                <w:b w:val="0"/>
+                <w:color w:val="222222"/>
+                <w:sz w:val="16"/>
+              </w:rPr>
+              <w:t>Mandatory</w:t>
+            </w:r>
+          </w:p>
+        </w:tc>
+      </w:tr>
+      <w:tr>
+        <w:tc>
+          <w:tcPr>
+            <w:tcW w:type="dxa" w:w="5040"/>
+          </w:tcPr>
+          <w:p>
+            <w:r>
+              <w:rPr>
+                <w:b w:val="0"/>
+                <w:color w:val="222222"/>
+                <w:sz w:val="16"/>
+              </w:rPr>
+            </w:r>
+            <w:r>
+              <w:rPr>
+                <w:b w:val="0"/>
+                <w:color w:val="222222"/>
+                <w:sz w:val="16"/>
+              </w:rPr>
+              <w:t>Enforcement Stage</w:t>
+            </w:r>
+          </w:p>
+        </w:tc>
+        <w:tc>
+          <w:tcPr>
+            <w:tcW w:type="dxa" w:w="5040"/>
+          </w:tcPr>
+          <w:p>
+            <w:r>
+              <w:rPr>
+                <w:b w:val="0"/>
+                <w:color w:val="222222"/>
+                <w:sz w:val="16"/>
+              </w:rPr>
+            </w:r>
+            <w:r>
+              <w:rPr>
+                <w:b w:val="0"/>
+                <w:color w:val="222222"/>
+                <w:sz w:val="16"/>
+              </w:rPr>
+              <w:t>Before Day-1</w:t>
+            </w:r>
+          </w:p>
+        </w:tc>
+      </w:tr>
+      <w:tr>
+        <w:tc>
+          <w:tcPr>
+            <w:tcW w:type="dxa" w:w="5040"/>
+            <w:shd w:fill="EAF2F8"/>
+          </w:tcPr>
+          <w:p>
+            <w:r>
+              <w:rPr>
+                <w:b w:val="0"/>
+                <w:color w:val="222222"/>
+                <w:sz w:val="16"/>
+              </w:rPr>
+            </w:r>
+            <w:r>
+              <w:rPr>
+                <w:b w:val="0"/>
+                <w:color w:val="222222"/>
+                <w:sz w:val="16"/>
+              </w:rPr>
+              <w:t>Order</w:t>
+            </w:r>
+          </w:p>
+        </w:tc>
+        <w:tc>
+          <w:tcPr>
+            <w:tcW w:type="dxa" w:w="5040"/>
+            <w:shd w:fill="EAF2F8"/>
+          </w:tcPr>
+          <w:p>
+            <w:r>
+              <w:rPr>
+                <w:b w:val="0"/>
+                <w:color w:val="222222"/>
+                <w:sz w:val="16"/>
+              </w:rPr>
+            </w:r>
+            <w:r>
+              <w:rPr>
+                <w:b w:val="0"/>
+                <w:color w:val="222222"/>
+                <w:sz w:val="16"/>
+              </w:rPr>
+              <w:t>Next valid order</w:t>
+            </w:r>
+          </w:p>
+        </w:tc>
+      </w:tr>
+    </w:tbl>
+    <w:p/>
+    <w:p>
+      <w:pPr>
+        <w:pStyle w:val="ListNumber"/>
+      </w:pPr>
+      <w:r>
+        <w:t>Save the profile.</w:t>
+      </w:r>
+    </w:p>
+    <w:p>
+      <w:pPr>
+        <w:pStyle w:val="ListNumber"/>
+      </w:pPr>
+      <w:r>
+        <w:t>Create a third case matching P2, Service Delivery Analyst, External FTE, and India.</w:t>
+      </w:r>
+    </w:p>
+    <w:p>
+      <w:pPr>
+        <w:pStyle w:val="ListNumber"/>
+      </w:pPr>
+      <w:r>
+        <w:t>Create a fourth case with a non-matching role or band.</w:t>
+      </w:r>
+    </w:p>
+    <w:p>
+      <w:r>
+        <w:rPr>
+          <w:b/>
+        </w:rPr>
+        <w:t>Expected result</w:t>
+      </w:r>
+    </w:p>
+    <w:p>
+      <w:pPr>
+        <w:pStyle w:val="ListBullet"/>
+      </w:pPr>
+      <w:r>
+        <w:t>The matching case receives the targeted Operations induction item.</w:t>
+      </w:r>
+    </w:p>
+    <w:p>
+      <w:pPr>
+        <w:pStyle w:val="ListBullet"/>
+      </w:pPr>
+      <w:r>
+        <w:t>The non-matching case receives the default checklist without that targeted item.</w:t>
+      </w:r>
+    </w:p>
+    <w:p>
+      <w:pPr>
+        <w:pStyle w:val="ListBullet"/>
+      </w:pPr>
+      <w:r>
+        <w:t>The mandatory targeted item blocks the matching case before Day-1 review until completed.</w:t>
+      </w:r>
+    </w:p>
+    <w:p>
+      <w:pPr>
+        <w:pStyle w:val="ListBullet"/>
+      </w:pPr>
+      <w:r>
+        <w:t>An equal-priority overlapping enabled profile is rejected rather than applied ambiguously.</w:t>
+      </w:r>
+    </w:p>
+    <w:p>
+      <w:pPr>
+        <w:pStyle w:val="Heading2"/>
+      </w:pPr>
+      <w:r>
+        <w:t>Configuration scenario pass/fail checklist</w:t>
+      </w:r>
+    </w:p>
+    <w:tbl>
+      <w:tblPr>
+        <w:tblStyle w:val="TableGrid"/>
+        <w:tblW w:type="auto" w:w="0"/>
+        <w:jc w:val="center"/>
+        <w:tblLook w:firstColumn="1" w:firstRow="1" w:lastColumn="0" w:lastRow="0" w:noHBand="0" w:noVBand="1" w:val="04A0"/>
+      </w:tblPr>
+      <w:tblGrid>
+        <w:gridCol w:w="2520"/>
+        <w:gridCol w:w="2520"/>
+        <w:gridCol w:w="2520"/>
+        <w:gridCol w:w="2520"/>
+      </w:tblGrid>
+      <w:tr>
+        <w:tc>
+          <w:tcPr>
+            <w:tcW w:type="dxa" w:w="2520"/>
+            <w:shd w:fill="1F4E79"/>
+          </w:tcPr>
+          <w:p>
+            <w:r>
+              <w:rPr>
+                <w:b/>
+                <w:color w:val="FFFFFF"/>
+                <w:sz w:val="16"/>
+              </w:rPr>
+            </w:r>
+            <w:r>
+              <w:rPr>
+                <w:b/>
+                <w:color w:val="FFFFFF"/>
+                <w:sz w:val="16"/>
+              </w:rPr>
+              <w:t>Verification</w:t>
+            </w:r>
+          </w:p>
+        </w:tc>
+        <w:tc>
+          <w:tcPr>
+            <w:tcW w:type="dxa" w:w="2520"/>
+            <w:shd w:fill="1F4E79"/>
+          </w:tcPr>
+          <w:p>
+            <w:r>
+              <w:rPr>
+                <w:b/>
+                <w:color w:val="FFFFFF"/>
+                <w:sz w:val="16"/>
+              </w:rPr>
+            </w:r>
+            <w:r>
+              <w:rPr>
+                <w:b/>
+                <w:color w:val="FFFFFF"/>
+                <w:sz w:val="16"/>
+              </w:rPr>
+              <w:t>Pass</w:t>
+            </w:r>
+          </w:p>
+        </w:tc>
+        <w:tc>
+          <w:tcPr>
+            <w:tcW w:type="dxa" w:w="2520"/>
+            <w:shd w:fill="1F4E79"/>
+          </w:tcPr>
+          <w:p>
+            <w:r>
+              <w:rPr>
+                <w:b/>
+                <w:color w:val="FFFFFF"/>
+                <w:sz w:val="16"/>
+              </w:rPr>
+            </w:r>
+            <w:r>
+              <w:rPr>
+                <w:b/>
+                <w:color w:val="FFFFFF"/>
+                <w:sz w:val="16"/>
+              </w:rPr>
+              <w:t>Fail</w:t>
+            </w:r>
+          </w:p>
+        </w:tc>
+        <w:tc>
+          <w:tcPr>
+            <w:tcW w:type="dxa" w:w="2520"/>
+            <w:shd w:fill="1F4E79"/>
+          </w:tcPr>
+          <w:p>
+            <w:r>
+              <w:rPr>
+                <w:b/>
+                <w:color w:val="FFFFFF"/>
+                <w:sz w:val="16"/>
+              </w:rPr>
+            </w:r>
+            <w:r>
+              <w:rPr>
+                <w:b/>
+                <w:color w:val="FFFFFF"/>
+                <w:sz w:val="16"/>
+              </w:rPr>
+              <w:t>Notes / evidence</w:t>
+            </w:r>
+          </w:p>
+        </w:tc>
+      </w:tr>
+      <w:tr>
+        <w:tc>
+          <w:tcPr>
+            <w:tcW w:type="dxa" w:w="2520"/>
+          </w:tcPr>
+          <w:p>
+            <w:r>
+              <w:rPr>
+                <w:b w:val="0"/>
+                <w:color w:val="222222"/>
+                <w:sz w:val="16"/>
+              </w:rPr>
+            </w:r>
+            <w:r>
+              <w:rPr>
+                <w:b w:val="0"/>
+                <w:color w:val="222222"/>
+                <w:sz w:val="16"/>
+              </w:rPr>
+              <w:t>Owner/admin can edit checklist configuration</w:t>
+            </w:r>
+          </w:p>
+        </w:tc>
+        <w:tc>
+          <w:tcPr>
+            <w:tcW w:type="dxa" w:w="2520"/>
+          </w:tcPr>
+          <w:p>
+            <w:r>
+              <w:rPr>
+                <w:b w:val="0"/>
+                <w:color w:val="222222"/>
+                <w:sz w:val="16"/>
+              </w:rPr>
+            </w:r>
+            <w:r>
+              <w:rPr>
+                <w:b w:val="0"/>
+                <w:color w:val="222222"/>
+                <w:sz w:val="16"/>
+              </w:rPr>
+              <w:t>☐</w:t>
+            </w:r>
+          </w:p>
+        </w:tc>
+        <w:tc>
+          <w:tcPr>
+            <w:tcW w:type="dxa" w:w="2520"/>
+          </w:tcPr>
+          <w:p>
+            <w:r>
+              <w:rPr>
+                <w:b w:val="0"/>
+                <w:color w:val="222222"/>
+                <w:sz w:val="16"/>
+              </w:rPr>
+            </w:r>
+            <w:r>
+              <w:rPr>
+                <w:b w:val="0"/>
+                <w:color w:val="222222"/>
+                <w:sz w:val="16"/>
+              </w:rPr>
+              <w:t>☐</w:t>
+            </w:r>
+          </w:p>
+        </w:tc>
+        <w:tc>
+          <w:tcPr>
+            <w:tcW w:type="dxa" w:w="2520"/>
+          </w:tcPr>
+          <w:p>
+            <w:r>
+              <w:rPr>
+                <w:b w:val="0"/>
+                <w:color w:val="222222"/>
+                <w:sz w:val="16"/>
+              </w:rPr>
+            </w:r>
+          </w:p>
+        </w:tc>
+      </w:tr>
+      <w:tr>
+        <w:tc>
+          <w:tcPr>
+            <w:tcW w:type="dxa" w:w="2520"/>
+            <w:shd w:fill="EAF2F8"/>
+          </w:tcPr>
+          <w:p>
+            <w:r>
+              <w:rPr>
+                <w:b w:val="0"/>
+                <w:color w:val="222222"/>
+                <w:sz w:val="16"/>
+              </w:rPr>
+            </w:r>
+            <w:r>
+              <w:rPr>
+                <w:b w:val="0"/>
+                <w:color w:val="222222"/>
+                <w:sz w:val="16"/>
+              </w:rPr>
+              <w:t>Invalid IDs or ordering are rejected</w:t>
+            </w:r>
+          </w:p>
+        </w:tc>
+        <w:tc>
+          <w:tcPr>
+            <w:tcW w:type="dxa" w:w="2520"/>
+            <w:shd w:fill="EAF2F8"/>
+          </w:tcPr>
+          <w:p>
+            <w:r>
+              <w:rPr>
+                <w:b w:val="0"/>
+                <w:color w:val="222222"/>
+                <w:sz w:val="16"/>
+              </w:rPr>
+            </w:r>
+            <w:r>
+              <w:rPr>
+                <w:b w:val="0"/>
+                <w:color w:val="222222"/>
+                <w:sz w:val="16"/>
+              </w:rPr>
+              <w:t>☐</w:t>
+            </w:r>
+          </w:p>
+        </w:tc>
+        <w:tc>
+          <w:tcPr>
+            <w:tcW w:type="dxa" w:w="2520"/>
+            <w:shd w:fill="EAF2F8"/>
+          </w:tcPr>
+          <w:p>
+            <w:r>
+              <w:rPr>
+                <w:b w:val="0"/>
+                <w:color w:val="222222"/>
+                <w:sz w:val="16"/>
+              </w:rPr>
+            </w:r>
+            <w:r>
+              <w:rPr>
+                <w:b w:val="0"/>
+                <w:color w:val="222222"/>
+                <w:sz w:val="16"/>
+              </w:rPr>
+              <w:t>☐</w:t>
+            </w:r>
+          </w:p>
+        </w:tc>
+        <w:tc>
+          <w:tcPr>
+            <w:tcW w:type="dxa" w:w="2520"/>
+            <w:shd w:fill="EAF2F8"/>
+          </w:tcPr>
+          <w:p>
+            <w:r>
+              <w:rPr>
+                <w:b w:val="0"/>
+                <w:color w:val="222222"/>
+                <w:sz w:val="16"/>
+              </w:rPr>
+            </w:r>
+          </w:p>
+        </w:tc>
+      </w:tr>
+      <w:tr>
+        <w:tc>
+          <w:tcPr>
+            <w:tcW w:type="dxa" w:w="2520"/>
+          </w:tcPr>
+          <w:p>
+            <w:r>
+              <w:rPr>
+                <w:b w:val="0"/>
+                <w:color w:val="222222"/>
+                <w:sz w:val="16"/>
+              </w:rPr>
+            </w:r>
+            <w:r>
+              <w:rPr>
+                <w:b w:val="0"/>
+                <w:color w:val="222222"/>
+                <w:sz w:val="16"/>
+              </w:rPr>
+              <w:t>Saving creates a new checklist version</w:t>
+            </w:r>
+          </w:p>
+        </w:tc>
+        <w:tc>
+          <w:tcPr>
+            <w:tcW w:type="dxa" w:w="2520"/>
+          </w:tcPr>
+          <w:p>
+            <w:r>
+              <w:rPr>
+                <w:b w:val="0"/>
+                <w:color w:val="222222"/>
+                <w:sz w:val="16"/>
+              </w:rPr>
+            </w:r>
+            <w:r>
+              <w:rPr>
+                <w:b w:val="0"/>
+                <w:color w:val="222222"/>
+                <w:sz w:val="16"/>
+              </w:rPr>
+              <w:t>☐</w:t>
+            </w:r>
+          </w:p>
+        </w:tc>
+        <w:tc>
+          <w:tcPr>
+            <w:tcW w:type="dxa" w:w="2520"/>
+          </w:tcPr>
+          <w:p>
+            <w:r>
+              <w:rPr>
+                <w:b w:val="0"/>
+                <w:color w:val="222222"/>
+                <w:sz w:val="16"/>
+              </w:rPr>
+            </w:r>
+            <w:r>
+              <w:rPr>
+                <w:b w:val="0"/>
+                <w:color w:val="222222"/>
+                <w:sz w:val="16"/>
+              </w:rPr>
+              <w:t>☐</w:t>
+            </w:r>
+          </w:p>
+        </w:tc>
+        <w:tc>
+          <w:tcPr>
+            <w:tcW w:type="dxa" w:w="2520"/>
+          </w:tcPr>
+          <w:p>
+            <w:r>
+              <w:rPr>
+                <w:b w:val="0"/>
+                <w:color w:val="222222"/>
+                <w:sz w:val="16"/>
+              </w:rPr>
+            </w:r>
+          </w:p>
+        </w:tc>
+      </w:tr>
+      <w:tr>
+        <w:tc>
+          <w:tcPr>
+            <w:tcW w:type="dxa" w:w="2520"/>
+            <w:shd w:fill="EAF2F8"/>
+          </w:tcPr>
+          <w:p>
+            <w:r>
+              <w:rPr>
+                <w:b w:val="0"/>
+                <w:color w:val="222222"/>
+                <w:sz w:val="16"/>
+              </w:rPr>
+            </w:r>
+            <w:r>
+              <w:rPr>
+                <w:b w:val="0"/>
+                <w:color w:val="222222"/>
+                <w:sz w:val="16"/>
+              </w:rPr>
+              <w:t>New case receives the new checklist snapshot</w:t>
+            </w:r>
+          </w:p>
+        </w:tc>
+        <w:tc>
+          <w:tcPr>
+            <w:tcW w:type="dxa" w:w="2520"/>
+            <w:shd w:fill="EAF2F8"/>
+          </w:tcPr>
+          <w:p>
+            <w:r>
+              <w:rPr>
+                <w:b w:val="0"/>
+                <w:color w:val="222222"/>
+                <w:sz w:val="16"/>
+              </w:rPr>
+            </w:r>
+            <w:r>
+              <w:rPr>
+                <w:b w:val="0"/>
+                <w:color w:val="222222"/>
+                <w:sz w:val="16"/>
+              </w:rPr>
+              <w:t>☐</w:t>
+            </w:r>
+          </w:p>
+        </w:tc>
+        <w:tc>
+          <w:tcPr>
+            <w:tcW w:type="dxa" w:w="2520"/>
+            <w:shd w:fill="EAF2F8"/>
+          </w:tcPr>
+          <w:p>
+            <w:r>
+              <w:rPr>
+                <w:b w:val="0"/>
+                <w:color w:val="222222"/>
+                <w:sz w:val="16"/>
+              </w:rPr>
+            </w:r>
+            <w:r>
+              <w:rPr>
+                <w:b w:val="0"/>
+                <w:color w:val="222222"/>
+                <w:sz w:val="16"/>
+              </w:rPr>
+              <w:t>☐</w:t>
+            </w:r>
+          </w:p>
+        </w:tc>
+        <w:tc>
+          <w:tcPr>
+            <w:tcW w:type="dxa" w:w="2520"/>
+            <w:shd w:fill="EAF2F8"/>
+          </w:tcPr>
+          <w:p>
+            <w:r>
+              <w:rPr>
+                <w:b w:val="0"/>
+                <w:color w:val="222222"/>
+                <w:sz w:val="16"/>
+              </w:rPr>
+            </w:r>
+          </w:p>
+        </w:tc>
+      </w:tr>
+      <w:tr>
+        <w:tc>
+          <w:tcPr>
+            <w:tcW w:type="dxa" w:w="2520"/>
+          </w:tcPr>
+          <w:p>
+            <w:r>
+              <w:rPr>
+                <w:b w:val="0"/>
+                <w:color w:val="222222"/>
+                <w:sz w:val="16"/>
+              </w:rPr>
+            </w:r>
+            <w:r>
+              <w:rPr>
+                <w:b w:val="0"/>
+                <w:color w:val="222222"/>
+                <w:sz w:val="16"/>
+              </w:rPr>
+              <w:t>Existing case remains unchanged automatically</w:t>
+            </w:r>
+          </w:p>
+        </w:tc>
+        <w:tc>
+          <w:tcPr>
+            <w:tcW w:type="dxa" w:w="2520"/>
+          </w:tcPr>
+          <w:p>
+            <w:r>
+              <w:rPr>
+                <w:b w:val="0"/>
+                <w:color w:val="222222"/>
+                <w:sz w:val="16"/>
+              </w:rPr>
+            </w:r>
+            <w:r>
+              <w:rPr>
+                <w:b w:val="0"/>
+                <w:color w:val="222222"/>
+                <w:sz w:val="16"/>
+              </w:rPr>
+              <w:t>☐</w:t>
+            </w:r>
+          </w:p>
+        </w:tc>
+        <w:tc>
+          <w:tcPr>
+            <w:tcW w:type="dxa" w:w="2520"/>
+          </w:tcPr>
+          <w:p>
+            <w:r>
+              <w:rPr>
+                <w:b w:val="0"/>
+                <w:color w:val="222222"/>
+                <w:sz w:val="16"/>
+              </w:rPr>
+            </w:r>
+            <w:r>
+              <w:rPr>
+                <w:b w:val="0"/>
+                <w:color w:val="222222"/>
+                <w:sz w:val="16"/>
+              </w:rPr>
+              <w:t>☐</w:t>
+            </w:r>
+          </w:p>
+        </w:tc>
+        <w:tc>
+          <w:tcPr>
+            <w:tcW w:type="dxa" w:w="2520"/>
+          </w:tcPr>
+          <w:p>
+            <w:r>
+              <w:rPr>
+                <w:b w:val="0"/>
+                <w:color w:val="222222"/>
+                <w:sz w:val="16"/>
+              </w:rPr>
+            </w:r>
+          </w:p>
+        </w:tc>
+      </w:tr>
+      <w:tr>
+        <w:tc>
+          <w:tcPr>
+            <w:tcW w:type="dxa" w:w="2520"/>
+            <w:shd w:fill="EAF2F8"/>
+          </w:tcPr>
+          <w:p>
+            <w:r>
+              <w:rPr>
+                <w:b w:val="0"/>
+                <w:color w:val="222222"/>
+                <w:sz w:val="16"/>
+              </w:rPr>
+            </w:r>
+            <w:r>
+              <w:rPr>
+                <w:b w:val="0"/>
+                <w:color w:val="222222"/>
+                <w:sz w:val="16"/>
+              </w:rPr>
+              <w:t>Before Workstreams mandatory item blocks workstreams</w:t>
+            </w:r>
+          </w:p>
+        </w:tc>
+        <w:tc>
+          <w:tcPr>
+            <w:tcW w:type="dxa" w:w="2520"/>
+            <w:shd w:fill="EAF2F8"/>
+          </w:tcPr>
+          <w:p>
+            <w:r>
+              <w:rPr>
+                <w:b w:val="0"/>
+                <w:color w:val="222222"/>
+                <w:sz w:val="16"/>
+              </w:rPr>
+            </w:r>
+            <w:r>
+              <w:rPr>
+                <w:b w:val="0"/>
+                <w:color w:val="222222"/>
+                <w:sz w:val="16"/>
+              </w:rPr>
+              <w:t>☐</w:t>
+            </w:r>
+          </w:p>
+        </w:tc>
+        <w:tc>
+          <w:tcPr>
+            <w:tcW w:type="dxa" w:w="2520"/>
+            <w:shd w:fill="EAF2F8"/>
+          </w:tcPr>
+          <w:p>
+            <w:r>
+              <w:rPr>
+                <w:b w:val="0"/>
+                <w:color w:val="222222"/>
+                <w:sz w:val="16"/>
+              </w:rPr>
+            </w:r>
+            <w:r>
+              <w:rPr>
+                <w:b w:val="0"/>
+                <w:color w:val="222222"/>
+                <w:sz w:val="16"/>
+              </w:rPr>
+              <w:t>☐</w:t>
+            </w:r>
+          </w:p>
+        </w:tc>
+        <w:tc>
+          <w:tcPr>
+            <w:tcW w:type="dxa" w:w="2520"/>
+            <w:shd w:fill="EAF2F8"/>
+          </w:tcPr>
+          <w:p>
+            <w:r>
+              <w:rPr>
+                <w:b w:val="0"/>
+                <w:color w:val="222222"/>
+                <w:sz w:val="16"/>
+              </w:rPr>
+            </w:r>
+          </w:p>
+        </w:tc>
+      </w:tr>
+      <w:tr>
+        <w:tc>
+          <w:tcPr>
+            <w:tcW w:type="dxa" w:w="2520"/>
+          </w:tcPr>
+          <w:p>
+            <w:r>
+              <w:rPr>
+                <w:b w:val="0"/>
+                <w:color w:val="222222"/>
+                <w:sz w:val="16"/>
+              </w:rPr>
+            </w:r>
+            <w:r>
+              <w:rPr>
+                <w:b w:val="0"/>
+                <w:color w:val="222222"/>
+                <w:sz w:val="16"/>
+              </w:rPr>
+              <w:t>Before Comms mandatory item delays communication</w:t>
+            </w:r>
+          </w:p>
+        </w:tc>
+        <w:tc>
+          <w:tcPr>
+            <w:tcW w:type="dxa" w:w="2520"/>
+          </w:tcPr>
+          <w:p>
+            <w:r>
+              <w:rPr>
+                <w:b w:val="0"/>
+                <w:color w:val="222222"/>
+                <w:sz w:val="16"/>
+              </w:rPr>
+            </w:r>
+            <w:r>
+              <w:rPr>
+                <w:b w:val="0"/>
+                <w:color w:val="222222"/>
+                <w:sz w:val="16"/>
+              </w:rPr>
+              <w:t>☐</w:t>
+            </w:r>
+          </w:p>
+        </w:tc>
+        <w:tc>
+          <w:tcPr>
+            <w:tcW w:type="dxa" w:w="2520"/>
+          </w:tcPr>
+          <w:p>
+            <w:r>
+              <w:rPr>
+                <w:b w:val="0"/>
+                <w:color w:val="222222"/>
+                <w:sz w:val="16"/>
+              </w:rPr>
+            </w:r>
+            <w:r>
+              <w:rPr>
+                <w:b w:val="0"/>
+                <w:color w:val="222222"/>
+                <w:sz w:val="16"/>
+              </w:rPr>
+              <w:t>☐</w:t>
+            </w:r>
+          </w:p>
+        </w:tc>
+        <w:tc>
+          <w:tcPr>
+            <w:tcW w:type="dxa" w:w="2520"/>
+          </w:tcPr>
+          <w:p>
+            <w:r>
+              <w:rPr>
+                <w:b w:val="0"/>
+                <w:color w:val="222222"/>
+                <w:sz w:val="16"/>
+              </w:rPr>
+            </w:r>
+          </w:p>
+        </w:tc>
+      </w:tr>
+      <w:tr>
+        <w:tc>
+          <w:tcPr>
+            <w:tcW w:type="dxa" w:w="2520"/>
+            <w:shd w:fill="EAF2F8"/>
+          </w:tcPr>
+          <w:p>
+            <w:r>
+              <w:rPr>
+                <w:b w:val="0"/>
+                <w:color w:val="222222"/>
+                <w:sz w:val="16"/>
+              </w:rPr>
+            </w:r>
+            <w:r>
+              <w:rPr>
+                <w:b w:val="0"/>
+                <w:color w:val="222222"/>
+                <w:sz w:val="16"/>
+              </w:rPr>
+              <w:t>Completing a blocker resumes the correct flow</w:t>
+            </w:r>
+          </w:p>
+        </w:tc>
+        <w:tc>
+          <w:tcPr>
+            <w:tcW w:type="dxa" w:w="2520"/>
+            <w:shd w:fill="EAF2F8"/>
+          </w:tcPr>
+          <w:p>
+            <w:r>
+              <w:rPr>
+                <w:b w:val="0"/>
+                <w:color w:val="222222"/>
+                <w:sz w:val="16"/>
+              </w:rPr>
+            </w:r>
+            <w:r>
+              <w:rPr>
+                <w:b w:val="0"/>
+                <w:color w:val="222222"/>
+                <w:sz w:val="16"/>
+              </w:rPr>
+              <w:t>☐</w:t>
+            </w:r>
+          </w:p>
+        </w:tc>
+        <w:tc>
+          <w:tcPr>
+            <w:tcW w:type="dxa" w:w="2520"/>
+            <w:shd w:fill="EAF2F8"/>
+          </w:tcPr>
+          <w:p>
+            <w:r>
+              <w:rPr>
+                <w:b w:val="0"/>
+                <w:color w:val="222222"/>
+                <w:sz w:val="16"/>
+              </w:rPr>
+            </w:r>
+            <w:r>
+              <w:rPr>
+                <w:b w:val="0"/>
+                <w:color w:val="222222"/>
+                <w:sz w:val="16"/>
+              </w:rPr>
+              <w:t>☐</w:t>
+            </w:r>
+          </w:p>
+        </w:tc>
+        <w:tc>
+          <w:tcPr>
+            <w:tcW w:type="dxa" w:w="2520"/>
+            <w:shd w:fill="EAF2F8"/>
+          </w:tcPr>
+          <w:p>
+            <w:r>
+              <w:rPr>
+                <w:b w:val="0"/>
+                <w:color w:val="222222"/>
+                <w:sz w:val="16"/>
+              </w:rPr>
+            </w:r>
+          </w:p>
+        </w:tc>
+      </w:tr>
+      <w:tr>
+        <w:tc>
+          <w:tcPr>
+            <w:tcW w:type="dxa" w:w="2520"/>
+          </w:tcPr>
+          <w:p>
+            <w:r>
+              <w:rPr>
+                <w:b w:val="0"/>
+                <w:color w:val="222222"/>
+                <w:sz w:val="16"/>
+              </w:rPr>
+            </w:r>
+            <w:r>
+              <w:rPr>
+                <w:b w:val="0"/>
+                <w:color w:val="222222"/>
+                <w:sz w:val="16"/>
+              </w:rPr>
+              <w:t>Optional item does not block progression</w:t>
+            </w:r>
+          </w:p>
+        </w:tc>
+        <w:tc>
+          <w:tcPr>
+            <w:tcW w:type="dxa" w:w="2520"/>
+          </w:tcPr>
+          <w:p>
+            <w:r>
+              <w:rPr>
+                <w:b w:val="0"/>
+                <w:color w:val="222222"/>
+                <w:sz w:val="16"/>
+              </w:rPr>
+            </w:r>
+            <w:r>
+              <w:rPr>
+                <w:b w:val="0"/>
+                <w:color w:val="222222"/>
+                <w:sz w:val="16"/>
+              </w:rPr>
+              <w:t>☐</w:t>
+            </w:r>
+          </w:p>
+        </w:tc>
+        <w:tc>
+          <w:tcPr>
+            <w:tcW w:type="dxa" w:w="2520"/>
+          </w:tcPr>
+          <w:p>
+            <w:r>
+              <w:rPr>
+                <w:b w:val="0"/>
+                <w:color w:val="222222"/>
+                <w:sz w:val="16"/>
+              </w:rPr>
+            </w:r>
+            <w:r>
+              <w:rPr>
+                <w:b w:val="0"/>
+                <w:color w:val="222222"/>
+                <w:sz w:val="16"/>
+              </w:rPr>
+              <w:t>☐</w:t>
+            </w:r>
+          </w:p>
+        </w:tc>
+        <w:tc>
+          <w:tcPr>
+            <w:tcW w:type="dxa" w:w="2520"/>
+          </w:tcPr>
+          <w:p>
+            <w:r>
+              <w:rPr>
+                <w:b w:val="0"/>
+                <w:color w:val="222222"/>
+                <w:sz w:val="16"/>
+              </w:rPr>
+            </w:r>
+          </w:p>
+        </w:tc>
+      </w:tr>
+      <w:tr>
+        <w:tc>
+          <w:tcPr>
+            <w:tcW w:type="dxa" w:w="2520"/>
+            <w:shd w:fill="EAF2F8"/>
+          </w:tcPr>
+          <w:p>
+            <w:r>
+              <w:rPr>
+                <w:b w:val="0"/>
+                <w:color w:val="222222"/>
+                <w:sz w:val="16"/>
+              </w:rPr>
+            </w:r>
+            <w:r>
+              <w:rPr>
+                <w:b w:val="0"/>
+                <w:color w:val="222222"/>
+                <w:sz w:val="16"/>
+              </w:rPr>
+              <w:t>Configuration and status changes are audited</w:t>
+            </w:r>
+          </w:p>
+        </w:tc>
+        <w:tc>
+          <w:tcPr>
+            <w:tcW w:type="dxa" w:w="2520"/>
+            <w:shd w:fill="EAF2F8"/>
+          </w:tcPr>
+          <w:p>
+            <w:r>
+              <w:rPr>
+                <w:b w:val="0"/>
+                <w:color w:val="222222"/>
+                <w:sz w:val="16"/>
+              </w:rPr>
+            </w:r>
+            <w:r>
+              <w:rPr>
+                <w:b w:val="0"/>
+                <w:color w:val="222222"/>
+                <w:sz w:val="16"/>
+              </w:rPr>
+              <w:t>☐</w:t>
+            </w:r>
+          </w:p>
+        </w:tc>
+        <w:tc>
+          <w:tcPr>
+            <w:tcW w:type="dxa" w:w="2520"/>
+            <w:shd w:fill="EAF2F8"/>
+          </w:tcPr>
+          <w:p>
+            <w:r>
+              <w:rPr>
+                <w:b w:val="0"/>
+                <w:color w:val="222222"/>
+                <w:sz w:val="16"/>
+              </w:rPr>
+            </w:r>
+            <w:r>
+              <w:rPr>
+                <w:b w:val="0"/>
+                <w:color w:val="222222"/>
+                <w:sz w:val="16"/>
+              </w:rPr>
+              <w:t>☐</w:t>
+            </w:r>
+          </w:p>
+        </w:tc>
+        <w:tc>
+          <w:tcPr>
+            <w:tcW w:type="dxa" w:w="2520"/>
+            <w:shd w:fill="EAF2F8"/>
+          </w:tcPr>
+          <w:p>
+            <w:r>
+              <w:rPr>
+                <w:b w:val="0"/>
+                <w:color w:val="222222"/>
+                <w:sz w:val="16"/>
+              </w:rPr>
+            </w:r>
+          </w:p>
+        </w:tc>
+      </w:tr>
+      <w:tr>
+        <w:tc>
+          <w:tcPr>
+            <w:tcW w:type="dxa" w:w="2520"/>
+          </w:tcPr>
+          <w:p>
+            <w:r>
+              <w:rPr>
+                <w:b w:val="0"/>
+                <w:color w:val="222222"/>
+                <w:sz w:val="16"/>
+              </w:rPr>
+            </w:r>
+            <w:r>
+              <w:rPr>
+                <w:b w:val="0"/>
+                <w:color w:val="222222"/>
+                <w:sz w:val="16"/>
+              </w:rPr>
+              <w:t>Matching targeted profile is applied</w:t>
+            </w:r>
+          </w:p>
+        </w:tc>
+        <w:tc>
+          <w:tcPr>
+            <w:tcW w:type="dxa" w:w="2520"/>
+          </w:tcPr>
+          <w:p>
+            <w:r>
+              <w:rPr>
+                <w:b w:val="0"/>
+                <w:color w:val="222222"/>
+                <w:sz w:val="16"/>
+              </w:rPr>
+            </w:r>
+            <w:r>
+              <w:rPr>
+                <w:b w:val="0"/>
+                <w:color w:val="222222"/>
+                <w:sz w:val="16"/>
+              </w:rPr>
+              <w:t>☐</w:t>
+            </w:r>
+          </w:p>
+        </w:tc>
+        <w:tc>
+          <w:tcPr>
+            <w:tcW w:type="dxa" w:w="2520"/>
+          </w:tcPr>
+          <w:p>
+            <w:r>
+              <w:rPr>
+                <w:b w:val="0"/>
+                <w:color w:val="222222"/>
+                <w:sz w:val="16"/>
+              </w:rPr>
+            </w:r>
+            <w:r>
+              <w:rPr>
+                <w:b w:val="0"/>
+                <w:color w:val="222222"/>
+                <w:sz w:val="16"/>
+              </w:rPr>
+              <w:t>☐</w:t>
+            </w:r>
+          </w:p>
+        </w:tc>
+        <w:tc>
+          <w:tcPr>
+            <w:tcW w:type="dxa" w:w="2520"/>
+          </w:tcPr>
+          <w:p>
+            <w:r>
+              <w:rPr>
+                <w:b w:val="0"/>
+                <w:color w:val="222222"/>
+                <w:sz w:val="16"/>
+              </w:rPr>
+            </w:r>
+          </w:p>
+        </w:tc>
+      </w:tr>
+      <w:tr>
+        <w:tc>
+          <w:tcPr>
+            <w:tcW w:type="dxa" w:w="2520"/>
+            <w:shd w:fill="EAF2F8"/>
+          </w:tcPr>
+          <w:p>
+            <w:r>
+              <w:rPr>
+                <w:b w:val="0"/>
+                <w:color w:val="222222"/>
+                <w:sz w:val="16"/>
+              </w:rPr>
+            </w:r>
+            <w:r>
+              <w:rPr>
+                <w:b w:val="0"/>
+                <w:color w:val="222222"/>
+                <w:sz w:val="16"/>
+              </w:rPr>
+              <w:t>Non-matching case retains the default checklist</w:t>
+            </w:r>
+          </w:p>
+        </w:tc>
+        <w:tc>
+          <w:tcPr>
+            <w:tcW w:type="dxa" w:w="2520"/>
+            <w:shd w:fill="EAF2F8"/>
+          </w:tcPr>
+          <w:p>
+            <w:r>
+              <w:rPr>
+                <w:b w:val="0"/>
+                <w:color w:val="222222"/>
+                <w:sz w:val="16"/>
+              </w:rPr>
+            </w:r>
+            <w:r>
+              <w:rPr>
+                <w:b w:val="0"/>
+                <w:color w:val="222222"/>
+                <w:sz w:val="16"/>
+              </w:rPr>
+              <w:t>☐</w:t>
+            </w:r>
+          </w:p>
+        </w:tc>
+        <w:tc>
+          <w:tcPr>
+            <w:tcW w:type="dxa" w:w="2520"/>
+            <w:shd w:fill="EAF2F8"/>
+          </w:tcPr>
+          <w:p>
+            <w:r>
+              <w:rPr>
+                <w:b w:val="0"/>
+                <w:color w:val="222222"/>
+                <w:sz w:val="16"/>
+              </w:rPr>
+            </w:r>
+            <w:r>
+              <w:rPr>
+                <w:b w:val="0"/>
+                <w:color w:val="222222"/>
+                <w:sz w:val="16"/>
+              </w:rPr>
+              <w:t>☐</w:t>
+            </w:r>
+          </w:p>
+        </w:tc>
+        <w:tc>
+          <w:tcPr>
+            <w:tcW w:type="dxa" w:w="2520"/>
+            <w:shd w:fill="EAF2F8"/>
+          </w:tcPr>
+          <w:p>
+            <w:r>
+              <w:rPr>
+                <w:b w:val="0"/>
+                <w:color w:val="222222"/>
+                <w:sz w:val="16"/>
+              </w:rPr>
+            </w:r>
+          </w:p>
+        </w:tc>
+      </w:tr>
+      <w:tr>
+        <w:tc>
+          <w:tcPr>
+            <w:tcW w:type="dxa" w:w="2520"/>
+          </w:tcPr>
+          <w:p>
+            <w:r>
+              <w:rPr>
+                <w:b w:val="0"/>
+                <w:color w:val="222222"/>
+                <w:sz w:val="16"/>
+              </w:rPr>
+            </w:r>
+            <w:r>
+              <w:rPr>
+                <w:b w:val="0"/>
+                <w:color w:val="222222"/>
+                <w:sz w:val="16"/>
+              </w:rPr>
+              <w:t>Overlapping equal-priority profile is rejected</w:t>
+            </w:r>
+          </w:p>
+        </w:tc>
+        <w:tc>
+          <w:tcPr>
+            <w:tcW w:type="dxa" w:w="2520"/>
+          </w:tcPr>
+          <w:p>
+            <w:r>
+              <w:rPr>
+                <w:b w:val="0"/>
+                <w:color w:val="222222"/>
+                <w:sz w:val="16"/>
+              </w:rPr>
+            </w:r>
+            <w:r>
+              <w:rPr>
+                <w:b w:val="0"/>
+                <w:color w:val="222222"/>
+                <w:sz w:val="16"/>
+              </w:rPr>
+              <w:t>☐</w:t>
+            </w:r>
+          </w:p>
+        </w:tc>
+        <w:tc>
+          <w:tcPr>
+            <w:tcW w:type="dxa" w:w="2520"/>
+          </w:tcPr>
+          <w:p>
+            <w:r>
+              <w:rPr>
+                <w:b w:val="0"/>
+                <w:color w:val="222222"/>
+                <w:sz w:val="16"/>
+              </w:rPr>
+            </w:r>
+            <w:r>
+              <w:rPr>
+                <w:b w:val="0"/>
+                <w:color w:val="222222"/>
+                <w:sz w:val="16"/>
+              </w:rPr>
+              <w:t>☐</w:t>
+            </w:r>
+          </w:p>
+        </w:tc>
+        <w:tc>
+          <w:tcPr>
+            <w:tcW w:type="dxa" w:w="2520"/>
+          </w:tcPr>
+          <w:p>
+            <w:r>
+              <w:rPr>
+                <w:b w:val="0"/>
+                <w:color w:val="222222"/>
+                <w:sz w:val="16"/>
+              </w:rPr>
+            </w:r>
+          </w:p>
+        </w:tc>
+      </w:tr>
+    </w:tbl>
+    <w:p/>
+    <w:p>
+      <w:pPr>
+        <w:pStyle w:val="Heading2"/>
+      </w:pPr>
+      <w:r>
+        <w:t>Restore the test environment</w:t>
+      </w:r>
+    </w:p>
+    <w:p>
+      <w:r>
+        <w:t>After testing:</w:t>
+      </w:r>
+    </w:p>
+    <w:p>
+      <w:pPr>
+        <w:pStyle w:val="ListNumber"/>
+      </w:pPr>
+      <w:r>
+        <w:t>Disable or remove the synthetic targeted profile.</w:t>
+      </w:r>
+    </w:p>
+    <w:p>
+      <w:pPr>
+        <w:pStyle w:val="ListNumber"/>
+      </w:pPr>
+      <w:r>
+        <w:t xml:space="preserve">Remove the three </w:t>
+      </w:r>
+      <w:r>
+        <w:rPr>
+          <w:rFonts w:ascii="Consolas" w:hAnsi="Consolas"/>
+          <w:sz w:val="18"/>
+        </w:rPr>
+        <w:t>qa-</w:t>
+      </w:r>
+      <w:r>
+        <w:t xml:space="preserve"> default checklist items, or restore the approved baseline configuration.</w:t>
+      </w:r>
+    </w:p>
+    <w:p>
+      <w:pPr>
+        <w:pStyle w:val="ListNumber"/>
+      </w:pPr>
+      <w:r>
+        <w:t>Save and record the resulting checklist version.</w:t>
+      </w:r>
+    </w:p>
+    <w:p>
+      <w:pPr>
+        <w:pStyle w:val="ListNumber"/>
+      </w:pPr>
+      <w:r>
+        <w:t>Confirm no real onboarding cases were created while the synthetic configuration was active.</w:t>
+      </w:r>
+    </w:p>
+    <w:p>
+      <w:pPr>
+        <w:pStyle w:val="ListNumber"/>
+      </w:pPr>
+      <w:r>
+        <w:t>Retain screenshots and case IDs in the QA evidence record.</w:t>
       </w:r>
     </w:p>
     <w:p>
@@ -4283,7 +8994,6 @@
     </w:pPr>
     <w:r>
       <w:rPr>
-        <w:color w:val="646464"/>
         <w:sz w:val="16"/>
       </w:rPr>
       <w:t>HRO Onboarding Platform — Synthetic QA Test Guide</w:t>
@@ -4657,6 +9367,7 @@
     <w:rsid w:val="00FC693F"/>
     <w:rPr>
       <w:rFonts w:ascii="Aptos" w:hAnsi="Aptos"/>
+      <w:color w:val="222222"/>
       <w:sz w:val="20"/>
     </w:rPr>
   </w:style>

--- a/deliverables/hro-onboarding-tester-guide.docx
+++ b/deliverables/hro-onboarding-tester-guide.docx
@@ -179,7 +179,7 @@
           <w:b w:val="0"/>
           <w:i w:val="0"/>
         </w:rPr>
-        <w:t>Intake and onboarding gates</w:t>
+        <w:t>Intake and onboarding stages</w:t>
       </w:r>
     </w:p>
     <w:p>
@@ -188,7 +188,7 @@
           <w:b w:val="0"/>
           <w:i w:val="0"/>
         </w:rPr>
-        <w:t>Ordinary authenticated intake uses real case facts and explicit governance grants.</w:t>
+        <w:t>Ordinary authenticated intake uses real case facts and explicit governance grants. The business stages are Offer-Acceptance Package, Background Checks, and Day-1 Readiness.</w:t>
       </w:r>
     </w:p>
     <w:p>
@@ -233,7 +233,7 @@
           <w:b w:val="0"/>
           <w:i w:val="0"/>
         </w:rPr>
-        <w:t>Confirm offer acceptance through its dedicated evidence-backed gate.</w:t>
+        <w:t>Confirm the Offer-Acceptance Package through its dedicated evidence-backed review.</w:t>
       </w:r>
     </w:p>
     <w:p>
@@ -245,7 +245,7 @@
           <w:b w:val="0"/>
           <w:i w:val="0"/>
         </w:rPr>
-        <w:t>Resolve mandatory workstreams before requesting final human readiness review.</w:t>
+        <w:t>Resolve Background Checks and mandatory workstreams before requesting the fresh human Day-1 Readiness review.</w:t>
       </w:r>
     </w:p>
     <w:p>
@@ -2009,7 +2009,7 @@
                 <w:i w:val="0"/>
                 <w:sz w:val="18"/>
               </w:rPr>
-              <w:t>PFC-001 — Control Tower dashboard, gateway and workload visibility</w:t>
+              <w:t>PFC-001 — Control Tower dashboard, stage and workload visibility</w:t>
             </w:r>
           </w:p>
         </w:tc>
@@ -2289,7 +2289,7 @@
                 <w:i w:val="0"/>
                 <w:sz w:val="18"/>
               </w:rPr>
-              <w:t>PFC-006 — Case tasks, checklists and Gateway A/B/C</w:t>
+              <w:t>PFC-006 — Case tasks, checklists and business stages</w:t>
             </w:r>
           </w:p>
         </w:tc>
@@ -5041,7 +5041,7 @@
                 <w:i w:val="0"/>
                 <w:sz w:val="18"/>
               </w:rPr>
-              <w:t>Gateway C state, BGV and approval evidence</w:t>
+              <w:t>Day-1 Readiness state, BGV and approval evidence</w:t>
             </w:r>
             <w:r>
               <w:rPr>
@@ -6119,7 +6119,7 @@
                 <w:i w:val="0"/>
                 <w:sz w:val="18"/>
               </w:rPr>
-              <w:t>Gateway C blocker/approval evidence</w:t>
+              <w:t>Day-1 Readiness blocker/approval evidence</w:t>
             </w:r>
             <w:r>
               <w:rPr>
